--- a/docs/B3_relatorio_intermedio_2a_entrega_PAP.docx
+++ b/docs/B3_relatorio_intermedio_2a_entrega_PAP.docx
@@ -4,7 +4,7 @@
   <w:body>
     <w:p>
       <w:pPr>
-        <w:pStyle w:val="950"/>
+        <w:pStyle w:val="1050"/>
         <w:pBdr/>
         <w:spacing/>
         <w:ind/>
@@ -33,7 +33,6 @@
       </w:r>
       <w:r>
         <w:rPr>
-          <w:highlight w:val="none"/>
           <w:lang w:val="pt-BR"/>
         </w:rPr>
       </w:r>
@@ -45,7 +44,7 @@
     </w:p>
     <w:p>
       <w:pPr>
-        <w:pStyle w:val="950"/>
+        <w:pStyle w:val="1050"/>
         <w:pBdr/>
         <w:spacing/>
         <w:ind/>
@@ -68,7 +67,6 @@
       </w:r>
       <w:r>
         <w:rPr>
-          <w:highlight w:val="none"/>
           <w:lang w:val="pt-BR"/>
         </w:rPr>
       </w:r>
@@ -80,7 +78,7 @@
     </w:p>
     <w:p>
       <w:pPr>
-        <w:pStyle w:val="952"/>
+        <w:pStyle w:val="1052"/>
         <w:pBdr/>
         <w:spacing/>
         <w:ind/>
@@ -169,7 +167,7 @@
     </w:p>
     <w:p>
       <w:pPr>
-        <w:pStyle w:val="931"/>
+        <w:pStyle w:val="1031"/>
         <w:pBdr/>
         <w:spacing/>
         <w:ind/>
@@ -204,10 +202,16 @@
           <w:lang w:val="pt-PT"/>
         </w:rPr>
       </w:r>
+      <w:r>
+        <w:rPr>
+          <w:highlight w:val="none"/>
+          <w:lang w:val="pt-PT"/>
+        </w:rPr>
+      </w:r>
     </w:p>
     <w:p>
       <w:pPr>
-        <w:pStyle w:val="932"/>
+        <w:pStyle w:val="1032"/>
         <w:pBdr/>
         <w:spacing/>
         <w:ind/>
@@ -224,7 +228,7 @@
     </w:p>
     <w:p>
       <w:pPr>
-        <w:pStyle w:val="932"/>
+        <w:pStyle w:val="1032"/>
         <w:pBdr/>
         <w:spacing/>
         <w:ind/>
@@ -239,17 +243,9 @@
         </w:rPr>
         <w:t xml:space="preserve">multi-utilizador pessoal</w:t>
       </w:r>
-      <w:r/>
       <w:r>
         <w:rPr>
-          <w:highlight w:val="none"/>
-          <w:lang w:val="pt-PT" w:bidi="pt-PT"/>
-        </w:rPr>
-      </w:r>
-      <w:r>
-        <w:rPr>
-          <w:highlight w:val="none"/>
-          <w:lang w:val="pt-PT" w:bidi="pt-PT"/>
+          <w:lang w:val="pt-PT"/>
         </w:rPr>
       </w:r>
       <w:r>
@@ -288,6 +284,11 @@
       <w:r>
         <w:rPr>
           <w:lang w:val="pt-PT"/>
+        </w:rPr>
+      </w:r>
+      <w:r>
+        <w:rPr>
+          <w14:ligatures w14:val="none"/>
         </w:rPr>
       </w:r>
     </w:p>
@@ -341,7 +342,11 @@
       <w:r>
         <w:t xml:space="preserve">.</w:t>
       </w:r>
-      <w:r/>
+      <w:r>
+        <w:rPr>
+          <w14:ligatures w14:val="none"/>
+        </w:rPr>
+      </w:r>
     </w:p>
     <w:p>
       <w:pPr>
@@ -403,12 +408,18 @@
         </w:rPr>
         <w:t xml:space="preserve">ão ao servidor.</w:t>
       </w:r>
-      <w:r/>
+      <w:r>
+        <w:rPr>
+          <w:highlight w:val="none"/>
+          <w:lang w:val="pt-BR"/>
+          <w14:ligatures w14:val="none"/>
+        </w:rPr>
+      </w:r>
     </w:p>
     <w:p>
       <w:pPr>
         <w:pBdr/>
-        <w:shd w:val="nil"/>
+        <w:shd w:val="nil" w:color="auto"/>
         <w:spacing/>
         <w:ind/>
         <w:rPr>
@@ -418,12 +429,15 @@
       <w:r>
         <w:br w:type="page" w:clear="all"/>
       </w:r>
-      <w:r/>
-      <w:r/>
+      <w:r>
+        <w:rPr>
+          <w14:ligatures w14:val="none"/>
+        </w:rPr>
+      </w:r>
     </w:p>
     <w:p>
       <w:pPr>
-        <w:pStyle w:val="931"/>
+        <w:pStyle w:val="1031"/>
         <w:pBdr/>
         <w:spacing/>
         <w:ind/>
@@ -444,11 +458,15 @@
         </w:rPr>
         <w:t xml:space="preserve">Principais funcionalidades já implementadas</w:t>
       </w:r>
-      <w:r/>
+      <w:r>
+        <w:rPr>
+          <w14:ligatures w14:val="none"/>
+        </w:rPr>
+      </w:r>
     </w:p>
     <w:p>
       <w:pPr>
-        <w:pStyle w:val="932"/>
+        <w:pStyle w:val="1032"/>
         <w:pBdr/>
         <w:spacing/>
         <w:ind/>
@@ -488,7 +506,14 @@
           <w:highlight w:val="none"/>
           <w:lang w:val="pt-BR"/>
         </w:rPr>
-        <w:t xml:space="preserve">O sistema de autenticação implementado segue um modelo baseado na validação de utilizadores do próprio sistema operativo, recorrendo às entradas presentes no ficheiro /etc/shadow. Este mecanismo permite garantir que apenas utilizadores válidos conseguem est</w:t>
+        <w:t xml:space="preserve">O</w:t>
+      </w:r>
+      <w:r>
+        <w:rPr>
+          <w:highlight w:val="none"/>
+          <w:lang w:val="pt-BR"/>
+        </w:rPr>
+        <w:t xml:space="preserve"> sistema de autenticação implementado segue um modelo baseado na validação de utilizadores do próprio sistema operativo, recorrendo às entradas presentes no ficheiro /etc/shadow. Este mecanismo permite garantir que apenas utilizadores válidos conseguem est</w:t>
       </w:r>
       <w:r>
         <w:rPr>
@@ -497,7 +522,6 @@
         </w:rPr>
         <w:t xml:space="preserve">abelecer sessões autenticadas com o servidor.</w:t>
       </w:r>
-      <w:r/>
       <w:r>
         <w:rPr>
           <w:highlight w:val="none"/>
@@ -505,26 +529,27 @@
         </w:rPr>
       </w:r>
       <w:r/>
+    </w:p>
+    <w:p>
+      <w:pPr>
+        <w:pBdr/>
+        <w:spacing/>
+        <w:ind/>
+        <w:rPr/>
+      </w:pPr>
       <w:r>
         <w:rPr>
           <w:highlight w:val="none"/>
           <w:lang w:val="pt-BR"/>
         </w:rPr>
+        <w:t xml:space="preserve">O</w:t>
       </w:r>
-    </w:p>
-    <w:p>
-      <w:pPr>
-        <w:pBdr/>
-        <w:spacing/>
-        <w:ind/>
-        <w:rPr/>
-      </w:pPr>
       <w:r>
         <w:rPr>
           <w:highlight w:val="none"/>
           <w:lang w:val="pt-BR"/>
         </w:rPr>
-        <w:t xml:space="preserve">O processo inicia-se com a receção do nome de utilizador enviado pelo cliente através de uma string com tamanho prefixado (4 bytes em formato big endian, seguidos dos dados). Esta abordagem garante uma leitura controlada e segura dos dados recebidos pela so</w:t>
+        <w:t xml:space="preserve"> processo inicia-se com a receção do nome de utilizador enviado pelo cliente através de uma string com tamanho prefixado (4 bytes em formato big endian, seguidos dos dados). Esta abordagem garante uma leitura controlada e segura dos dados recebidos pela so</w:t>
       </w:r>
       <w:r>
         <w:rPr>
@@ -533,7 +558,6 @@
         </w:rPr>
         <w:t xml:space="preserve">cket, evitando leituras incompletas ou inconsistentes. O nome de utilizador é posteriormente armazenado para utilização em fases subsequentes, nomeadamente na expansão de caminhos com o símbolo ~.</w:t>
       </w:r>
-      <w:r/>
       <w:r>
         <w:rPr>
           <w:highlight w:val="none"/>
@@ -541,26 +565,27 @@
         </w:rPr>
       </w:r>
       <w:r/>
+    </w:p>
+    <w:p>
+      <w:pPr>
+        <w:pBdr/>
+        <w:spacing/>
+        <w:ind/>
+        <w:rPr/>
+      </w:pPr>
       <w:r>
         <w:rPr>
           <w:highlight w:val="none"/>
           <w:lang w:val="pt-BR"/>
         </w:rPr>
+        <w:t xml:space="preserve">D</w:t>
       </w:r>
-    </w:p>
-    <w:p>
-      <w:pPr>
-        <w:pBdr/>
-        <w:spacing/>
-        <w:ind/>
-        <w:rPr/>
-      </w:pPr>
       <w:r>
         <w:rPr>
           <w:highlight w:val="none"/>
           <w:lang w:val="pt-BR"/>
         </w:rPr>
-        <w:t xml:space="preserve">De seguida, o servidor obtém a entrada correspondente ao utilizador no ficheiro /etc/shadow, verificando se a conta é válida e se não se encontra bloqueada. Caso a entrada seja inválida ou indisponível, o processo é imediatamente interrompido, sendo enviado</w:t>
+        <w:t xml:space="preserve">e seguida, o servidor obtém a entrada correspondente ao utilizador no ficheiro /etc/shadow, verificando se a conta é válida e se não se encontra bloqueada. Caso a entrada seja inválida ou indisponível, o processo é imediatamente interrompido, sendo enviado</w:t>
       </w:r>
       <w:r>
         <w:rPr>
@@ -569,7 +594,6 @@
         </w:rPr>
         <w:t xml:space="preserve"> ao cliente um código de erro.</w:t>
       </w:r>
-      <w:r/>
       <w:r>
         <w:rPr>
           <w:highlight w:val="none"/>
@@ -577,26 +601,27 @@
         </w:rPr>
       </w:r>
       <w:r/>
+    </w:p>
+    <w:p>
+      <w:pPr>
+        <w:pBdr/>
+        <w:spacing/>
+        <w:ind/>
+        <w:rPr/>
+      </w:pPr>
       <w:r>
         <w:rPr>
           <w:highlight w:val="none"/>
           <w:lang w:val="pt-BR"/>
         </w:rPr>
+        <w:t xml:space="preserve">U</w:t>
       </w:r>
-    </w:p>
-    <w:p>
-      <w:pPr>
-        <w:pBdr/>
-        <w:spacing/>
-        <w:ind/>
-        <w:rPr/>
-      </w:pPr>
       <w:r>
         <w:rPr>
           <w:highlight w:val="none"/>
           <w:lang w:val="pt-BR"/>
         </w:rPr>
-        <w:t xml:space="preserve">Uma vez validado o utilizador, o servidor extrai da hash armazenada os parâmetros criptográficos relevantes (nomeadamente o algoritmo e o salt), utilizando o formato modular padrão ($id$salt$hash). Estes parâmetros são enviados ao cliente, que fica responsá</w:t>
+        <w:t xml:space="preserve">ma vez validado o utilizador, o servidor extrai da hash armazenada os parâmetros criptográficos relevantes (nomeadamente o algoritmo e o salt), utilizando o formato modular padrão ($id$salt$hash). Estes parâmetros são enviados ao cliente, que fica responsá</w:t>
       </w:r>
       <w:r>
         <w:rPr>
@@ -605,7 +630,6 @@
         </w:rPr>
         <w:t xml:space="preserve">vel por calcular localmente a hash da palavra-passe introduzida, utilizando exatamente o mesmo algoritmo e salt.</w:t>
       </w:r>
-      <w:r/>
       <w:r>
         <w:rPr>
           <w:highlight w:val="none"/>
@@ -613,26 +637,27 @@
         </w:rPr>
       </w:r>
       <w:r/>
+    </w:p>
+    <w:p>
+      <w:pPr>
+        <w:pBdr/>
+        <w:spacing/>
+        <w:ind/>
+        <w:rPr/>
+      </w:pPr>
       <w:r>
         <w:rPr>
           <w:highlight w:val="none"/>
           <w:lang w:val="pt-BR"/>
         </w:rPr>
+        <w:t xml:space="preserve">O</w:t>
       </w:r>
-    </w:p>
-    <w:p>
-      <w:pPr>
-        <w:pBdr/>
-        <w:spacing/>
-        <w:ind/>
-        <w:rPr/>
-      </w:pPr>
       <w:r>
         <w:rPr>
           <w:highlight w:val="none"/>
           <w:lang w:val="pt-BR"/>
         </w:rPr>
-        <w:t xml:space="preserve">O cliente devolve então ao servidor a hash resultante, que é comparada com a hash armazenada no sistema. Esta comparação é realizada através de um algoritmo em tempo constante (constant-time comparison), evitando vulnerabilidades associadas a ataques de aná</w:t>
+        <w:t xml:space="preserve"> cliente devolve então ao servidor a hash resultante, que é comparada com a hash armazenada no sistema. Esta comparação é realizada através de um algoritmo em tempo constante (constant-time comparison), evitando vulnerabilidades associadas a ataques de aná</w:t>
       </w:r>
       <w:r>
         <w:rPr>
@@ -641,7 +666,6 @@
         </w:rPr>
         <w:t xml:space="preserve">lise temporal (timing attacks).</w:t>
       </w:r>
-      <w:r/>
       <w:r>
         <w:rPr>
           <w:highlight w:val="none"/>
@@ -649,26 +673,27 @@
         </w:rPr>
       </w:r>
       <w:r/>
+    </w:p>
+    <w:p>
+      <w:pPr>
+        <w:pBdr/>
+        <w:spacing/>
+        <w:ind/>
+        <w:rPr/>
+      </w:pPr>
       <w:r>
         <w:rPr>
           <w:highlight w:val="none"/>
           <w:lang w:val="pt-BR"/>
         </w:rPr>
+        <w:t xml:space="preserve">P</w:t>
       </w:r>
-    </w:p>
-    <w:p>
-      <w:pPr>
-        <w:pBdr/>
-        <w:spacing/>
-        <w:ind/>
-        <w:rPr/>
-      </w:pPr>
       <w:r>
         <w:rPr>
           <w:highlight w:val="none"/>
           <w:lang w:val="pt-BR"/>
         </w:rPr>
-        <w:t xml:space="preserve">Por fim, o servidor envia um byte de estado ao cliente (0x00 para sucesso, 0x01 para erro), indicando o resultado da autenticação. Apenas em caso de sucesso é permitida a continuação da sessão, sendo posteriormente possível aceder às restantes funcionalidad</w:t>
+        <w:t xml:space="preserve">or fim, o servidor envia um byte de estado ao cliente (0x00 para sucesso, 0x01 para erro), indicando o resultado da autenticação. Apenas em caso de sucesso é permitida a continuação da sessão, sendo posteriormente possível aceder às restantes funcionalidad</w:t>
       </w:r>
       <w:r>
         <w:rPr>
@@ -677,7 +702,6 @@
         </w:rPr>
         <w:t xml:space="preserve">es, como transferência de ficheiros ou listagem de diretórios.</w:t>
       </w:r>
-      <w:r/>
       <w:r>
         <w:rPr>
           <w:highlight w:val="none"/>
@@ -685,12 +709,6 @@
         </w:rPr>
       </w:r>
       <w:r/>
-      <w:r>
-        <w:rPr>
-          <w:highlight w:val="none"/>
-          <w:lang w:val="pt-BR"/>
-        </w:rPr>
-      </w:r>
     </w:p>
     <w:p>
       <w:pPr>
@@ -716,11 +734,18 @@
           <w:lang w:val="pt-BR"/>
         </w:rPr>
       </w:r>
+      <w:r>
+        <w:rPr>
+          <w:highlight w:val="none"/>
+          <w:lang w:val="pt-BR"/>
+          <w14:ligatures w14:val="none"/>
+        </w:rPr>
+      </w:r>
     </w:p>
     <w:p>
       <w:pPr>
         <w:pBdr/>
-        <w:shd w:val="nil"/>
+        <w:shd w:val="nil" w:color="auto"/>
         <w:spacing/>
         <w:ind/>
         <w:rPr>
@@ -745,13 +770,14 @@
       <w:r>
         <w:rPr>
           <w:highlight w:val="none"/>
-          <w:lang w:val="pt-BR" w:bidi="pt-BR"/>
+          <w:lang w:val="pt-BR"/>
+          <w14:ligatures w14:val="none"/>
         </w:rPr>
       </w:r>
     </w:p>
     <w:p>
       <w:pPr>
-        <w:pStyle w:val="932"/>
+        <w:pStyle w:val="1032"/>
         <w:pBdr/>
         <w:spacing/>
         <w:ind/>
@@ -780,25 +806,173 @@
           <w:lang w:val="pt-BR"/>
         </w:rPr>
       </w:r>
+      <w:r>
+        <w:rPr>
+          <w:highlight w:val="none"/>
+          <w:lang w:val="pt-BR" w:bidi="pt-BR"/>
+          <w14:ligatures w14:val="none"/>
+        </w:rPr>
+      </w:r>
+    </w:p>
+    <w:p>
+      <w:pPr>
+        <w:pBdr>
+          <w:top w:val="none" w:color="000000" w:sz="4" w:space="0"/>
+          <w:left w:val="none" w:color="000000" w:sz="4" w:space="0"/>
+          <w:bottom w:val="none" w:color="000000" w:sz="4" w:space="0"/>
+          <w:right w:val="none" w:color="000000" w:sz="4" w:space="0"/>
+        </w:pBdr>
+        <w:spacing/>
+        <w:ind w:right="0" w:firstLine="0" w:left="0"/>
+        <w:rPr/>
+      </w:pPr>
+      <w:r>
+        <w:t xml:space="preserve">O modo de listagem foi estendido para fornecer não apenas os nomes dos ficheiros, mas também o respetivo tipo, permitindo ao cliente construir representações mais ricas e informativas.</w:t>
+      </w:r>
       <w:r/>
     </w:p>
     <w:p>
       <w:pPr>
-        <w:pBdr/>
-        <w:spacing/>
-        <w:ind/>
-        <w:rPr>
-          <w:highlight w:val="red"/>
-          <w14:ligatures w14:val="none"/>
-        </w:rPr>
+        <w:pBdr>
+          <w:top w:val="none" w:color="000000" w:sz="4" w:space="0"/>
+          <w:left w:val="none" w:color="000000" w:sz="4" w:space="0"/>
+          <w:bottom w:val="none" w:color="000000" w:sz="4" w:space="0"/>
+          <w:right w:val="none" w:color="000000" w:sz="4" w:space="0"/>
+        </w:pBdr>
+        <w:spacing/>
+        <w:ind w:right="0" w:firstLine="0" w:left="0"/>
+        <w:rPr/>
       </w:pPr>
       <w:r>
-        <w:rPr>
-          <w:highlight w:val="red"/>
-          <w:lang w:val="pt-BR" w:bidi="pt-BR"/>
-        </w:rPr>
-        <w:t xml:space="preserve">[listado o tipo de ficheiro/diretoria]</w:t>
+        <w:t xml:space="preserve">Após a autenticação, o cliente envia o modo de operação ‘L’, seguido do caminho remoto que pretende listar. O servidor processa este pedido expandindo o caminho (incluindo suporte a ~ e ~user) e validando-o de acordo com a política de acesso do utilizador.</w:t>
       </w:r>
+      <w:r>
+        <w:t xml:space="preserve"> Em caso de sucesso, é aberta a diretoria correspondente.</w:t>
+      </w:r>
+      <w:r/>
+    </w:p>
+    <w:p>
+      <w:pPr>
+        <w:pBdr>
+          <w:top w:val="none" w:color="000000" w:sz="4" w:space="0"/>
+          <w:left w:val="none" w:color="000000" w:sz="4" w:space="0"/>
+          <w:bottom w:val="none" w:color="000000" w:sz="4" w:space="0"/>
+          <w:right w:val="none" w:color="000000" w:sz="4" w:space="0"/>
+        </w:pBdr>
+        <w:spacing/>
+        <w:ind w:right="0" w:firstLine="0" w:left="0"/>
+        <w:rPr/>
+      </w:pPr>
+      <w:r>
+        <w:t xml:space="preserve">O protocolo de resposta foi desenhado de forma incremental e eficiente. Inicialmente, o servidor envia um byte de estado (0x00 em caso de sucesso). De seguida, cada entrada da diretoria é transmitida individualmente com a seguinte estrutura:</w:t>
+      </w:r>
+      <w:r/>
+    </w:p>
+    <w:p>
+      <w:pPr>
+        <w:pStyle w:val="1094"/>
+        <w:numPr>
+          <w:ilvl w:val="0"/>
+          <w:numId w:val="2"/>
+        </w:numPr>
+        <w:pBdr>
+          <w:top w:val="none" w:color="000000" w:sz="4" w:space="0"/>
+          <w:left w:val="none" w:color="000000" w:sz="4" w:space="0"/>
+          <w:bottom w:val="none" w:color="000000" w:sz="4" w:space="0"/>
+          <w:right w:val="none" w:color="000000" w:sz="4" w:space="0"/>
+        </w:pBdr>
+        <w:spacing/>
+        <w:ind w:right="0"/>
+        <w:rPr/>
+      </w:pPr>
+      <w:r>
+        <w:t xml:space="preserve">1 byte indicando o tipo (0x02 para diretoria, 0x01 para ficheiro)</w:t>
+      </w:r>
+      <w:r/>
+    </w:p>
+    <w:p>
+      <w:pPr>
+        <w:pStyle w:val="1094"/>
+        <w:numPr>
+          <w:ilvl w:val="0"/>
+          <w:numId w:val="2"/>
+        </w:numPr>
+        <w:pBdr>
+          <w:top w:val="none" w:color="000000" w:sz="4" w:space="0"/>
+          <w:left w:val="none" w:color="000000" w:sz="4" w:space="0"/>
+          <w:bottom w:val="none" w:color="000000" w:sz="4" w:space="0"/>
+          <w:right w:val="none" w:color="000000" w:sz="4" w:space="0"/>
+        </w:pBdr>
+        <w:spacing/>
+        <w:ind w:right="0"/>
+        <w:rPr/>
+      </w:pPr>
+      <w:r>
+        <w:t xml:space="preserve">4 bytes (big endian) com o comprimento do nome</w:t>
+      </w:r>
+      <w:r/>
+    </w:p>
+    <w:p>
+      <w:pPr>
+        <w:pStyle w:val="1094"/>
+        <w:numPr>
+          <w:ilvl w:val="0"/>
+          <w:numId w:val="2"/>
+        </w:numPr>
+        <w:pBdr>
+          <w:top w:val="none" w:color="000000" w:sz="4" w:space="0"/>
+          <w:left w:val="none" w:color="000000" w:sz="4" w:space="0"/>
+          <w:bottom w:val="none" w:color="000000" w:sz="4" w:space="0"/>
+          <w:right w:val="none" w:color="000000" w:sz="4" w:space="0"/>
+        </w:pBdr>
+        <w:spacing/>
+        <w:ind w:right="0"/>
+        <w:rPr/>
+      </w:pPr>
+      <w:r>
+        <w:t xml:space="preserve">sequência de bytes com o nome da entrada</w:t>
+      </w:r>
+      <w:r/>
+    </w:p>
+    <w:p>
+      <w:pPr>
+        <w:pBdr>
+          <w:top w:val="none" w:color="000000" w:sz="4" w:space="0"/>
+          <w:left w:val="none" w:color="000000" w:sz="4" w:space="0"/>
+          <w:bottom w:val="none" w:color="000000" w:sz="4" w:space="0"/>
+          <w:right w:val="none" w:color="000000" w:sz="4" w:space="0"/>
+        </w:pBdr>
+        <w:spacing/>
+        <w:ind w:right="0" w:firstLine="0" w:left="0"/>
+        <w:rPr/>
+      </w:pPr>
+      <w:r>
+        <w:t xml:space="preserve">Este processo repete-se para todas as entradas, excluindo explicitamente "." e "..", garantindo uma listagem limpa. O fim da listagem é sinalizado por um byte especial (0x00), permitindo ao cliente saber exatamente quando parar a leitura sem depender do en</w:t>
+      </w:r>
+      <w:r>
+        <w:t xml:space="preserve">cerramento da ligação.</w:t>
+      </w:r>
+      <w:r/>
+    </w:p>
+    <w:p>
+      <w:pPr>
+        <w:pBdr>
+          <w:top w:val="none" w:color="000000" w:sz="4" w:space="0"/>
+          <w:left w:val="none" w:color="000000" w:sz="4" w:space="0"/>
+          <w:bottom w:val="none" w:color="000000" w:sz="4" w:space="0"/>
+          <w:right w:val="none" w:color="000000" w:sz="4" w:space="0"/>
+        </w:pBdr>
+        <w:spacing/>
+        <w:ind w:right="0" w:firstLine="0" w:left="0"/>
+        <w:rPr/>
+      </w:pPr>
+      <w:r>
+        <w:t xml:space="preserve">Do lado do cliente, esta informação é processada e convertida numa representação textual estruturada, onde cada entrada é prefixada com d: (diretoria) ou f: (ficheiro). Esta distinção permite não só uma apresentação mais clara, mas também facilita futuras </w:t>
+      </w:r>
+      <w:r>
+        <w:t xml:space="preserve">extensões, como filtragem, ordenação ou aplicação de estilos visuais diferenciados.</w:t>
+      </w:r>
+      <w:r/>
       <w:r>
         <w:rPr>
           <w:highlight w:val="red"/>
@@ -808,13 +982,19 @@
       <w:r>
         <w:rPr>
           <w:highlight w:val="red"/>
-          <w:lang w:val="pt-BR"/>
+          <w14:ligatures w14:val="none"/>
+        </w:rPr>
+      </w:r>
+      <w:r>
+        <w:rPr>
+          <w:rFonts w:ascii="Times New Roman" w:hAnsi="Times New Roman" w:eastAsia="Times New Roman" w:cs="Times New Roman"/>
+          <w:sz w:val="24"/>
         </w:rPr>
       </w:r>
     </w:p>
     <w:p>
       <w:pPr>
-        <w:pStyle w:val="932"/>
+        <w:pStyle w:val="1032"/>
         <w:pBdr/>
         <w:spacing/>
         <w:ind/>
@@ -831,9 +1011,21 @@
       <w:r>
         <w:rPr>
           <w:highlight w:val="none"/>
+          <w:lang w:val="pt-PT" w:bidi="pt-BR"/>
+        </w:rPr>
+        <w:t xml:space="preserve">Backend </w:t>
+      </w:r>
+      <w:r>
+        <w:rPr>
+          <w:highlight w:val="none"/>
           <w:lang w:val="pt-BR" w:bidi="pt-BR"/>
         </w:rPr>
-        <w:t xml:space="preserve">Backend em C do lado do cliente</w:t>
+        <w:t xml:space="preserve">em C do lado do cliente</w:t>
+      </w:r>
+      <w:r>
+        <w:rPr>
+          <w:lang w:val="pt-BR"/>
+        </w:rPr>
       </w:r>
       <w:r>
         <w:rPr>
@@ -843,36 +1035,302 @@
     </w:p>
     <w:p>
       <w:pPr>
-        <w:pBdr/>
-        <w:spacing/>
-        <w:ind/>
+        <w:pBdr>
+          <w:top w:val="none" w:color="000000" w:sz="4" w:space="0"/>
+          <w:left w:val="none" w:color="000000" w:sz="4" w:space="0"/>
+          <w:bottom w:val="none" w:color="000000" w:sz="4" w:space="0"/>
+          <w:right w:val="none" w:color="000000" w:sz="4" w:space="0"/>
+        </w:pBdr>
+        <w:spacing/>
+        <w:ind w:right="0" w:firstLine="0" w:left="0"/>
+        <w:rPr/>
+      </w:pPr>
+      <w:r>
+        <w:t xml:space="preserve">O backend do cliente foi implementado em C no ficheiro send-file-socket.c, constituindo uma biblioteca de funções responsáveis por toda a comunicação com o servidor, abstraindo os detalhes do protocolo e da gestão de sockets.</w:t>
+      </w:r>
+      <w:r/>
+    </w:p>
+    <w:p>
+      <w:pPr>
+        <w:pBdr>
+          <w:top w:val="none" w:color="000000" w:sz="4" w:space="0"/>
+          <w:left w:val="none" w:color="000000" w:sz="4" w:space="0"/>
+          <w:bottom w:val="none" w:color="000000" w:sz="4" w:space="0"/>
+          <w:right w:val="none" w:color="000000" w:sz="4" w:space="0"/>
+        </w:pBdr>
+        <w:spacing/>
+        <w:ind w:right="0" w:firstLine="0" w:left="0"/>
+        <w:rPr/>
+      </w:pPr>
+      <w:r>
+        <w:t xml:space="preserve">A arquitetura deste módulo encontra-se organizada em várias camadas:</w:t>
+      </w:r>
+      <w:r/>
+    </w:p>
+    <w:p>
+      <w:pPr>
+        <w:pBdr>
+          <w:top w:val="none" w:color="000000" w:sz="4" w:space="0"/>
+          <w:left w:val="none" w:color="000000" w:sz="4" w:space="0"/>
+          <w:bottom w:val="none" w:color="000000" w:sz="4" w:space="0"/>
+          <w:right w:val="none" w:color="000000" w:sz="4" w:space="0"/>
+        </w:pBdr>
+        <w:spacing/>
+        <w:ind w:right="0" w:firstLine="0" w:left="0"/>
+        <w:rPr/>
+      </w:pPr>
+      <w:r>
+        <w:t xml:space="preserve">Numa camada base, são fornecidas funções utilitárias para comunicação robusta, como send_all e recv_exact, que garantem o envio e receção completos dos dados, mesmo em situações de leituras/escritas parciais típicas de sockets TCP. Adicionalmente, são incl</w:t>
+      </w:r>
+      <w:r>
+        <w:t xml:space="preserve">uídas funções para codificação/descodificação de inteiros em formato big endian, assegurando portabilidade entre diferentes arquiteturas.</w:t>
+      </w:r>
+      <w:r/>
+    </w:p>
+    <w:p>
+      <w:pPr>
+        <w:pBdr>
+          <w:top w:val="none" w:color="000000" w:sz="4" w:space="0"/>
+          <w:left w:val="none" w:color="000000" w:sz="4" w:space="0"/>
+          <w:bottom w:val="none" w:color="000000" w:sz="4" w:space="0"/>
+          <w:right w:val="none" w:color="000000" w:sz="4" w:space="0"/>
+        </w:pBdr>
+        <w:spacing/>
+        <w:ind w:right="0" w:firstLine="0" w:left="0"/>
+        <w:rPr/>
+      </w:pPr>
+      <w:r>
+        <w:t xml:space="preserve">Ao nível intermédio, são implementadas funções de enquadramento do protocolo, como send_path, send_mode e send_unlock, que tratam da serialização dos dados segundo o formato definido (strings com prefixo de comprimento, bytes de controlo, etc.). Estas funç</w:t>
+      </w:r>
+      <w:r>
+        <w:t xml:space="preserve">ões encapsulam os detalhes do protocolo binário, simplificando a sua utilização.</w:t>
+      </w:r>
+      <w:r/>
+    </w:p>
+    <w:p>
+      <w:pPr>
+        <w:pBdr>
+          <w:top w:val="none" w:color="000000" w:sz="4" w:space="0"/>
+          <w:left w:val="none" w:color="000000" w:sz="4" w:space="0"/>
+          <w:bottom w:val="none" w:color="000000" w:sz="4" w:space="0"/>
+          <w:right w:val="none" w:color="000000" w:sz="4" w:space="0"/>
+        </w:pBdr>
+        <w:spacing/>
+        <w:ind w:right="0" w:firstLine="0" w:left="0"/>
+        <w:rPr/>
+      </w:pPr>
+      <w:r>
+        <w:t xml:space="preserve">Um dos componentes centrais é o mecanismo de autenticação (authenticate_with_server), que segue o modelo desafio-resposta definido pelo servidor. O cliente recebe os parâmetros de hashing (salt e algoritmo), calcula localmente a hash da palavra-passe atrav</w:t>
+      </w:r>
+      <w:r>
+        <w:t xml:space="preserve">és da função crypt, e envia o resultado para validação. Este processo garante que a palavra-passe nunca é transmitida em claro.</w:t>
+      </w:r>
+      <w:r/>
+    </w:p>
+    <w:p>
+      <w:pPr>
+        <w:pBdr>
+          <w:top w:val="none" w:color="000000" w:sz="4" w:space="0"/>
+          <w:left w:val="none" w:color="000000" w:sz="4" w:space="0"/>
+          <w:bottom w:val="none" w:color="000000" w:sz="4" w:space="0"/>
+          <w:right w:val="none" w:color="000000" w:sz="4" w:space="0"/>
+        </w:pBdr>
+        <w:spacing/>
+        <w:ind w:right="0" w:firstLine="0" w:left="0"/>
+        <w:rPr/>
+      </w:pPr>
+      <w:r>
+        <w:t xml:space="preserve">Ao nível mais elevado, são disponibilizadas funções como download_from_server, upload_to_server e list_directory, que implementam fluxos completos de operação. Estas funções tratam de todo o ciclo: criação da ligação (create_socket), autenticação, envio do</w:t>
+      </w:r>
+      <w:r>
+        <w:t xml:space="preserve"> modo de operação e execução da ação pretendida.</w:t>
+      </w:r>
+      <w:r/>
+    </w:p>
+    <w:p>
+      <w:pPr>
+        <w:pBdr>
+          <w:top w:val="none" w:color="000000" w:sz="4" w:space="0"/>
+          <w:left w:val="none" w:color="000000" w:sz="4" w:space="0"/>
+          <w:bottom w:val="none" w:color="000000" w:sz="4" w:space="0"/>
+          <w:right w:val="none" w:color="000000" w:sz="4" w:space="0"/>
+        </w:pBdr>
+        <w:spacing/>
+        <w:ind w:right="0" w:firstLine="0" w:left="0"/>
+        <w:rPr/>
+      </w:pPr>
+      <w:r>
+        <w:t xml:space="preserve">O sistema de erros foi concebido com base em máscaras de bits, permitindo identificar com precisão em que fase ocorreu uma falha (ligação, autenticação, transferência, etc.). Esta abordagem facilita o debugging e a integração com outras aplicações.</w:t>
+      </w:r>
+      <w:r/>
+    </w:p>
+    <w:p>
+      <w:pPr>
+        <w:pBdr>
+          <w:top w:val="none" w:color="000000" w:sz="4" w:space="0"/>
+          <w:left w:val="none" w:color="000000" w:sz="4" w:space="0"/>
+          <w:bottom w:val="none" w:color="000000" w:sz="4" w:space="0"/>
+          <w:right w:val="none" w:color="000000" w:sz="4" w:space="0"/>
+        </w:pBdr>
+        <w:spacing/>
+        <w:ind w:right="0" w:firstLine="0" w:left="0"/>
+        <w:rPr/>
+      </w:pPr>
+      <w:r>
+        <w:t xml:space="preserve">Adicionalmente, o módulo inclui funcionalidades auxiliares relevantes, como:</w:t>
+      </w:r>
+      <w:r/>
+    </w:p>
+    <w:p>
+      <w:pPr>
+        <w:pStyle w:val="1094"/>
+        <w:numPr>
+          <w:ilvl w:val="0"/>
+          <w:numId w:val="3"/>
+        </w:numPr>
+        <w:pBdr>
+          <w:top w:val="none" w:color="000000" w:sz="4" w:space="0"/>
+          <w:left w:val="none" w:color="000000" w:sz="4" w:space="0"/>
+          <w:bottom w:val="none" w:color="000000" w:sz="4" w:space="0"/>
+          <w:right w:val="none" w:color="000000" w:sz="4" w:space="0"/>
+        </w:pBdr>
+        <w:spacing/>
+        <w:ind w:right="0"/>
+        <w:rPr/>
+      </w:pPr>
+      <w:r>
+        <w:t xml:space="preserve"> expansão de caminhos com suporte a ~ e ~user</w:t>
+      </w:r>
+      <w:r/>
+    </w:p>
+    <w:p>
+      <w:pPr>
+        <w:pStyle w:val="1094"/>
+        <w:numPr>
+          <w:ilvl w:val="0"/>
+          <w:numId w:val="3"/>
+        </w:numPr>
+        <w:pBdr>
+          <w:top w:val="none" w:color="000000" w:sz="4" w:space="0"/>
+          <w:left w:val="none" w:color="000000" w:sz="4" w:space="0"/>
+          <w:bottom w:val="none" w:color="000000" w:sz="4" w:space="0"/>
+          <w:right w:val="none" w:color="000000" w:sz="4" w:space="0"/>
+        </w:pBdr>
+        <w:spacing/>
+        <w:ind w:right="0"/>
+        <w:rPr/>
+      </w:pPr>
+      <w:r>
+        <w:t xml:space="preserve">criação automática de diretórios locais durante downloads</w:t>
+      </w:r>
+      <w:r/>
+    </w:p>
+    <w:p>
+      <w:pPr>
+        <w:pStyle w:val="1094"/>
+        <w:numPr>
+          <w:ilvl w:val="0"/>
+          <w:numId w:val="3"/>
+        </w:numPr>
+        <w:pBdr>
+          <w:top w:val="none" w:color="000000" w:sz="4" w:space="0"/>
+          <w:left w:val="none" w:color="000000" w:sz="4" w:space="0"/>
+          <w:bottom w:val="none" w:color="000000" w:sz="4" w:space="0"/>
+          <w:right w:val="none" w:color="000000" w:sz="4" w:space="0"/>
+        </w:pBdr>
+        <w:spacing/>
+        <w:ind w:right="0"/>
+        <w:rPr/>
+      </w:pPr>
+      <w:r>
+        <w:t xml:space="preserve">gestão segura de buffers e validação de tamanhos máximos</w:t>
+      </w:r>
+      <w:r/>
+    </w:p>
+    <w:p>
+      <w:pPr>
+        <w:pBdr>
+          <w:top w:val="none" w:color="000000" w:sz="4" w:space="0"/>
+          <w:left w:val="none" w:color="000000" w:sz="4" w:space="0"/>
+          <w:bottom w:val="none" w:color="000000" w:sz="4" w:space="0"/>
+          <w:right w:val="none" w:color="000000" w:sz="4" w:space="0"/>
+        </w:pBdr>
+        <w:spacing/>
+        <w:ind w:right="0" w:firstLine="0" w:left="0"/>
         <w:rPr>
-          <w:highlight w:val="red"/>
+          <w:highlight w:val="none"/>
         </w:rPr>
       </w:pPr>
       <w:r>
-        <w:rPr>
-          <w:highlight w:val="red"/>
-          <w:lang w:val="pt-BR" w:bidi="pt-BR"/>
-        </w:rPr>
-        <w:t xml:space="preserve">[send-file-socket.c]</w:t>
+        <w:t xml:space="preserve">No seu conjunto, este backend fornece uma base sólida, modular e reutilizável para a construção de clientes mais complexos, incluindo a interface ncurses desenvolvida no projeto.</w:t>
       </w:r>
       <w:r>
         <w:rPr>
-          <w:highlight w:val="red"/>
-          <w:lang w:val="pt-BR" w:bidi="pt-BR"/>
+          <w:rFonts w:ascii="Times New Roman" w:hAnsi="Times New Roman" w:eastAsia="Times New Roman" w:cs="Times New Roman"/>
+          <w:sz w:val="24"/>
+        </w:rPr>
+      </w:r>
+    </w:p>
+    <w:p>
+      <w:pPr>
+        <w:pBdr/>
+        <w:shd w:val="nil"/>
+        <w:spacing/>
+        <w:ind/>
+        <w:rPr>
+          <w:rFonts w:ascii="Times New Roman" w:hAnsi="Times New Roman" w:eastAsia="Times New Roman" w:cs="Times New Roman"/>
+          <w:sz w:val="24"/>
+          <w:szCs w:val="24"/>
+        </w:rPr>
+      </w:pPr>
+      <w:r>
+        <w:rPr>
+          <w:rFonts w:ascii="Times New Roman" w:hAnsi="Times New Roman" w:eastAsia="Times New Roman" w:cs="Times New Roman"/>
+          <w:sz w:val="24"/>
+          <w:szCs w:val="24"/>
+        </w:rPr>
+        <w:br w:type="page" w:clear="all"/>
+      </w:r>
+      <w:r>
+        <w:rPr>
+          <w:rFonts w:ascii="Times New Roman" w:hAnsi="Times New Roman" w:eastAsia="Times New Roman" w:cs="Times New Roman"/>
+          <w:sz w:val="24"/>
+          <w:szCs w:val="24"/>
         </w:rPr>
       </w:r>
       <w:r>
         <w:rPr>
-          <w:highlight w:val="red"/>
-          <w:lang w:val="pt-BR"/>
+          <w:rFonts w:ascii="Times New Roman" w:hAnsi="Times New Roman" w:eastAsia="Times New Roman" w:cs="Times New Roman"/>
+          <w:sz w:val="24"/>
+          <w:szCs w:val="24"/>
+        </w:rPr>
+      </w:r>
+      <w:r>
+        <w:rPr>
+          <w:highlight w:val="none"/>
+        </w:rPr>
+      </w:r>
+      <w:r>
+        <w:rPr>
+          <w:highlight w:val="none"/>
+        </w:rPr>
+      </w:r>
+      <w:r>
+        <w:rPr>
+          <w:highlight w:val="none"/>
+        </w:rPr>
+      </w:r>
+      <w:r>
+        <w:rPr>
+          <w:rFonts w:ascii="Times New Roman" w:hAnsi="Times New Roman" w:eastAsia="Times New Roman" w:cs="Times New Roman"/>
+          <w:sz w:val="24"/>
+          <w:szCs w:val="24"/>
         </w:rPr>
       </w:r>
     </w:p>
     <w:p>
       <w:pPr>
-        <w:pStyle w:val="932"/>
+        <w:pStyle w:val="1032"/>
         <w:pBdr/>
         <w:spacing/>
         <w:ind/>
@@ -917,7 +1375,6 @@
         </w:rPr>
         <w:t xml:space="preserve">Foi desenvolvido um programa de testes em linguagem C (unit-tests.c) com o objetivo de validar o funcionamento das principais funcionalidades do servidor, nomeadamente upload, download e listagem de diretórios.</w:t>
       </w:r>
-      <w:r/>
       <w:r>
         <w:rPr>
           <w:highlight w:val="none"/>
@@ -925,29 +1382,30 @@
         </w:rPr>
       </w:r>
       <w:r/>
+    </w:p>
+    <w:p>
+      <w:pPr>
+        <w:pBdr/>
+        <w:tabs>
+          <w:tab w:val="left" w:leader="none" w:pos="2297"/>
+        </w:tabs>
+        <w:spacing/>
+        <w:ind/>
+        <w:rPr/>
+      </w:pPr>
       <w:r>
         <w:rPr>
           <w:highlight w:val="none"/>
           <w:lang w:val="pt-BR"/>
         </w:rPr>
+        <w:t xml:space="preserve">E</w:t>
       </w:r>
-    </w:p>
-    <w:p>
-      <w:pPr>
-        <w:pBdr/>
-        <w:tabs>
-          <w:tab w:val="left" w:leader="none" w:pos="2297"/>
-        </w:tabs>
-        <w:spacing/>
-        <w:ind/>
-        <w:rPr/>
-      </w:pPr>
       <w:r>
         <w:rPr>
           <w:highlight w:val="none"/>
           <w:lang w:val="pt-BR"/>
         </w:rPr>
-        <w:t xml:space="preserve">Este programa utiliza funções de mais alto nível que encapsulam a comunicação com o servidor, incluindo o processo de autenticação, permitindo simular o comportamento de um cliente real. Os resultados são apresentados através de códigos de erro, facilitando</w:t>
+        <w:t xml:space="preserve">ste programa utiliza funções de mais alto nível que encapsulam a comunicação com o servidor, incluindo o processo de autenticação, permitindo simular o comportamento de um cliente real. Os resultados são apresentados através de códigos de erro, facilitando</w:t>
       </w:r>
       <w:r>
         <w:rPr>
@@ -956,7 +1414,6 @@
         </w:rPr>
         <w:t xml:space="preserve"> a identificação de eventuais falhas.</w:t>
       </w:r>
-      <w:r/>
       <w:r>
         <w:rPr>
           <w:highlight w:val="none"/>
@@ -964,12 +1421,6 @@
         </w:rPr>
       </w:r>
       <w:r/>
-      <w:r>
-        <w:rPr>
-          <w:highlight w:val="none"/>
-          <w:lang w:val="pt-BR"/>
-        </w:rPr>
-      </w:r>
     </w:p>
     <w:p>
       <w:pPr>
@@ -979,7 +1430,9 @@
         </w:tabs>
         <w:spacing/>
         <w:ind/>
-        <w:rPr/>
+        <w:rPr>
+          <w:lang w:val="pt-PT"/>
+        </w:rPr>
       </w:pPr>
       <w:r>
         <w:rPr>
@@ -988,18 +1441,15 @@
         </w:rPr>
         <w:t xml:space="preserve">Adicionalmente, no teste de download, é realizada uma verificação de integridade dos ficheiros, comparando o conteúdo transferido com o original.</w:t>
       </w:r>
-      <w:r/>
       <w:r>
         <w:rPr>
           <w:highlight w:val="none"/>
-          <w:lang w:val="pt-BR"/>
+          <w:lang w:val="pt-PT" w:bidi="pt-PT"/>
         </w:rPr>
       </w:r>
-      <w:r/>
       <w:r>
         <w:rPr>
-          <w:highlight w:val="none"/>
-          <w:lang w:val="pt-BR"/>
+          <w:lang w:val="pt-PT"/>
         </w:rPr>
       </w:r>
     </w:p>
@@ -1022,44 +1472,6 @@
           <w:lang w:val="pt-BR"/>
         </w:rPr>
         <w:t xml:space="preserve">Embora não faça parte do produto final, este programa foi útil durante a fase de desenvolvimento para garantir a fiabilidade das funcionalidades implementadas.</w:t>
-      </w:r>
-      <w:r/>
-      <w:r/>
-      <w:r>
-        <w:rPr>
-          <w:highlight w:val="none"/>
-          <w:lang w:val="pt-BR"/>
-        </w:rPr>
-      </w:r>
-      <w:r>
-        <w:rPr>
-          <w:highlight w:val="none"/>
-          <w:lang w:val="pt-BR"/>
-        </w:rPr>
-      </w:r>
-      <w:r>
-        <w:rPr>
-          <w:highlight w:val="none"/>
-          <w:lang w:val="pt-BR" w:bidi="pt-BR"/>
-        </w:rPr>
-      </w:r>
-      <w:r>
-        <w:rPr>
-          <w:highlight w:val="none"/>
-          <w:lang w:val="pt-BR" w:bidi="pt-BR"/>
-        </w:rPr>
-      </w:r>
-      <w:r>
-        <w:rPr>
-          <w:highlight w:val="none"/>
-          <w:lang w:val="pt-BR"/>
-        </w:rPr>
-      </w:r>
-      <w:r>
-        <w:rPr>
-          <w:highlight w:val="none"/>
-          <w:lang w:val="pt-BR"/>
-        </w:rPr>
       </w:r>
       <w:r>
         <w:rPr>
@@ -1069,24 +1481,13 @@
       <w:r>
         <w:rPr>
           <w:highlight w:val="none"/>
-          <w:lang w:val="pt-BR"/>
-        </w:rPr>
-      </w:r>
-      <w:r>
-        <w:rPr>
-          <w:highlight w:val="none"/>
-          <w:lang w:val="pt-BR"/>
-        </w:rPr>
-      </w:r>
-      <w:r>
-        <w:rPr>
-          <w:highlight w:val="none"/>
+          <w14:ligatures w14:val="none"/>
         </w:rPr>
       </w:r>
     </w:p>
     <w:p>
       <w:pPr>
-        <w:pStyle w:val="932"/>
+        <w:pStyle w:val="1032"/>
         <w:pBdr/>
         <w:spacing/>
         <w:ind/>
@@ -1116,7 +1517,13 @@
         </w:rPr>
         <w:t xml:space="preserve">áfica de diretorias e ficheiros em arte ASCII</w:t>
       </w:r>
-      <w:r/>
+      <w:r>
+        <w:rPr>
+          <w:highlight w:val="none"/>
+          <w:lang w:val="pt-BR"/>
+          <w14:ligatures w14:val="none"/>
+        </w:rPr>
+      </w:r>
     </w:p>
     <w:p>
       <w:pPr>
@@ -1130,9 +1537,6 @@
         <w:t xml:space="preserve">Foi desenvolvida uma interface de utilizador textual em linguagem C (main2.c), baseada na biblioteca ncurses, com o objetivo de permitir a interação com o servidor de forma mais intuitiva.</w:t>
       </w:r>
       <w:r/>
-      <w:r/>
-      <w:r/>
-      <w:r/>
     </w:p>
     <w:p>
       <w:pPr>
@@ -1143,15 +1547,15 @@
         <w:rPr/>
       </w:pPr>
       <w:r>
-        <w:t xml:space="preserve">A aplicação encontra-se dividida em dois estados principais: um ecrã de autenticação, onde o utilizador introduz o nome de utilizador e palavra-passe, e um modo de exploração, apresentado após autenticação bem-sucedida. Neste segundo modo, é possível visual</w:t>
+        <w:t xml:space="preserve">A</w:t>
+      </w:r>
+      <w:r>
+        <w:t xml:space="preserve"> aplicação encontra-se dividida em dois estados principais: um ecrã de autenticação, onde o utilizador introduz o nome de utilizador e palavra-passe, e um modo de exploração, apresentado após autenticação bem-sucedida. Neste segundo modo, é possível visual</w:t>
       </w:r>
       <w:r>
         <w:t xml:space="preserve">izar o conteúdo de diretórios remotos obtidos através da funcionalidade de listagem do servidor.</w:t>
       </w:r>
       <w:r/>
-      <w:r/>
-      <w:r/>
-      <w:r/>
     </w:p>
     <w:p>
       <w:pPr>
@@ -1162,45 +1566,36 @@
         <w:rPr/>
       </w:pPr>
       <w:r>
-        <w:t xml:space="preserve">A listagem é apresentada sob a forma de uma grelha visual, recorrendo a arte ASCII para representar diferentes tipos de ficheiros e diretórios (por exemplo: pastas, ficheiros de texto, código, imagens, entre outros). Os ficheiros são automaticamente classif</w:t>
+        <w:t xml:space="preserve">A</w:t>
+      </w:r>
+      <w:r>
+        <w:t xml:space="preserve"> listagem é apresentada sob a forma de uma grelha visual, recorrendo a arte ASCII para representar diferentes tipos de ficheiros e diretórios (por exemplo: pastas, ficheiros de texto, código, imagens, entre outros). Os ficheiros são automaticamente classif</w:t>
       </w:r>
       <w:r>
         <w:t xml:space="preserve">icados com base na sua extensão, permitindo uma representação visual diferenciada.</w:t>
       </w:r>
       <w:r/>
-      <w:r/>
-      <w:r/>
+    </w:p>
+    <w:p>
+      <w:pPr>
+        <w:pBdr/>
+        <w:shd w:val="nil" w:color="000000"/>
+        <w:spacing/>
+        <w:ind/>
+        <w:rPr/>
+      </w:pPr>
+      <w:r>
+        <w:t xml:space="preserve">Adicionalmente, a interface suporta navegação por páginas e atualização dinâmica da listagem, proporcionando uma experiência de utilização mais organizada e interativa, apesar de se tratar de um </w:t>
+      </w:r>
+      <w:r>
+        <w:t xml:space="preserve">ambiente exclusivamente textual.</w:t>
+      </w:r>
       <w:r/>
     </w:p>
     <w:p>
       <w:pPr>
         <w:pBdr/>
-        <w:shd w:val="nil" w:color="000000"/>
-        <w:spacing/>
-        <w:ind/>
-        <w:rPr/>
-      </w:pPr>
-      <w:r>
-        <w:t xml:space="preserve">Adicionalmente, a interface suporta navegação por páginas e atualização dinâmica da listagem, proporcionando uma experiência de utilização mais organizada e interativa, apesar de se tratar de um a</w:t>
-      </w:r>
-      <w:r>
-        <w:rPr>
-          <w:lang w:val="pt-BR"/>
-        </w:rPr>
-        <w:t xml:space="preserve">m</w:t>
-      </w:r>
-      <w:r>
-        <w:t xml:space="preserve">biente exclusivamente textual.</w:t>
-      </w:r>
-      <w:r/>
-      <w:r/>
-      <w:r/>
-      <w:r/>
-    </w:p>
-    <w:p>
-      <w:pPr>
-        <w:pBdr/>
-        <w:shd w:val="nil"/>
+        <w:shd w:val="nil" w:color="auto"/>
         <w:spacing/>
         <w:ind/>
         <w:rPr/>
@@ -1208,16 +1603,14 @@
       <w:r>
         <w:t xml:space="preserve">Embora não constitua uma interface gráfica tradicional, esta abordagem permitiu melhorar significativamente a usabilidade do sistema durante o desenvolvimento e demonstração do projeto.</w:t>
       </w:r>
-      <w:r/>
       <w:r>
         <w:br w:type="page" w:clear="all"/>
       </w:r>
       <w:r/>
-      <w:r/>
     </w:p>
     <w:p>
       <w:pPr>
-        <w:pStyle w:val="931"/>
+        <w:pStyle w:val="1031"/>
         <w:pBdr/>
         <w:spacing/>
         <w:ind/>
@@ -1254,7 +1647,7 @@
     </w:p>
     <w:p>
       <w:pPr>
-        <w:pStyle w:val="932"/>
+        <w:pStyle w:val="1032"/>
         <w:pBdr/>
         <w:spacing/>
         <w:ind/>
@@ -1277,7 +1670,7 @@
     </w:p>
     <w:p>
       <w:pPr>
-        <w:pStyle w:val="933"/>
+        <w:pStyle w:val="1033"/>
         <w:pBdr/>
         <w:spacing/>
         <w:ind w:left="709"/>
@@ -1299,6 +1692,12 @@
           <w:lang w:val="pt-BR"/>
         </w:rPr>
       </w:r>
+      <w:r>
+        <w:rPr>
+          <w:highlight w:val="none"/>
+          <w:lang w:val="pt-BR"/>
+        </w:rPr>
+      </w:r>
     </w:p>
     <w:p>
       <w:pPr>
@@ -1323,28 +1722,26 @@
           <w:highlight w:val="none"/>
           <w:lang w:val="pt-BR"/>
         </w:rPr>
+        <w:t xml:space="preserve"> • Configuração base (utilizadores, teclado, rede, SSH)</w:t>
+        <w:br/>
+        <w:t xml:space="preserve"> • Otimização e limpeza do sistema</w:t>
       </w:r>
       <w:r>
         <w:rPr>
           <w:highlight w:val="none"/>
           <w:lang w:val="pt-BR"/>
         </w:rPr>
-        <w:t xml:space="preserve"> • Configuração base (utilizadores, teclado, rede, SSH)</w:t>
-        <w:br/>
-        <w:t xml:space="preserve"> • Otimização e limpeza do sistema</w:t>
       </w:r>
-      <w:r/>
-      <w:r/>
       <w:r>
         <w:rPr>
           <w:highlight w:val="none"/>
-          <w:lang w:val="pt-BR"/>
+          <w14:ligatures w14:val="none"/>
         </w:rPr>
       </w:r>
     </w:p>
     <w:p>
       <w:pPr>
-        <w:pStyle w:val="934"/>
+        <w:pStyle w:val="1034"/>
         <w:pBdr/>
         <w:spacing/>
         <w:ind/>
@@ -1365,6 +1762,13 @@
         <w:rPr>
           <w:highlight w:val="none"/>
           <w:lang w:val="pt-BR"/>
+        </w:rPr>
+      </w:r>
+      <w:r>
+        <w:rPr>
+          <w:highlight w:val="none"/>
+          <w:lang w:val="pt-BR"/>
+          <w14:ligatures w14:val="none"/>
         </w:rPr>
       </w:r>
     </w:p>
@@ -1393,8 +1797,7 @@
       </w:r>
       <w:r>
         <w:rPr>
-          <w:highlight w:val="none"/>
-          <w:lang w:val="pt-BR" w:bidi="pt-BR"/>
+          <w:lang w:val="pt-BR"/>
         </w:rPr>
       </w:r>
       <w:r>
@@ -1405,7 +1808,7 @@
     </w:p>
     <w:p>
       <w:pPr>
-        <w:pStyle w:val="933"/>
+        <w:pStyle w:val="1033"/>
         <w:pBdr/>
         <w:spacing/>
         <w:ind w:left="709"/>
@@ -1459,17 +1862,9 @@
       <w:r>
         <w:rPr>
           <w:highlight w:val="none"/>
-          <w:lang w:val="pt-BR"/>
-        </w:rPr>
-      </w:r>
-      <w:r>
-        <w:rPr>
-          <w:highlight w:val="none"/>
-          <w:lang w:val="pt-BR"/>
           <w14:ligatures w14:val="none"/>
         </w:rPr>
       </w:r>
-      <w:r/>
       <w:r>
         <w:rPr>
           <w:highlight w:val="none"/>
@@ -1479,7 +1874,7 @@
     </w:p>
     <w:p>
       <w:pPr>
-        <w:pStyle w:val="934"/>
+        <w:pStyle w:val="1034"/>
         <w:pBdr/>
         <w:spacing/>
         <w:ind/>
@@ -1544,23 +1939,10 @@
           <w:lang w:val="pt-BR"/>
         </w:rPr>
       </w:r>
-      <w:r>
-        <w:rPr>
-          <w:highlight w:val="none"/>
-          <w:lang w:val="pt-BR"/>
-        </w:rPr>
-      </w:r>
-      <w:r/>
-      <w:r/>
-      <w:r>
-        <w:rPr>
-          <w:lang w:val="pt-BR"/>
-        </w:rPr>
-      </w:r>
     </w:p>
     <w:p>
       <w:pPr>
-        <w:pStyle w:val="933"/>
+        <w:pStyle w:val="1033"/>
         <w:pBdr/>
         <w:spacing/>
         <w:ind w:left="709"/>
@@ -1618,10 +2000,17 @@
           <w:lang w:val="pt-BR"/>
         </w:rPr>
       </w:r>
+      <w:r>
+        <w:rPr>
+          <w:highlight w:val="none"/>
+          <w:lang w:val="pt-BR"/>
+          <w14:ligatures w14:val="none"/>
+        </w:rPr>
+      </w:r>
     </w:p>
     <w:p>
       <w:pPr>
-        <w:pStyle w:val="934"/>
+        <w:pStyle w:val="1034"/>
         <w:pBdr/>
         <w:spacing/>
         <w:ind/>
@@ -1679,16 +2068,6 @@
       </w:r>
       <w:r>
         <w:rPr>
-          <w:lang w:val="pt-BR"/>
-        </w:rPr>
-      </w:r>
-      <w:r>
-        <w:rPr>
-          <w:lang w:val="pt-BR"/>
-        </w:rPr>
-      </w:r>
-      <w:r>
-        <w:rPr>
           <w:highlight w:val="none"/>
           <w:lang w:val="pt-BR" w:bidi="pt-BR"/>
         </w:rPr>
@@ -1699,28 +2078,11 @@
           <w:lang w:val="pt-BR" w:bidi="pt-BR"/>
         </w:rPr>
       </w:r>
-      <w:r>
-        <w:rPr>
-          <w:highlight w:val="none"/>
-          <w:lang w:val="pt-BR" w:bidi="pt-BR"/>
-        </w:rPr>
-      </w:r>
-      <w:r>
-        <w:rPr>
-          <w:lang w:val="pt-BR"/>
-        </w:rPr>
-      </w:r>
-      <w:r>
-        <w:rPr>
-          <w:highlight w:val="none"/>
-          <w:lang w:val="pt-BR" w:bidi="pt-BR"/>
-        </w:rPr>
-      </w:r>
     </w:p>
     <w:p>
       <w:pPr>
         <w:pBdr/>
-        <w:shd w:val="nil"/>
+        <w:shd w:val="nil" w:color="auto"/>
         <w:spacing/>
         <w:ind/>
         <w:rPr>
@@ -1743,14 +2105,14 @@
       </w:r>
       <w:r>
         <w:rPr>
-          <w:highlight w:val="none"/>
           <w:lang w:val="pt-BR"/>
+          <w14:ligatures w14:val="none"/>
         </w:rPr>
       </w:r>
     </w:p>
     <w:p>
       <w:pPr>
-        <w:pStyle w:val="933"/>
+        <w:pStyle w:val="1033"/>
         <w:pBdr/>
         <w:spacing/>
         <w:ind w:left="709"/>
@@ -1771,6 +2133,12 @@
           <w:lang w:val="pt-BR"/>
         </w:rPr>
       </w:r>
+      <w:r>
+        <w:rPr>
+          <w:highlight w:val="none"/>
+          <w:lang w:val="pt-BR"/>
+        </w:rPr>
+      </w:r>
     </w:p>
     <w:p>
       <w:pPr>
@@ -1785,7 +2153,7 @@
       </w:pPr>
       <w:r>
         <w:rPr>
-          <w:rStyle w:val="942"/>
+          <w:rStyle w:val="1042"/>
           <w:lang w:val="pt-BR"/>
         </w:rPr>
       </w:r>
@@ -1820,10 +2188,17 @@
           <w:lang w:val="pt-BR"/>
         </w:rPr>
       </w:r>
+      <w:r>
+        <w:rPr>
+          <w:highlight w:val="none"/>
+          <w:lang w:val="pt-BR"/>
+          <w14:ligatures w14:val="none"/>
+        </w:rPr>
+      </w:r>
     </w:p>
     <w:p>
       <w:pPr>
-        <w:pStyle w:val="934"/>
+        <w:pStyle w:val="1034"/>
         <w:pBdr/>
         <w:spacing/>
         <w:ind/>
@@ -1914,7 +2289,6 @@
         </w:rPr>
         <w:t xml:space="preserve">ões multi-utilizador</w:t>
       </w:r>
-      <w:r/>
       <w:r>
         <w:rPr>
           <w:highlight w:val="none"/>
@@ -1995,10 +2369,16 @@
           <w:lang w:val="pt-BR" w:bidi="pt-BR"/>
         </w:rPr>
       </w:r>
+      <w:r>
+        <w:rPr>
+          <w:highlight w:val="none"/>
+          <w:lang w:val="pt-BR" w:bidi="pt-BR"/>
+        </w:rPr>
+      </w:r>
     </w:p>
     <w:p>
       <w:pPr>
-        <w:pStyle w:val="933"/>
+        <w:pStyle w:val="1033"/>
         <w:pBdr/>
         <w:spacing/>
         <w:ind w:left="709"/>
@@ -2062,17 +2442,22 @@
         <w:br/>
         <w:t xml:space="preserve"> • Otimização geral do desempenho</w:t>
       </w:r>
-      <w:r/>
       <w:r>
         <w:rPr>
           <w:highlight w:val="none"/>
           <w:lang w:val="pt-BR"/>
         </w:rPr>
       </w:r>
+      <w:r>
+        <w:rPr>
+          <w:highlight w:val="none"/>
+          <w14:ligatures w14:val="none"/>
+        </w:rPr>
+      </w:r>
     </w:p>
     <w:p>
       <w:pPr>
-        <w:pStyle w:val="934"/>
+        <w:pStyle w:val="1034"/>
         <w:pBdr/>
         <w:spacing/>
         <w:ind/>
@@ -2099,6 +2484,13 @@
         <w:rPr>
           <w:highlight w:val="none"/>
           <w:lang w:val="pt-BR"/>
+        </w:rPr>
+      </w:r>
+      <w:r>
+        <w:rPr>
+          <w:highlight w:val="none"/>
+          <w:lang w:val="pt-BR"/>
+          <w14:ligatures w14:val="none"/>
         </w:rPr>
       </w:r>
     </w:p>
@@ -2174,10 +2566,15 @@
           <w:lang w:val="pt-BR"/>
         </w:rPr>
       </w:r>
+      <w:r>
+        <w:rPr>
+          <w:lang w:val="pt-BR"/>
+        </w:rPr>
+      </w:r>
     </w:p>
     <w:p>
       <w:pPr>
-        <w:pStyle w:val="933"/>
+        <w:pStyle w:val="1033"/>
         <w:pBdr/>
         <w:spacing/>
         <w:ind w:left="709"/>
@@ -2192,7 +2589,12 @@
         </w:rPr>
         <w:t xml:space="preserve">Fase 6 – Testes Finais e Documentação (Maio/Julho 2026)</w:t>
       </w:r>
-      <w:r/>
+      <w:r>
+        <w:rPr>
+          <w:lang w:val="pt-BR"/>
+          <w14:ligatures w14:val="none"/>
+        </w:rPr>
+      </w:r>
     </w:p>
     <w:p>
       <w:pPr>
@@ -2207,7 +2609,7 @@
       </w:pPr>
       <w:r>
         <w:rPr>
-          <w:rStyle w:val="942"/>
+          <w:rStyle w:val="1042"/>
           <w:lang w:val="pt-BR"/>
         </w:rPr>
       </w:r>
@@ -2224,11 +2626,17 @@
         <w:br/>
         <w:t xml:space="preserve"> • Preparação da apresentação e defesa da PAP</w:t>
       </w:r>
-      <w:r/>
+      <w:r>
+        <w:rPr>
+          <w:highlight w:val="none"/>
+          <w:lang w:val="pt-BR"/>
+          <w14:ligatures w14:val="none"/>
+        </w:rPr>
+      </w:r>
     </w:p>
     <w:p>
       <w:pPr>
-        <w:pStyle w:val="934"/>
+        <w:pStyle w:val="1034"/>
         <w:pBdr/>
         <w:spacing/>
         <w:ind/>
@@ -2294,12 +2702,18 @@
           <w:lang w:val="pt-BR"/>
         </w:rPr>
       </w:r>
-      <w:r/>
+      <w:r>
+        <w:rPr>
+          <w:highlight w:val="none"/>
+          <w:lang w:val="pt-BR"/>
+          <w14:ligatures w14:val="none"/>
+        </w:rPr>
+      </w:r>
     </w:p>
     <w:p>
       <w:pPr>
         <w:pBdr/>
-        <w:shd w:val="nil"/>
+        <w:shd w:val="nil" w:color="auto"/>
         <w:spacing/>
         <w:ind/>
         <w:rPr/>
@@ -2308,11 +2722,10 @@
         <w:br w:type="page" w:clear="all"/>
       </w:r>
       <w:r/>
-      <w:r/>
     </w:p>
     <w:p>
       <w:pPr>
-        <w:pStyle w:val="931"/>
+        <w:pStyle w:val="1031"/>
         <w:pBdr/>
         <w:spacing/>
         <w:ind/>
@@ -2371,6 +2784,13 @@
           <w:szCs w:val="22"/>
         </w:rPr>
       </w:r>
+      <w:r>
+        <w:rPr>
+          <w:rFonts w:ascii="Arial" w:hAnsi="Arial" w:cs="Arial"/>
+          <w:sz w:val="22"/>
+          <w:szCs w:val="22"/>
+        </w:rPr>
+      </w:r>
     </w:p>
     <w:p>
       <w:pPr>
@@ -2411,6 +2831,13 @@
           <w:szCs w:val="22"/>
         </w:rPr>
       </w:r>
+      <w:r>
+        <w:rPr>
+          <w:rFonts w:ascii="Arial" w:hAnsi="Arial" w:cs="Arial"/>
+          <w:sz w:val="22"/>
+          <w:szCs w:val="22"/>
+        </w:rPr>
+      </w:r>
     </w:p>
     <w:p>
       <w:pPr>
@@ -2452,11 +2879,19 @@
           <w:szCs w:val="22"/>
         </w:rPr>
       </w:r>
+      <w:r>
+        <w:rPr>
+          <w:rFonts w:ascii="Arial" w:hAnsi="Arial" w:cs="Arial"/>
+          <w:sz w:val="22"/>
+          <w:szCs w:val="22"/>
+          <w:highlight w:val="none"/>
+        </w:rPr>
+      </w:r>
     </w:p>
     <w:p>
       <w:pPr>
         <w:pBdr/>
-        <w:shd w:val="nil"/>
+        <w:shd w:val="nil" w:color="auto"/>
         <w:spacing/>
         <w:ind/>
         <w:rPr>
@@ -2484,16 +2919,15 @@
       </w:r>
       <w:r>
         <w:rPr>
-          <w:rFonts w:ascii="Arial" w:hAnsi="Arial" w:eastAsia="Arial" w:cs="Arial"/>
+          <w:rFonts w:ascii="Arial" w:hAnsi="Arial" w:cs="Arial"/>
           <w:sz w:val="22"/>
           <w:szCs w:val="22"/>
-          <w:highlight w:val="none"/>
         </w:rPr>
       </w:r>
     </w:p>
     <w:p>
       <w:pPr>
-        <w:pStyle w:val="931"/>
+        <w:pStyle w:val="1031"/>
         <w:pBdr/>
         <w:spacing/>
         <w:ind/>
@@ -2512,6 +2946,11 @@
           <w:lang w:val="pt-BR"/>
         </w:rPr>
         <w:t xml:space="preserve">à Proposta</w:t>
+      </w:r>
+      <w:r>
+        <w:rPr>
+          <w:lang w:val="pt-BR"/>
+        </w:rPr>
       </w:r>
       <w:r>
         <w:rPr>
@@ -2562,36 +3001,42 @@
           <w:szCs w:val="22"/>
         </w:rPr>
       </w:r>
+      <w:r>
+        <w:rPr>
+          <w:rFonts w:ascii="Arial" w:hAnsi="Arial" w:eastAsia="Arial" w:cs="Arial"/>
+          <w:sz w:val="22"/>
+          <w:szCs w:val="22"/>
+        </w:rPr>
+      </w:r>
     </w:p>
     <w:p>
       <w:pPr>
-        <w:pStyle w:val="932"/>
+        <w:pStyle w:val="1032"/>
         <w:pBdr/>
         <w:spacing/>
         <w:ind/>
         <w:rPr>
-          <w:rStyle w:val="942"/>
+          <w:rStyle w:val="1042"/>
           <w:lang w:val="pt-BR"/>
         </w:rPr>
       </w:pPr>
-      <w:r/>
       <w:r>
         <w:rPr>
-          <w:rStyle w:val="942"/>
+          <w:rStyle w:val="1042"/>
           <w:lang w:val="pt-BR"/>
         </w:rPr>
         <w:t xml:space="preserve">A aplicaç</w:t>
       </w:r>
       <w:r>
         <w:rPr>
-          <w:rStyle w:val="942"/>
+          <w:rStyle w:val="1042"/>
           <w:lang w:val="pt-BR"/>
         </w:rPr>
         <w:t xml:space="preserve">ão </w:t>
       </w:r>
       <w:r>
         <w:rPr>
-          <w:rStyle w:val="942"/>
+          <w:rStyle w:val="1042"/>
           <w:i/>
           <w:iCs/>
           <w:lang w:val="pt-BR"/>
@@ -2600,7 +3045,7 @@
       </w:r>
       <w:r>
         <w:rPr>
-          <w:rStyle w:val="942"/>
+          <w:rStyle w:val="1042"/>
           <w:lang w:val="pt-BR"/>
         </w:rPr>
         <w:t xml:space="preserve">.</w:t>
@@ -2610,6 +3055,12 @@
           <w:rFonts w:ascii="Arial" w:hAnsi="Arial" w:eastAsia="Arial" w:cs="Arial"/>
           <w:sz w:val="22"/>
           <w:szCs w:val="22"/>
+        </w:rPr>
+      </w:r>
+      <w:r>
+        <w:rPr>
+          <w:rStyle w:val="1042"/>
+          <w:lang w:val="pt-BR"/>
         </w:rPr>
       </w:r>
     </w:p>
@@ -2656,14 +3107,14 @@
       </w:r>
       <w:r>
         <w:rPr>
-          <w:lang w:val="pt-BR"/>
+          <w:rFonts w:ascii="Arial" w:hAnsi="Arial" w:eastAsia="Arial" w:cs="Arial"/>
+          <w:sz w:val="22"/>
+          <w:szCs w:val="22"/>
         </w:rPr>
       </w:r>
       <w:r>
         <w:rPr>
-          <w:rFonts w:ascii="Arial" w:hAnsi="Arial" w:eastAsia="Arial" w:cs="Arial"/>
-          <w:sz w:val="22"/>
-          <w:szCs w:val="22"/>
+          <w:lang w:val="pt-BR"/>
         </w:rPr>
       </w:r>
     </w:p>
@@ -2711,11 +3162,17 @@
           <w:szCs w:val="22"/>
         </w:rPr>
       </w:r>
-      <w:r/>
+      <w:r>
+        <w:rPr>
+          <w:rFonts w:ascii="Arial" w:hAnsi="Arial" w:eastAsia="Arial" w:cs="Arial"/>
+          <w:sz w:val="22"/>
+          <w:szCs w:val="22"/>
+        </w:rPr>
+      </w:r>
     </w:p>
     <w:p>
       <w:pPr>
-        <w:pStyle w:val="932"/>
+        <w:pStyle w:val="1032"/>
         <w:pBdr/>
         <w:spacing/>
         <w:ind/>
@@ -2739,7 +3196,11 @@
           <w:highlight w:val="none"/>
         </w:rPr>
       </w:r>
-      <w:r/>
+      <w:r>
+        <w:rPr>
+          <w14:ligatures w14:val="none"/>
+        </w:rPr>
+      </w:r>
     </w:p>
     <w:p>
       <w:pPr>
@@ -2801,7 +3262,7 @@
     <w:p>
       <w:pPr>
         <w:pBdr/>
-        <w:shd w:val="nil"/>
+        <w:shd w:val="nil" w:color="auto"/>
         <w:spacing/>
         <w:ind/>
         <w:rPr>
@@ -2811,12 +3272,15 @@
       <w:r>
         <w:br w:type="page" w:clear="all"/>
       </w:r>
-      <w:r/>
-      <w:r/>
+      <w:r>
+        <w:rPr>
+          <w14:ligatures w14:val="none"/>
+        </w:rPr>
+      </w:r>
     </w:p>
     <w:p>
       <w:pPr>
-        <w:pStyle w:val="931"/>
+        <w:pStyle w:val="1031"/>
         <w:pBdr/>
         <w:spacing/>
         <w:ind/>
@@ -2824,12 +3288,14 @@
           <w:highlight w:val="none"/>
         </w:rPr>
       </w:pPr>
-      <w:r/>
       <w:r>
         <w:t xml:space="preserve">Indicações para Testagem</w:t>
       </w:r>
-      <w:r/>
-      <w:r/>
+      <w:r>
+        <w:rPr>
+          <w:highlight w:val="none"/>
+        </w:rPr>
+      </w:r>
     </w:p>
     <w:p>
       <w:pPr>
@@ -2848,11 +3314,13 @@
       <w:r>
         <w:rPr>
           <w:highlight w:val="none"/>
+          <w:lang w:val="pt-BR"/>
         </w:rPr>
+        <w:t xml:space="preserve">[FAAAHHHHHH]</w:t>
       </w:r>
       <w:r>
         <w:rPr>
-          <w:highlight w:val="none"/>
+          <w14:ligatures w14:val="none"/>
         </w:rPr>
       </w:r>
     </w:p>
@@ -2907,7 +3375,7 @@
 <w:ftr xmlns:wpc="http://schemas.microsoft.com/office/word/2010/wordprocessingCanvas" xmlns:mc="http://schemas.openxmlformats.org/markup-compatibility/2006" xmlns:o="urn:schemas-microsoft-com:office:office" xmlns:r="http://schemas.openxmlformats.org/officeDocument/2006/relationships" xmlns:m="http://schemas.openxmlformats.org/officeDocument/2006/math" xmlns:v="urn:schemas-microsoft-com:vml" xmlns:wp14="http://schemas.microsoft.com/office/word/2010/wordprocessingDrawing" xmlns:wp="http://schemas.openxmlformats.org/drawingml/2006/wordprocessingDrawing" xmlns:w10="urn:schemas-microsoft-com:office:word" xmlns:w="http://schemas.openxmlformats.org/wordprocessingml/2006/main" xmlns:w14="http://schemas.microsoft.com/office/word/2010/wordml" xmlns:w15="http://schemas.microsoft.com/office/word/2012/wordml" xmlns:wpg="http://schemas.microsoft.com/office/word/2010/wordprocessingGroup" xmlns:wpi="http://schemas.microsoft.com/office/word/2010/wordprocessingInk" xmlns:wne="http://schemas.microsoft.com/office/word/2006/wordml" xmlns:a="http://schemas.openxmlformats.org/drawingml/2006/main" xmlns:wps="http://schemas.microsoft.com/office/word/2010/wordprocessingShape" mc:Ignorable="w14 w15 wp14">
   <w:p>
     <w:pPr>
-      <w:pStyle w:val="993"/>
+      <w:pStyle w:val="1093"/>
       <w:pBdr/>
       <w:spacing/>
       <w:ind/>
@@ -2926,7 +3394,6 @@
         <w:lang w:val="pt-BR"/>
       </w:rPr>
     </w:r>
-    <w:r/>
     <w:r>
       <w:rPr>
         <w:rFonts w:ascii="Arial Narrow" w:hAnsi="Arial Narrow" w:eastAsia="Arial Narrow" w:cs="Arial Narrow"/>
@@ -2937,6 +3404,7 @@
         <w:u w:val="none"/>
         <w:lang w:val="pt-BR"/>
       </w:rPr>
+      <w:t xml:space="preserve">_________________________________________________________________________________________________________</w:t>
     </w:r>
     <w:r>
       <w:rPr>
@@ -2946,43 +3414,14 @@
         <w:sz w:val="16"/>
         <w:highlight w:val="none"/>
         <w:u w:val="none"/>
-        <w:lang w:val="pt-BR"/>
-      </w:rPr>
-      <w:t xml:space="preserve">_________________________________________________________________________________________________________</w:t>
-    </w:r>
-    <w:r>
-      <w:rPr>
-        <w:rFonts w:ascii="Arial Narrow" w:hAnsi="Arial Narrow" w:eastAsia="Arial Narrow" w:cs="Arial Narrow"/>
-        <w:b/>
-        <w:color w:val="000000"/>
-        <w:sz w:val="16"/>
-        <w:highlight w:val="none"/>
-        <w:u w:val="none"/>
       </w:rPr>
       <w:br/>
     </w:r>
     <w:r>
       <w:rPr>
-        <w:rFonts w:ascii="Arial Narrow" w:hAnsi="Arial Narrow" w:eastAsia="Arial Narrow" w:cs="Arial Narrow"/>
-        <w:b/>
-        <w:color w:val="000000"/>
-        <w:sz w:val="16"/>
         <w:highlight w:val="none"/>
-        <w:u w:val="none"/>
       </w:rPr>
     </w:r>
-    <w:r>
-      <w:rPr>
-        <w:highlight w:val="none"/>
-      </w:rPr>
-    </w:r>
-    <w:r>
-      <w:rPr>
-        <w:lang w:val="pt-PT" w:eastAsia="pt-PT"/>
-      </w:rPr>
-    </w:r>
-    <w:r/>
-    <w:r/>
     <w:r>
       <w:rPr>
         <w:highlight w:val="none"/>
@@ -2991,7 +3430,7 @@
   </w:p>
   <w:p>
     <w:pPr>
-      <w:pStyle w:val="993"/>
+      <w:pStyle w:val="1093"/>
       <w:pBdr/>
       <w:spacing/>
       <w:ind/>
@@ -3007,33 +3446,6 @@
         <w:u w:val="none"/>
       </w:rPr>
     </w:pPr>
-    <w:r>
-      <w:rPr>
-        <w:rFonts w:ascii="Arial Narrow" w:hAnsi="Arial Narrow" w:eastAsia="Arial Narrow" w:cs="Arial Narrow"/>
-        <w:color w:val="000000"/>
-        <w:sz w:val="16"/>
-        <w:u w:val="none"/>
-      </w:rPr>
-    </w:r>
-    <w:r/>
-    <w:r>
-      <w:rPr>
-        <w:rFonts w:ascii="Arial Narrow" w:hAnsi="Arial Narrow" w:eastAsia="Arial Narrow" w:cs="Arial Narrow"/>
-        <w:color w:val="000000"/>
-        <w:sz w:val="16"/>
-        <w:u w:val="none"/>
-      </w:rPr>
-    </w:r>
-    <w:r/>
-    <w:r>
-      <w:rPr>
-        <w:rFonts w:ascii="Arial Narrow" w:hAnsi="Arial Narrow" w:eastAsia="Arial Narrow" w:cs="Arial Narrow"/>
-        <w:color w:val="000000"/>
-        <w:sz w:val="16"/>
-        <w:u w:val="none"/>
-      </w:rPr>
-    </w:r>
-    <w:r/>
     <w:r>
       <w:rPr>
         <w:rFonts w:ascii="Arial Narrow" w:hAnsi="Arial Narrow" w:eastAsia="Arial Narrow" w:cs="Arial Narrow"/>
@@ -3150,14 +3562,13 @@
     <w:r>
       <w:rPr>
         <w:rFonts w:ascii="Arial Narrow" w:hAnsi="Arial Narrow" w:eastAsia="Arial Narrow" w:cs="Arial Narrow"/>
-        <w:b/>
-        <w:bCs/>
+        <w:b w:val="0"/>
+        <w:bCs w:val="0"/>
         <w:color w:val="000000"/>
         <w:sz w:val="16"/>
         <w:szCs w:val="16"/>
         <w:highlight w:val="none"/>
         <w:u w:val="none"/>
-        <w:lang w:val="pt-BR"/>
       </w:rPr>
     </w:r>
     <w:r>
@@ -3175,7 +3586,7 @@
   </w:p>
   <w:p>
     <w:pPr>
-      <w:pStyle w:val="993"/>
+      <w:pStyle w:val="1093"/>
       <w:pBdr/>
       <w:spacing/>
       <w:ind/>
@@ -3285,47 +3696,6 @@
     <w:r>
       <w:rPr>
         <w:rFonts w:ascii="Arial Narrow" w:hAnsi="Arial Narrow" w:eastAsia="Arial Narrow" w:cs="Arial Narrow"/>
-        <w:b w:val="0"/>
-        <w:bCs w:val="0"/>
-        <w:color w:val="000000"/>
-        <w:sz w:val="16"/>
-        <w:szCs w:val="16"/>
-        <w:highlight w:val="none"/>
-        <w:u w:val="none"/>
-        <w:lang w:val="pt-BR" w:bidi="pt-BR"/>
-      </w:rPr>
-    </w:r>
-    <w:r/>
-    <w:r>
-      <w:rPr>
-        <w:rFonts w:ascii="Arial Narrow" w:hAnsi="Arial Narrow" w:eastAsia="Arial Narrow" w:cs="Arial Narrow"/>
-        <w:b w:val="0"/>
-        <w:bCs w:val="0"/>
-        <w:color w:val="000000"/>
-        <w:sz w:val="16"/>
-        <w:szCs w:val="16"/>
-        <w:highlight w:val="none"/>
-        <w:u w:val="none"/>
-        <w:lang w:val="pt-BR" w:bidi="pt-BR"/>
-      </w:rPr>
-    </w:r>
-    <w:r/>
-    <w:r>
-      <w:rPr>
-        <w:rFonts w:ascii="Arial Narrow" w:hAnsi="Arial Narrow" w:eastAsia="Arial Narrow" w:cs="Arial Narrow"/>
-        <w:b w:val="0"/>
-        <w:bCs w:val="0"/>
-        <w:color w:val="000000"/>
-        <w:sz w:val="16"/>
-        <w:szCs w:val="16"/>
-        <w:highlight w:val="none"/>
-        <w:u w:val="none"/>
-        <w:lang w:val="pt-BR"/>
-      </w:rPr>
-    </w:r>
-    <w:r>
-      <w:rPr>
-        <w:rFonts w:ascii="Arial Narrow" w:hAnsi="Arial Narrow" w:eastAsia="Arial Narrow" w:cs="Arial Narrow"/>
         <w:b/>
         <w:bCs/>
         <w:color w:val="000000"/>
@@ -3336,14 +3706,7 @@
         <w:lang w:val="pt-BR"/>
       </w:rPr>
     </w:r>
-  </w:p>
-  <w:p>
-    <w:pPr>
-      <w:pStyle w:val="993"/>
-      <w:pBdr/>
-      <w:spacing/>
-      <w:ind/>
-      <w:jc w:val="both"/>
+    <w:r>
       <w:rPr>
         <w:rFonts w:ascii="Arial Narrow" w:hAnsi="Arial Narrow" w:eastAsia="Arial Narrow" w:cs="Arial Narrow"/>
         <w:b/>
@@ -3355,33 +3718,15 @@
         <w:u w:val="none"/>
         <w:lang w:val="pt-BR"/>
       </w:rPr>
-    </w:pPr>
-    <w:r>
-      <w:rPr>
-        <w:rFonts w:ascii="Arial Narrow" w:hAnsi="Arial Narrow" w:eastAsia="Arial Narrow" w:cs="Arial Narrow"/>
-        <w:b/>
-        <w:bCs/>
-        <w:color w:val="000000"/>
-        <w:sz w:val="16"/>
-        <w:highlight w:val="none"/>
-        <w:u w:val="none"/>
-        <w:lang w:val="pt-BR"/>
-      </w:rPr>
-      <w:t xml:space="preserve">Curso Profissional</w:t>
     </w:r>
-    <w:r>
-      <w:rPr>
-        <w:rFonts w:ascii="Arial Narrow" w:hAnsi="Arial Narrow" w:eastAsia="Arial Narrow" w:cs="Arial Narrow"/>
-        <w:b w:val="0"/>
-        <w:bCs w:val="0"/>
-        <w:color w:val="000000"/>
-        <w:sz w:val="16"/>
-        <w:szCs w:val="16"/>
-        <w:highlight w:val="none"/>
-        <w:u w:val="none"/>
-      </w:rPr>
-    </w:r>
-    <w:r>
+  </w:p>
+  <w:p>
+    <w:pPr>
+      <w:pStyle w:val="1093"/>
+      <w:pBdr/>
+      <w:spacing/>
+      <w:ind/>
+      <w:jc w:val="both"/>
       <w:rPr>
         <w:rFonts w:ascii="Arial Narrow" w:hAnsi="Arial Narrow" w:eastAsia="Arial Narrow" w:cs="Arial Narrow"/>
         <w:b/>
@@ -3393,11 +3738,50 @@
         <w:u w:val="none"/>
         <w:lang w:val="pt-BR"/>
       </w:rPr>
+    </w:pPr>
+    <w:r>
+      <w:rPr>
+        <w:rFonts w:ascii="Arial Narrow" w:hAnsi="Arial Narrow" w:eastAsia="Arial Narrow" w:cs="Arial Narrow"/>
+        <w:b/>
+        <w:bCs/>
+        <w:color w:val="000000"/>
+        <w:sz w:val="16"/>
+        <w:highlight w:val="none"/>
+        <w:u w:val="none"/>
+        <w:lang w:val="pt-BR"/>
+      </w:rPr>
+      <w:t xml:space="preserve">Curso Profissional</w:t>
+    </w:r>
+    <w:r>
+      <w:rPr>
+        <w:rFonts w:ascii="Arial Narrow" w:hAnsi="Arial Narrow" w:eastAsia="Arial Narrow" w:cs="Arial Narrow"/>
+        <w:b/>
+        <w:bCs/>
+        <w:color w:val="000000"/>
+        <w:sz w:val="16"/>
+        <w:szCs w:val="16"/>
+        <w:highlight w:val="none"/>
+        <w:u w:val="none"/>
+        <w:lang w:val="pt-BR"/>
+      </w:rPr>
+    </w:r>
+    <w:r>
+      <w:rPr>
+        <w:rFonts w:ascii="Arial Narrow" w:hAnsi="Arial Narrow" w:eastAsia="Arial Narrow" w:cs="Arial Narrow"/>
+        <w:b/>
+        <w:bCs/>
+        <w:color w:val="000000"/>
+        <w:sz w:val="16"/>
+        <w:szCs w:val="16"/>
+        <w:highlight w:val="none"/>
+        <w:u w:val="none"/>
+        <w:lang w:val="pt-BR"/>
+      </w:rPr>
     </w:r>
   </w:p>
   <w:p>
     <w:pPr>
-      <w:pStyle w:val="993"/>
+      <w:pStyle w:val="1093"/>
       <w:pBdr/>
       <w:spacing/>
       <w:ind/>
@@ -3478,10 +3862,23 @@
         <w:u w:val="none"/>
       </w:rPr>
     </w:r>
+    <w:r>
+      <w:rPr>
+        <w:rFonts w:ascii="Arial Narrow" w:hAnsi="Arial Narrow" w:eastAsia="Arial Narrow" w:cs="Arial Narrow"/>
+        <w:b/>
+        <w:bCs/>
+        <w:color w:val="767171" w:themeColor="background2" w:themeShade="80"/>
+        <w:sz w:val="16"/>
+        <w:szCs w:val="16"/>
+        <w:highlight w:val="none"/>
+        <w:u w:val="none"/>
+        <w:lang w:val="pt-BR"/>
+      </w:rPr>
+    </w:r>
   </w:p>
   <w:p>
     <w:pPr>
-      <w:pStyle w:val="993"/>
+      <w:pStyle w:val="1093"/>
       <w:pBdr/>
       <w:spacing/>
       <w:ind/>
@@ -3535,7 +3932,18 @@
         <w:u w:val="none"/>
       </w:rPr>
     </w:r>
-    <w:r/>
+    <w:r>
+      <w:rPr>
+        <w:rFonts w:ascii="Arial Narrow" w:hAnsi="Arial Narrow" w:eastAsia="Arial Narrow" w:cs="Arial Narrow"/>
+        <w:b w:val="0"/>
+        <w:bCs w:val="0"/>
+        <w:color w:val="767171" w:themeColor="background2" w:themeShade="80"/>
+        <w:sz w:val="16"/>
+        <w:szCs w:val="16"/>
+        <w:highlight w:val="none"/>
+        <w:u w:val="none"/>
+      </w:rPr>
+    </w:r>
   </w:p>
 </w:ftr>
 </file>
@@ -3577,7 +3985,7 @@
 <w:hdr xmlns:wpc="http://schemas.microsoft.com/office/word/2010/wordprocessingCanvas" xmlns:mc="http://schemas.openxmlformats.org/markup-compatibility/2006" xmlns:o="urn:schemas-microsoft-com:office:office" xmlns:r="http://schemas.openxmlformats.org/officeDocument/2006/relationships" xmlns:m="http://schemas.openxmlformats.org/officeDocument/2006/math" xmlns:v="urn:schemas-microsoft-com:vml" xmlns:wp14="http://schemas.microsoft.com/office/word/2010/wordprocessingDrawing" xmlns:wp="http://schemas.openxmlformats.org/drawingml/2006/wordprocessingDrawing" xmlns:w10="urn:schemas-microsoft-com:office:word" xmlns:w="http://schemas.openxmlformats.org/wordprocessingml/2006/main" xmlns:w14="http://schemas.microsoft.com/office/word/2010/wordml" xmlns:w15="http://schemas.microsoft.com/office/word/2012/wordml" xmlns:wpg="http://schemas.microsoft.com/office/word/2010/wordprocessingGroup" xmlns:wpi="http://schemas.microsoft.com/office/word/2010/wordprocessingInk" xmlns:wne="http://schemas.microsoft.com/office/word/2006/wordml" xmlns:a="http://schemas.openxmlformats.org/drawingml/2006/main" xmlns:wps="http://schemas.microsoft.com/office/word/2010/wordprocessingShape" mc:Ignorable="w14 w15 wp14">
   <w:p>
     <w:pPr>
-      <w:pStyle w:val="965"/>
+      <w:pStyle w:val="1065"/>
       <w:pBdr>
         <w:bottom w:val="single" w:color="000000" w:sz="4" w:space="0"/>
       </w:pBdr>
@@ -4190,10 +4598,16 @@
         <w:lang w:val="pt-PT" w:eastAsia="pt-PT"/>
       </w:rPr>
     </w:r>
+    <w:r>
+      <w:rPr>
+        <w:highlight w:val="none"/>
+        <w:lang w:val="pt-PT" w:eastAsia="pt-PT"/>
+      </w:rPr>
+    </w:r>
   </w:p>
   <w:p>
     <w:pPr>
-      <w:pStyle w:val="965"/>
+      <w:pStyle w:val="1065"/>
       <w:pBdr>
         <w:bottom w:val="single" w:color="000000" w:sz="4" w:space="0"/>
       </w:pBdr>
@@ -4232,7 +4646,7 @@
   </w:p>
   <w:p>
     <w:pPr>
-      <w:pStyle w:val="965"/>
+      <w:pStyle w:val="1065"/>
       <w:pBdr>
         <w:bottom w:val="single" w:color="000000" w:sz="4" w:space="0"/>
       </w:pBdr>
@@ -4262,6 +4676,12 @@
         <w:lang w:val="pt-PT" w:eastAsia="pt-PT"/>
       </w:rPr>
     </w:r>
+    <w:r>
+      <w:rPr>
+        <w:highlight w:val="none"/>
+        <w:lang w:val="pt-PT" w:eastAsia="pt-PT"/>
+      </w:rPr>
+    </w:r>
   </w:p>
   <w:p>
     <w:pPr>
@@ -4273,7 +4693,6 @@
       <w:ind/>
       <w:rPr/>
     </w:pPr>
-    <w:r/>
     <w:r/>
     <w:r/>
   </w:p>
@@ -4429,8 +4848,308 @@
       <w:suff w:val="tab"/>
     </w:lvl>
   </w:abstractNum>
+  <w:abstractNum w:abstractNumId="1">
+    <w:nsid w:val="44EB5604"/>
+    <w:lvl w:ilvl="0">
+      <w:isLgl w:val="false"/>
+      <w:lvlJc w:val="left"/>
+      <w:lvlText w:val="·"/>
+      <w:numFmt w:val="bullet"/>
+      <w:pPr>
+        <w:pBdr/>
+        <w:spacing/>
+        <w:ind w:hanging="360" w:left="709"/>
+      </w:pPr>
+      <w:rPr>
+        <w:rFonts w:hint="default" w:ascii="Symbol" w:hAnsi="Symbol" w:eastAsia="Symbol" w:cs="Symbol"/>
+      </w:rPr>
+      <w:start w:val="1"/>
+      <w:suff w:val="tab"/>
+    </w:lvl>
+    <w:lvl w:ilvl="1">
+      <w:isLgl w:val="false"/>
+      <w:lvlJc w:val="left"/>
+      <w:lvlText w:val="o"/>
+      <w:numFmt w:val="bullet"/>
+      <w:pPr>
+        <w:pBdr/>
+        <w:spacing/>
+        <w:ind w:hanging="360" w:left="1429"/>
+      </w:pPr>
+      <w:rPr>
+        <w:rFonts w:hint="default" w:ascii="Courier New" w:hAnsi="Courier New" w:eastAsia="Courier New" w:cs="Courier New"/>
+      </w:rPr>
+      <w:start w:val="1"/>
+      <w:suff w:val="tab"/>
+    </w:lvl>
+    <w:lvl w:ilvl="2">
+      <w:isLgl w:val="false"/>
+      <w:lvlJc w:val="left"/>
+      <w:lvlText w:val="§"/>
+      <w:numFmt w:val="bullet"/>
+      <w:pPr>
+        <w:pBdr/>
+        <w:spacing/>
+        <w:ind w:hanging="360" w:left="2149"/>
+      </w:pPr>
+      <w:rPr>
+        <w:rFonts w:hint="default" w:ascii="Wingdings" w:hAnsi="Wingdings" w:eastAsia="Wingdings" w:cs="Wingdings"/>
+      </w:rPr>
+      <w:start w:val="1"/>
+      <w:suff w:val="tab"/>
+    </w:lvl>
+    <w:lvl w:ilvl="3">
+      <w:isLgl w:val="false"/>
+      <w:lvlJc w:val="left"/>
+      <w:lvlText w:val="·"/>
+      <w:numFmt w:val="bullet"/>
+      <w:pPr>
+        <w:pBdr/>
+        <w:spacing/>
+        <w:ind w:hanging="360" w:left="2869"/>
+      </w:pPr>
+      <w:rPr>
+        <w:rFonts w:hint="default" w:ascii="Symbol" w:hAnsi="Symbol" w:eastAsia="Symbol" w:cs="Symbol"/>
+      </w:rPr>
+      <w:start w:val="1"/>
+      <w:suff w:val="tab"/>
+    </w:lvl>
+    <w:lvl w:ilvl="4">
+      <w:isLgl w:val="false"/>
+      <w:lvlJc w:val="left"/>
+      <w:lvlText w:val="o"/>
+      <w:numFmt w:val="bullet"/>
+      <w:pPr>
+        <w:pBdr/>
+        <w:spacing/>
+        <w:ind w:hanging="360" w:left="3589"/>
+      </w:pPr>
+      <w:rPr>
+        <w:rFonts w:hint="default" w:ascii="Courier New" w:hAnsi="Courier New" w:eastAsia="Courier New" w:cs="Courier New"/>
+      </w:rPr>
+      <w:start w:val="1"/>
+      <w:suff w:val="tab"/>
+    </w:lvl>
+    <w:lvl w:ilvl="5">
+      <w:isLgl w:val="false"/>
+      <w:lvlJc w:val="left"/>
+      <w:lvlText w:val="§"/>
+      <w:numFmt w:val="bullet"/>
+      <w:pPr>
+        <w:pBdr/>
+        <w:spacing/>
+        <w:ind w:hanging="360" w:left="4309"/>
+      </w:pPr>
+      <w:rPr>
+        <w:rFonts w:hint="default" w:ascii="Wingdings" w:hAnsi="Wingdings" w:eastAsia="Wingdings" w:cs="Wingdings"/>
+      </w:rPr>
+      <w:start w:val="1"/>
+      <w:suff w:val="tab"/>
+    </w:lvl>
+    <w:lvl w:ilvl="6">
+      <w:isLgl w:val="false"/>
+      <w:lvlJc w:val="left"/>
+      <w:lvlText w:val="·"/>
+      <w:numFmt w:val="bullet"/>
+      <w:pPr>
+        <w:pBdr/>
+        <w:spacing/>
+        <w:ind w:hanging="360" w:left="5029"/>
+      </w:pPr>
+      <w:rPr>
+        <w:rFonts w:hint="default" w:ascii="Symbol" w:hAnsi="Symbol" w:eastAsia="Symbol" w:cs="Symbol"/>
+      </w:rPr>
+      <w:start w:val="1"/>
+      <w:suff w:val="tab"/>
+    </w:lvl>
+    <w:lvl w:ilvl="7">
+      <w:isLgl w:val="false"/>
+      <w:lvlJc w:val="left"/>
+      <w:lvlText w:val="o"/>
+      <w:numFmt w:val="bullet"/>
+      <w:pPr>
+        <w:pBdr/>
+        <w:spacing/>
+        <w:ind w:hanging="360" w:left="5749"/>
+      </w:pPr>
+      <w:rPr>
+        <w:rFonts w:hint="default" w:ascii="Courier New" w:hAnsi="Courier New" w:eastAsia="Courier New" w:cs="Courier New"/>
+      </w:rPr>
+      <w:start w:val="1"/>
+      <w:suff w:val="tab"/>
+    </w:lvl>
+    <w:lvl w:ilvl="8">
+      <w:isLgl w:val="false"/>
+      <w:lvlJc w:val="left"/>
+      <w:lvlText w:val="§"/>
+      <w:numFmt w:val="bullet"/>
+      <w:pPr>
+        <w:pBdr/>
+        <w:spacing/>
+        <w:ind w:hanging="360" w:left="6469"/>
+      </w:pPr>
+      <w:rPr>
+        <w:rFonts w:hint="default" w:ascii="Wingdings" w:hAnsi="Wingdings" w:eastAsia="Wingdings" w:cs="Wingdings"/>
+      </w:rPr>
+      <w:start w:val="1"/>
+      <w:suff w:val="tab"/>
+    </w:lvl>
+  </w:abstractNum>
+  <w:abstractNum w:abstractNumId="2">
+    <w:nsid w:val="2C5B4933"/>
+    <w:lvl w:ilvl="0">
+      <w:isLgl w:val="false"/>
+      <w:lvlJc w:val="left"/>
+      <w:lvlText w:val="·"/>
+      <w:numFmt w:val="bullet"/>
+      <w:pPr>
+        <w:pBdr/>
+        <w:spacing/>
+        <w:ind w:hanging="360" w:left="709"/>
+      </w:pPr>
+      <w:rPr>
+        <w:rFonts w:hint="default" w:ascii="Symbol" w:hAnsi="Symbol" w:eastAsia="Symbol" w:cs="Symbol"/>
+      </w:rPr>
+      <w:start w:val="1"/>
+      <w:suff w:val="tab"/>
+    </w:lvl>
+    <w:lvl w:ilvl="1">
+      <w:isLgl w:val="false"/>
+      <w:lvlJc w:val="left"/>
+      <w:lvlText w:val="o"/>
+      <w:numFmt w:val="bullet"/>
+      <w:pPr>
+        <w:pBdr/>
+        <w:spacing/>
+        <w:ind w:hanging="360" w:left="1429"/>
+      </w:pPr>
+      <w:rPr>
+        <w:rFonts w:hint="default" w:ascii="Courier New" w:hAnsi="Courier New" w:eastAsia="Courier New" w:cs="Courier New"/>
+      </w:rPr>
+      <w:start w:val="1"/>
+      <w:suff w:val="tab"/>
+    </w:lvl>
+    <w:lvl w:ilvl="2">
+      <w:isLgl w:val="false"/>
+      <w:lvlJc w:val="left"/>
+      <w:lvlText w:val="§"/>
+      <w:numFmt w:val="bullet"/>
+      <w:pPr>
+        <w:pBdr/>
+        <w:spacing/>
+        <w:ind w:hanging="360" w:left="2149"/>
+      </w:pPr>
+      <w:rPr>
+        <w:rFonts w:hint="default" w:ascii="Wingdings" w:hAnsi="Wingdings" w:eastAsia="Wingdings" w:cs="Wingdings"/>
+      </w:rPr>
+      <w:start w:val="1"/>
+      <w:suff w:val="tab"/>
+    </w:lvl>
+    <w:lvl w:ilvl="3">
+      <w:isLgl w:val="false"/>
+      <w:lvlJc w:val="left"/>
+      <w:lvlText w:val="·"/>
+      <w:numFmt w:val="bullet"/>
+      <w:pPr>
+        <w:pBdr/>
+        <w:spacing/>
+        <w:ind w:hanging="360" w:left="2869"/>
+      </w:pPr>
+      <w:rPr>
+        <w:rFonts w:hint="default" w:ascii="Symbol" w:hAnsi="Symbol" w:eastAsia="Symbol" w:cs="Symbol"/>
+      </w:rPr>
+      <w:start w:val="1"/>
+      <w:suff w:val="tab"/>
+    </w:lvl>
+    <w:lvl w:ilvl="4">
+      <w:isLgl w:val="false"/>
+      <w:lvlJc w:val="left"/>
+      <w:lvlText w:val="o"/>
+      <w:numFmt w:val="bullet"/>
+      <w:pPr>
+        <w:pBdr/>
+        <w:spacing/>
+        <w:ind w:hanging="360" w:left="3589"/>
+      </w:pPr>
+      <w:rPr>
+        <w:rFonts w:hint="default" w:ascii="Courier New" w:hAnsi="Courier New" w:eastAsia="Courier New" w:cs="Courier New"/>
+      </w:rPr>
+      <w:start w:val="1"/>
+      <w:suff w:val="tab"/>
+    </w:lvl>
+    <w:lvl w:ilvl="5">
+      <w:isLgl w:val="false"/>
+      <w:lvlJc w:val="left"/>
+      <w:lvlText w:val="§"/>
+      <w:numFmt w:val="bullet"/>
+      <w:pPr>
+        <w:pBdr/>
+        <w:spacing/>
+        <w:ind w:hanging="360" w:left="4309"/>
+      </w:pPr>
+      <w:rPr>
+        <w:rFonts w:hint="default" w:ascii="Wingdings" w:hAnsi="Wingdings" w:eastAsia="Wingdings" w:cs="Wingdings"/>
+      </w:rPr>
+      <w:start w:val="1"/>
+      <w:suff w:val="tab"/>
+    </w:lvl>
+    <w:lvl w:ilvl="6">
+      <w:isLgl w:val="false"/>
+      <w:lvlJc w:val="left"/>
+      <w:lvlText w:val="·"/>
+      <w:numFmt w:val="bullet"/>
+      <w:pPr>
+        <w:pBdr/>
+        <w:spacing/>
+        <w:ind w:hanging="360" w:left="5029"/>
+      </w:pPr>
+      <w:rPr>
+        <w:rFonts w:hint="default" w:ascii="Symbol" w:hAnsi="Symbol" w:eastAsia="Symbol" w:cs="Symbol"/>
+      </w:rPr>
+      <w:start w:val="1"/>
+      <w:suff w:val="tab"/>
+    </w:lvl>
+    <w:lvl w:ilvl="7">
+      <w:isLgl w:val="false"/>
+      <w:lvlJc w:val="left"/>
+      <w:lvlText w:val="o"/>
+      <w:numFmt w:val="bullet"/>
+      <w:pPr>
+        <w:pBdr/>
+        <w:spacing/>
+        <w:ind w:hanging="360" w:left="5749"/>
+      </w:pPr>
+      <w:rPr>
+        <w:rFonts w:hint="default" w:ascii="Courier New" w:hAnsi="Courier New" w:eastAsia="Courier New" w:cs="Courier New"/>
+      </w:rPr>
+      <w:start w:val="1"/>
+      <w:suff w:val="tab"/>
+    </w:lvl>
+    <w:lvl w:ilvl="8">
+      <w:isLgl w:val="false"/>
+      <w:lvlJc w:val="left"/>
+      <w:lvlText w:val="§"/>
+      <w:numFmt w:val="bullet"/>
+      <w:pPr>
+        <w:pBdr/>
+        <w:spacing/>
+        <w:ind w:hanging="360" w:left="6469"/>
+      </w:pPr>
+      <w:rPr>
+        <w:rFonts w:hint="default" w:ascii="Wingdings" w:hAnsi="Wingdings" w:eastAsia="Wingdings" w:cs="Wingdings"/>
+      </w:rPr>
+      <w:start w:val="1"/>
+      <w:suff w:val="tab"/>
+    </w:lvl>
+  </w:abstractNum>
   <w:num w:numId="1">
     <w:abstractNumId w:val="0"/>
+  </w:num>
+  <w:num w:numId="2">
+    <w:abstractNumId w:val="1"/>
+  </w:num>
+  <w:num w:numId="3">
+    <w:abstractNumId w:val="2"/>
   </w:num>
 </w:numbering>
 </file>
@@ -4593,9 +5312,9 @@
     <w:lsdException w:name="Bibliography" w:uiPriority="37"/>
     <w:lsdException w:name="TOC Heading" w:uiPriority="39" w:qFormat="1"/>
   </w:latentStyles>
-  <w:style w:type="table" w:styleId="805">
+  <w:style w:type="table" w:styleId="905">
     <w:name w:val="Table Grid"/>
-    <w:basedOn w:val="991"/>
+    <w:basedOn w:val="1091"/>
     <w:uiPriority w:val="59"/>
     <w:pPr>
       <w:pBdr/>
@@ -4792,9 +5511,9 @@
       </w:tcPr>
     </w:tblStylePr>
   </w:style>
-  <w:style w:type="table" w:styleId="806">
+  <w:style w:type="table" w:styleId="906">
     <w:name w:val="Table Grid Light"/>
-    <w:basedOn w:val="991"/>
+    <w:basedOn w:val="1091"/>
     <w:uiPriority w:val="59"/>
     <w:pPr>
       <w:pBdr/>
@@ -4991,9 +5710,9 @@
       </w:tcPr>
     </w:tblStylePr>
   </w:style>
-  <w:style w:type="table" w:styleId="807">
+  <w:style w:type="table" w:styleId="907">
     <w:name w:val="Plain Table 1"/>
-    <w:basedOn w:val="991"/>
+    <w:basedOn w:val="1091"/>
     <w:uiPriority w:val="59"/>
     <w:pPr>
       <w:pBdr/>
@@ -5216,9 +5935,9 @@
       </w:tcPr>
     </w:tblStylePr>
   </w:style>
-  <w:style w:type="table" w:styleId="808">
+  <w:style w:type="table" w:styleId="908">
     <w:name w:val="Plain Table 2"/>
-    <w:basedOn w:val="991"/>
+    <w:basedOn w:val="1091"/>
     <w:uiPriority w:val="59"/>
     <w:pPr>
       <w:pBdr/>
@@ -5449,9 +6168,9 @@
       </w:tcPr>
     </w:tblStylePr>
   </w:style>
-  <w:style w:type="table" w:styleId="809">
+  <w:style w:type="table" w:styleId="909">
     <w:name w:val="Plain Table 3"/>
-    <w:basedOn w:val="991"/>
+    <w:basedOn w:val="1091"/>
     <w:uiPriority w:val="99"/>
     <w:pPr>
       <w:pBdr/>
@@ -5679,9 +6398,9 @@
       </w:tcPr>
     </w:tblStylePr>
   </w:style>
-  <w:style w:type="table" w:styleId="810">
+  <w:style w:type="table" w:styleId="910">
     <w:name w:val="Plain Table 4"/>
-    <w:basedOn w:val="991"/>
+    <w:basedOn w:val="1091"/>
     <w:uiPriority w:val="99"/>
     <w:pPr>
       <w:pBdr/>
@@ -5895,9 +6614,9 @@
       </w:tcPr>
     </w:tblStylePr>
   </w:style>
-  <w:style w:type="table" w:styleId="811">
+  <w:style w:type="table" w:styleId="911">
     <w:name w:val="Plain Table 5"/>
-    <w:basedOn w:val="991"/>
+    <w:basedOn w:val="1091"/>
     <w:uiPriority w:val="99"/>
     <w:pPr>
       <w:pBdr/>
@@ -6128,9 +6847,9 @@
       </w:tcPr>
     </w:tblStylePr>
   </w:style>
-  <w:style w:type="table" w:styleId="812">
+  <w:style w:type="table" w:styleId="912">
     <w:name w:val="Grid Table 1 Light"/>
-    <w:basedOn w:val="991"/>
+    <w:basedOn w:val="1091"/>
     <w:uiPriority w:val="99"/>
     <w:pPr>
       <w:pBdr/>
@@ -6351,9 +7070,9 @@
       </w:tcPr>
     </w:tblStylePr>
   </w:style>
-  <w:style w:type="table" w:styleId="813">
+  <w:style w:type="table" w:styleId="913">
     <w:name w:val="Grid Table 1 Light - Accent 1"/>
-    <w:basedOn w:val="991"/>
+    <w:basedOn w:val="1091"/>
     <w:uiPriority w:val="99"/>
     <w:pPr>
       <w:pBdr/>
@@ -6574,9 +7293,9 @@
       </w:tcPr>
     </w:tblStylePr>
   </w:style>
-  <w:style w:type="table" w:styleId="814">
+  <w:style w:type="table" w:styleId="914">
     <w:name w:val="Grid Table 1 Light - Accent 2"/>
-    <w:basedOn w:val="991"/>
+    <w:basedOn w:val="1091"/>
     <w:uiPriority w:val="99"/>
     <w:pPr>
       <w:pBdr/>
@@ -6797,9 +7516,9 @@
       </w:tcPr>
     </w:tblStylePr>
   </w:style>
-  <w:style w:type="table" w:styleId="815">
+  <w:style w:type="table" w:styleId="915">
     <w:name w:val="Grid Table 1 Light - Accent 3"/>
-    <w:basedOn w:val="991"/>
+    <w:basedOn w:val="1091"/>
     <w:uiPriority w:val="99"/>
     <w:pPr>
       <w:pBdr/>
@@ -7020,9 +7739,9 @@
       </w:tcPr>
     </w:tblStylePr>
   </w:style>
-  <w:style w:type="table" w:styleId="816">
+  <w:style w:type="table" w:styleId="916">
     <w:name w:val="Grid Table 1 Light - Accent 4"/>
-    <w:basedOn w:val="991"/>
+    <w:basedOn w:val="1091"/>
     <w:uiPriority w:val="99"/>
     <w:pPr>
       <w:pBdr/>
@@ -7243,9 +7962,9 @@
       </w:tcPr>
     </w:tblStylePr>
   </w:style>
-  <w:style w:type="table" w:styleId="817">
+  <w:style w:type="table" w:styleId="917">
     <w:name w:val="Grid Table 1 Light - Accent 5"/>
-    <w:basedOn w:val="991"/>
+    <w:basedOn w:val="1091"/>
     <w:uiPriority w:val="99"/>
     <w:pPr>
       <w:pBdr/>
@@ -7466,9 +8185,9 @@
       </w:tcPr>
     </w:tblStylePr>
   </w:style>
-  <w:style w:type="table" w:styleId="818">
+  <w:style w:type="table" w:styleId="918">
     <w:name w:val="Grid Table 1 Light - Accent 6"/>
-    <w:basedOn w:val="991"/>
+    <w:basedOn w:val="1091"/>
     <w:uiPriority w:val="99"/>
     <w:pPr>
       <w:pBdr/>
@@ -7689,9 +8408,9 @@
       </w:tcPr>
     </w:tblStylePr>
   </w:style>
-  <w:style w:type="table" w:styleId="819">
+  <w:style w:type="table" w:styleId="919">
     <w:name w:val="Grid Table 2"/>
-    <w:basedOn w:val="991"/>
+    <w:basedOn w:val="1091"/>
     <w:uiPriority w:val="99"/>
     <w:pPr>
       <w:pBdr/>
@@ -7921,9 +8640,9 @@
       </w:tcPr>
     </w:tblStylePr>
   </w:style>
-  <w:style w:type="table" w:styleId="820">
+  <w:style w:type="table" w:styleId="920">
     <w:name w:val="Grid Table 2 - Accent 1"/>
-    <w:basedOn w:val="991"/>
+    <w:basedOn w:val="1091"/>
     <w:uiPriority w:val="99"/>
     <w:pPr>
       <w:pBdr/>
@@ -8153,9 +8872,9 @@
       </w:tcPr>
     </w:tblStylePr>
   </w:style>
-  <w:style w:type="table" w:styleId="821">
+  <w:style w:type="table" w:styleId="921">
     <w:name w:val="Grid Table 2 - Accent 2"/>
-    <w:basedOn w:val="991"/>
+    <w:basedOn w:val="1091"/>
     <w:uiPriority w:val="99"/>
     <w:pPr>
       <w:pBdr/>
@@ -8385,9 +9104,9 @@
       </w:tcPr>
     </w:tblStylePr>
   </w:style>
-  <w:style w:type="table" w:styleId="822">
+  <w:style w:type="table" w:styleId="922">
     <w:name w:val="Grid Table 2 - Accent 3"/>
-    <w:basedOn w:val="991"/>
+    <w:basedOn w:val="1091"/>
     <w:uiPriority w:val="99"/>
     <w:pPr>
       <w:pBdr/>
@@ -8617,9 +9336,9 @@
       </w:tcPr>
     </w:tblStylePr>
   </w:style>
-  <w:style w:type="table" w:styleId="823">
+  <w:style w:type="table" w:styleId="923">
     <w:name w:val="Grid Table 2 - Accent 4"/>
-    <w:basedOn w:val="991"/>
+    <w:basedOn w:val="1091"/>
     <w:uiPriority w:val="99"/>
     <w:pPr>
       <w:pBdr/>
@@ -8849,9 +9568,9 @@
       </w:tcPr>
     </w:tblStylePr>
   </w:style>
-  <w:style w:type="table" w:styleId="824">
+  <w:style w:type="table" w:styleId="924">
     <w:name w:val="Grid Table 2 - Accent 5"/>
-    <w:basedOn w:val="991"/>
+    <w:basedOn w:val="1091"/>
     <w:uiPriority w:val="99"/>
     <w:pPr>
       <w:pBdr/>
@@ -9081,9 +9800,9 @@
       </w:tcPr>
     </w:tblStylePr>
   </w:style>
-  <w:style w:type="table" w:styleId="825">
+  <w:style w:type="table" w:styleId="925">
     <w:name w:val="Grid Table 2 - Accent 6"/>
-    <w:basedOn w:val="991"/>
+    <w:basedOn w:val="1091"/>
     <w:uiPriority w:val="99"/>
     <w:pPr>
       <w:pBdr/>
@@ -9313,9 +10032,9 @@
       </w:tcPr>
     </w:tblStylePr>
   </w:style>
-  <w:style w:type="table" w:styleId="826">
+  <w:style w:type="table" w:styleId="926">
     <w:name w:val="Grid Table 3"/>
-    <w:basedOn w:val="991"/>
+    <w:basedOn w:val="1091"/>
     <w:uiPriority w:val="99"/>
     <w:pPr>
       <w:pBdr/>
@@ -9558,9 +10277,9 @@
       </w:tcPr>
     </w:tblStylePr>
   </w:style>
-  <w:style w:type="table" w:styleId="827">
+  <w:style w:type="table" w:styleId="927">
     <w:name w:val="Grid Table 3 - Accent 1"/>
-    <w:basedOn w:val="991"/>
+    <w:basedOn w:val="1091"/>
     <w:uiPriority w:val="99"/>
     <w:pPr>
       <w:pBdr/>
@@ -9803,9 +10522,9 @@
       </w:tcPr>
     </w:tblStylePr>
   </w:style>
-  <w:style w:type="table" w:styleId="828">
+  <w:style w:type="table" w:styleId="928">
     <w:name w:val="Grid Table 3 - Accent 2"/>
-    <w:basedOn w:val="991"/>
+    <w:basedOn w:val="1091"/>
     <w:uiPriority w:val="99"/>
     <w:pPr>
       <w:pBdr/>
@@ -10048,9 +10767,9 @@
       </w:tcPr>
     </w:tblStylePr>
   </w:style>
-  <w:style w:type="table" w:styleId="829">
+  <w:style w:type="table" w:styleId="929">
     <w:name w:val="Grid Table 3 - Accent 3"/>
-    <w:basedOn w:val="991"/>
+    <w:basedOn w:val="1091"/>
     <w:uiPriority w:val="99"/>
     <w:pPr>
       <w:pBdr/>
@@ -10293,9 +11012,9 @@
       </w:tcPr>
     </w:tblStylePr>
   </w:style>
-  <w:style w:type="table" w:styleId="830">
+  <w:style w:type="table" w:styleId="930">
     <w:name w:val="Grid Table 3 - Accent 4"/>
-    <w:basedOn w:val="991"/>
+    <w:basedOn w:val="1091"/>
     <w:uiPriority w:val="99"/>
     <w:pPr>
       <w:pBdr/>
@@ -10538,9 +11257,9 @@
       </w:tcPr>
     </w:tblStylePr>
   </w:style>
-  <w:style w:type="table" w:styleId="831">
+  <w:style w:type="table" w:styleId="931">
     <w:name w:val="Grid Table 3 - Accent 5"/>
-    <w:basedOn w:val="991"/>
+    <w:basedOn w:val="1091"/>
     <w:uiPriority w:val="99"/>
     <w:pPr>
       <w:pBdr/>
@@ -10783,9 +11502,9 @@
       </w:tcPr>
     </w:tblStylePr>
   </w:style>
-  <w:style w:type="table" w:styleId="832">
+  <w:style w:type="table" w:styleId="932">
     <w:name w:val="Grid Table 3 - Accent 6"/>
-    <w:basedOn w:val="991"/>
+    <w:basedOn w:val="1091"/>
     <w:uiPriority w:val="99"/>
     <w:pPr>
       <w:pBdr/>
@@ -11028,9 +11747,9 @@
       </w:tcPr>
     </w:tblStylePr>
   </w:style>
-  <w:style w:type="table" w:styleId="833">
+  <w:style w:type="table" w:styleId="933">
     <w:name w:val="Grid Table 4"/>
-    <w:basedOn w:val="991"/>
+    <w:basedOn w:val="1091"/>
     <w:uiPriority w:val="59"/>
     <w:pPr>
       <w:pBdr/>
@@ -11261,9 +11980,9 @@
       </w:tcPr>
     </w:tblStylePr>
   </w:style>
-  <w:style w:type="table" w:styleId="834">
+  <w:style w:type="table" w:styleId="934">
     <w:name w:val="Grid Table 4 - Accent 1"/>
-    <w:basedOn w:val="991"/>
+    <w:basedOn w:val="1091"/>
     <w:uiPriority w:val="59"/>
     <w:pPr>
       <w:pBdr/>
@@ -11494,9 +12213,9 @@
       </w:tcPr>
     </w:tblStylePr>
   </w:style>
-  <w:style w:type="table" w:styleId="835">
+  <w:style w:type="table" w:styleId="935">
     <w:name w:val="Grid Table 4 - Accent 2"/>
-    <w:basedOn w:val="991"/>
+    <w:basedOn w:val="1091"/>
     <w:uiPriority w:val="59"/>
     <w:pPr>
       <w:pBdr/>
@@ -11727,9 +12446,9 @@
       </w:tcPr>
     </w:tblStylePr>
   </w:style>
-  <w:style w:type="table" w:styleId="836">
+  <w:style w:type="table" w:styleId="936">
     <w:name w:val="Grid Table 4 - Accent 3"/>
-    <w:basedOn w:val="991"/>
+    <w:basedOn w:val="1091"/>
     <w:uiPriority w:val="59"/>
     <w:pPr>
       <w:pBdr/>
@@ -11960,9 +12679,9 @@
       </w:tcPr>
     </w:tblStylePr>
   </w:style>
-  <w:style w:type="table" w:styleId="837">
+  <w:style w:type="table" w:styleId="937">
     <w:name w:val="Grid Table 4 - Accent 4"/>
-    <w:basedOn w:val="991"/>
+    <w:basedOn w:val="1091"/>
     <w:uiPriority w:val="59"/>
     <w:pPr>
       <w:pBdr/>
@@ -12193,9 +12912,9 @@
       </w:tcPr>
     </w:tblStylePr>
   </w:style>
-  <w:style w:type="table" w:styleId="838">
+  <w:style w:type="table" w:styleId="938">
     <w:name w:val="Grid Table 4 - Accent 5"/>
-    <w:basedOn w:val="991"/>
+    <w:basedOn w:val="1091"/>
     <w:uiPriority w:val="59"/>
     <w:pPr>
       <w:pBdr/>
@@ -12426,9 +13145,9 @@
       </w:tcPr>
     </w:tblStylePr>
   </w:style>
-  <w:style w:type="table" w:styleId="839">
+  <w:style w:type="table" w:styleId="939">
     <w:name w:val="Grid Table 4 - Accent 6"/>
-    <w:basedOn w:val="991"/>
+    <w:basedOn w:val="1091"/>
     <w:uiPriority w:val="59"/>
     <w:pPr>
       <w:pBdr/>
@@ -12659,9 +13378,9 @@
       </w:tcPr>
     </w:tblStylePr>
   </w:style>
-  <w:style w:type="table" w:styleId="840">
+  <w:style w:type="table" w:styleId="940">
     <w:name w:val="Grid Table 5 Dark"/>
-    <w:basedOn w:val="991"/>
+    <w:basedOn w:val="1091"/>
     <w:uiPriority w:val="99"/>
     <w:pPr>
       <w:pBdr/>
@@ -12887,9 +13606,9 @@
       </w:tcPr>
     </w:tblStylePr>
   </w:style>
-  <w:style w:type="table" w:styleId="841">
+  <w:style w:type="table" w:styleId="941">
     <w:name w:val="Grid Table 5 Dark- Accent 1"/>
-    <w:basedOn w:val="991"/>
+    <w:basedOn w:val="1091"/>
     <w:uiPriority w:val="99"/>
     <w:pPr>
       <w:pBdr/>
@@ -13115,9 +13834,9 @@
       </w:tcPr>
     </w:tblStylePr>
   </w:style>
-  <w:style w:type="table" w:styleId="842">
+  <w:style w:type="table" w:styleId="942">
     <w:name w:val="Grid Table 5 Dark - Accent 2"/>
-    <w:basedOn w:val="991"/>
+    <w:basedOn w:val="1091"/>
     <w:uiPriority w:val="99"/>
     <w:pPr>
       <w:pBdr/>
@@ -13343,9 +14062,9 @@
       </w:tcPr>
     </w:tblStylePr>
   </w:style>
-  <w:style w:type="table" w:styleId="843">
+  <w:style w:type="table" w:styleId="943">
     <w:name w:val="Grid Table 5 Dark - Accent 3"/>
-    <w:basedOn w:val="991"/>
+    <w:basedOn w:val="1091"/>
     <w:uiPriority w:val="99"/>
     <w:pPr>
       <w:pBdr/>
@@ -13571,9 +14290,9 @@
       </w:tcPr>
     </w:tblStylePr>
   </w:style>
-  <w:style w:type="table" w:styleId="844">
+  <w:style w:type="table" w:styleId="944">
     <w:name w:val="Grid Table 5 Dark- Accent 4"/>
-    <w:basedOn w:val="991"/>
+    <w:basedOn w:val="1091"/>
     <w:uiPriority w:val="99"/>
     <w:pPr>
       <w:pBdr/>
@@ -13799,9 +14518,9 @@
       </w:tcPr>
     </w:tblStylePr>
   </w:style>
-  <w:style w:type="table" w:styleId="845">
+  <w:style w:type="table" w:styleId="945">
     <w:name w:val="Grid Table 5 Dark - Accent 5"/>
-    <w:basedOn w:val="991"/>
+    <w:basedOn w:val="1091"/>
     <w:uiPriority w:val="99"/>
     <w:pPr>
       <w:pBdr/>
@@ -14027,9 +14746,9 @@
       </w:tcPr>
     </w:tblStylePr>
   </w:style>
-  <w:style w:type="table" w:styleId="846">
+  <w:style w:type="table" w:styleId="946">
     <w:name w:val="Grid Table 5 Dark - Accent 6"/>
-    <w:basedOn w:val="991"/>
+    <w:basedOn w:val="1091"/>
     <w:uiPriority w:val="99"/>
     <w:pPr>
       <w:pBdr/>
@@ -14255,9 +14974,9 @@
       </w:tcPr>
     </w:tblStylePr>
   </w:style>
-  <w:style w:type="table" w:styleId="847">
+  <w:style w:type="table" w:styleId="947">
     <w:name w:val="Grid Table 6 Colorful"/>
-    <w:basedOn w:val="991"/>
+    <w:basedOn w:val="1091"/>
     <w:uiPriority w:val="99"/>
     <w:pPr>
       <w:pBdr/>
@@ -14485,9 +15204,9 @@
       </w:tcPr>
     </w:tblStylePr>
   </w:style>
-  <w:style w:type="table" w:styleId="848">
+  <w:style w:type="table" w:styleId="948">
     <w:name w:val="Grid Table 6 Colorful - Accent 1"/>
-    <w:basedOn w:val="991"/>
+    <w:basedOn w:val="1091"/>
     <w:uiPriority w:val="99"/>
     <w:pPr>
       <w:pBdr/>
@@ -14715,9 +15434,9 @@
       </w:tcPr>
     </w:tblStylePr>
   </w:style>
-  <w:style w:type="table" w:styleId="849">
+  <w:style w:type="table" w:styleId="949">
     <w:name w:val="Grid Table 6 Colorful - Accent 2"/>
-    <w:basedOn w:val="991"/>
+    <w:basedOn w:val="1091"/>
     <w:uiPriority w:val="99"/>
     <w:pPr>
       <w:pBdr/>
@@ -14945,9 +15664,9 @@
       </w:tcPr>
     </w:tblStylePr>
   </w:style>
-  <w:style w:type="table" w:styleId="850">
+  <w:style w:type="table" w:styleId="950">
     <w:name w:val="Grid Table 6 Colorful - Accent 3"/>
-    <w:basedOn w:val="991"/>
+    <w:basedOn w:val="1091"/>
     <w:uiPriority w:val="99"/>
     <w:pPr>
       <w:pBdr/>
@@ -15175,9 +15894,9 @@
       </w:tcPr>
     </w:tblStylePr>
   </w:style>
-  <w:style w:type="table" w:styleId="851">
+  <w:style w:type="table" w:styleId="951">
     <w:name w:val="Grid Table 6 Colorful - Accent 4"/>
-    <w:basedOn w:val="991"/>
+    <w:basedOn w:val="1091"/>
     <w:uiPriority w:val="99"/>
     <w:pPr>
       <w:pBdr/>
@@ -15405,9 +16124,9 @@
       </w:tcPr>
     </w:tblStylePr>
   </w:style>
-  <w:style w:type="table" w:styleId="852">
+  <w:style w:type="table" w:styleId="952">
     <w:name w:val="Grid Table 6 Colorful - Accent 5"/>
-    <w:basedOn w:val="991"/>
+    <w:basedOn w:val="1091"/>
     <w:uiPriority w:val="99"/>
     <w:pPr>
       <w:pBdr/>
@@ -15635,9 +16354,9 @@
       </w:tcPr>
     </w:tblStylePr>
   </w:style>
-  <w:style w:type="table" w:styleId="853">
+  <w:style w:type="table" w:styleId="953">
     <w:name w:val="Grid Table 6 Colorful - Accent 6"/>
-    <w:basedOn w:val="991"/>
+    <w:basedOn w:val="1091"/>
     <w:uiPriority w:val="99"/>
     <w:pPr>
       <w:pBdr/>
@@ -15865,9 +16584,9 @@
       </w:tcPr>
     </w:tblStylePr>
   </w:style>
-  <w:style w:type="table" w:styleId="854">
+  <w:style w:type="table" w:styleId="954">
     <w:name w:val="Grid Table 7 Colorful"/>
-    <w:basedOn w:val="991"/>
+    <w:basedOn w:val="1091"/>
     <w:uiPriority w:val="99"/>
     <w:pPr>
       <w:pBdr/>
@@ -16119,9 +16838,9 @@
       </w:tcPr>
     </w:tblStylePr>
   </w:style>
-  <w:style w:type="table" w:styleId="855">
+  <w:style w:type="table" w:styleId="955">
     <w:name w:val="Grid Table 7 Colorful - Accent 1"/>
-    <w:basedOn w:val="991"/>
+    <w:basedOn w:val="1091"/>
     <w:uiPriority w:val="99"/>
     <w:pPr>
       <w:pBdr/>
@@ -16373,9 +17092,9 @@
       </w:tcPr>
     </w:tblStylePr>
   </w:style>
-  <w:style w:type="table" w:styleId="856">
+  <w:style w:type="table" w:styleId="956">
     <w:name w:val="Grid Table 7 Colorful - Accent 2"/>
-    <w:basedOn w:val="991"/>
+    <w:basedOn w:val="1091"/>
     <w:uiPriority w:val="99"/>
     <w:pPr>
       <w:pBdr/>
@@ -16627,9 +17346,9 @@
       </w:tcPr>
     </w:tblStylePr>
   </w:style>
-  <w:style w:type="table" w:styleId="857">
+  <w:style w:type="table" w:styleId="957">
     <w:name w:val="Grid Table 7 Colorful - Accent 3"/>
-    <w:basedOn w:val="991"/>
+    <w:basedOn w:val="1091"/>
     <w:uiPriority w:val="99"/>
     <w:pPr>
       <w:pBdr/>
@@ -16881,9 +17600,9 @@
       </w:tcPr>
     </w:tblStylePr>
   </w:style>
-  <w:style w:type="table" w:styleId="858">
+  <w:style w:type="table" w:styleId="958">
     <w:name w:val="Grid Table 7 Colorful - Accent 4"/>
-    <w:basedOn w:val="991"/>
+    <w:basedOn w:val="1091"/>
     <w:uiPriority w:val="99"/>
     <w:pPr>
       <w:pBdr/>
@@ -17135,9 +17854,9 @@
       </w:tcPr>
     </w:tblStylePr>
   </w:style>
-  <w:style w:type="table" w:styleId="859">
+  <w:style w:type="table" w:styleId="959">
     <w:name w:val="Grid Table 7 Colorful - Accent 5"/>
-    <w:basedOn w:val="991"/>
+    <w:basedOn w:val="1091"/>
     <w:uiPriority w:val="99"/>
     <w:pPr>
       <w:pBdr/>
@@ -17389,9 +18108,9 @@
       </w:tcPr>
     </w:tblStylePr>
   </w:style>
-  <w:style w:type="table" w:styleId="860">
+  <w:style w:type="table" w:styleId="960">
     <w:name w:val="Grid Table 7 Colorful - Accent 6"/>
-    <w:basedOn w:val="991"/>
+    <w:basedOn w:val="1091"/>
     <w:uiPriority w:val="99"/>
     <w:pPr>
       <w:pBdr/>
@@ -17643,9 +18362,9 @@
       </w:tcPr>
     </w:tblStylePr>
   </w:style>
-  <w:style w:type="table" w:styleId="861">
+  <w:style w:type="table" w:styleId="961">
     <w:name w:val="List Table 1 Light"/>
-    <w:basedOn w:val="991"/>
+    <w:basedOn w:val="1091"/>
     <w:uiPriority w:val="99"/>
     <w:pPr>
       <w:pBdr/>
@@ -17859,9 +18578,9 @@
       </w:tcPr>
     </w:tblStylePr>
   </w:style>
-  <w:style w:type="table" w:styleId="862">
+  <w:style w:type="table" w:styleId="962">
     <w:name w:val="List Table 1 Light - Accent 1"/>
-    <w:basedOn w:val="991"/>
+    <w:basedOn w:val="1091"/>
     <w:uiPriority w:val="99"/>
     <w:pPr>
       <w:pBdr/>
@@ -18075,9 +18794,9 @@
       </w:tcPr>
     </w:tblStylePr>
   </w:style>
-  <w:style w:type="table" w:styleId="863">
+  <w:style w:type="table" w:styleId="963">
     <w:name w:val="List Table 1 Light - Accent 2"/>
-    <w:basedOn w:val="991"/>
+    <w:basedOn w:val="1091"/>
     <w:uiPriority w:val="99"/>
     <w:pPr>
       <w:pBdr/>
@@ -18291,9 +19010,9 @@
       </w:tcPr>
     </w:tblStylePr>
   </w:style>
-  <w:style w:type="table" w:styleId="864">
+  <w:style w:type="table" w:styleId="964">
     <w:name w:val="List Table 1 Light - Accent 3"/>
-    <w:basedOn w:val="991"/>
+    <w:basedOn w:val="1091"/>
     <w:uiPriority w:val="99"/>
     <w:pPr>
       <w:pBdr/>
@@ -18507,9 +19226,9 @@
       </w:tcPr>
     </w:tblStylePr>
   </w:style>
-  <w:style w:type="table" w:styleId="865">
+  <w:style w:type="table" w:styleId="965">
     <w:name w:val="List Table 1 Light - Accent 4"/>
-    <w:basedOn w:val="991"/>
+    <w:basedOn w:val="1091"/>
     <w:uiPriority w:val="99"/>
     <w:pPr>
       <w:pBdr/>
@@ -18723,9 +19442,9 @@
       </w:tcPr>
     </w:tblStylePr>
   </w:style>
-  <w:style w:type="table" w:styleId="866">
+  <w:style w:type="table" w:styleId="966">
     <w:name w:val="List Table 1 Light - Accent 5"/>
-    <w:basedOn w:val="991"/>
+    <w:basedOn w:val="1091"/>
     <w:uiPriority w:val="99"/>
     <w:pPr>
       <w:pBdr/>
@@ -18939,9 +19658,9 @@
       </w:tcPr>
     </w:tblStylePr>
   </w:style>
-  <w:style w:type="table" w:styleId="867">
+  <w:style w:type="table" w:styleId="967">
     <w:name w:val="List Table 1 Light - Accent 6"/>
-    <w:basedOn w:val="991"/>
+    <w:basedOn w:val="1091"/>
     <w:uiPriority w:val="99"/>
     <w:pPr>
       <w:pBdr/>
@@ -19155,9 +19874,9 @@
       </w:tcPr>
     </w:tblStylePr>
   </w:style>
-  <w:style w:type="table" w:styleId="868">
+  <w:style w:type="table" w:styleId="968">
     <w:name w:val="List Table 2"/>
-    <w:basedOn w:val="991"/>
+    <w:basedOn w:val="1091"/>
     <w:uiPriority w:val="99"/>
     <w:pPr>
       <w:pBdr/>
@@ -19393,9 +20112,9 @@
       </w:tcPr>
     </w:tblStylePr>
   </w:style>
-  <w:style w:type="table" w:styleId="869">
+  <w:style w:type="table" w:styleId="969">
     <w:name w:val="List Table 2 - Accent 1"/>
-    <w:basedOn w:val="991"/>
+    <w:basedOn w:val="1091"/>
     <w:uiPriority w:val="99"/>
     <w:pPr>
       <w:pBdr/>
@@ -19631,9 +20350,9 @@
       </w:tcPr>
     </w:tblStylePr>
   </w:style>
-  <w:style w:type="table" w:styleId="870">
+  <w:style w:type="table" w:styleId="970">
     <w:name w:val="List Table 2 - Accent 2"/>
-    <w:basedOn w:val="991"/>
+    <w:basedOn w:val="1091"/>
     <w:uiPriority w:val="99"/>
     <w:pPr>
       <w:pBdr/>
@@ -19869,9 +20588,9 @@
       </w:tcPr>
     </w:tblStylePr>
   </w:style>
-  <w:style w:type="table" w:styleId="871">
+  <w:style w:type="table" w:styleId="971">
     <w:name w:val="List Table 2 - Accent 3"/>
-    <w:basedOn w:val="991"/>
+    <w:basedOn w:val="1091"/>
     <w:uiPriority w:val="99"/>
     <w:pPr>
       <w:pBdr/>
@@ -20107,9 +20826,9 @@
       </w:tcPr>
     </w:tblStylePr>
   </w:style>
-  <w:style w:type="table" w:styleId="872">
+  <w:style w:type="table" w:styleId="972">
     <w:name w:val="List Table 2 - Accent 4"/>
-    <w:basedOn w:val="991"/>
+    <w:basedOn w:val="1091"/>
     <w:uiPriority w:val="99"/>
     <w:pPr>
       <w:pBdr/>
@@ -20345,9 +21064,9 @@
       </w:tcPr>
     </w:tblStylePr>
   </w:style>
-  <w:style w:type="table" w:styleId="873">
+  <w:style w:type="table" w:styleId="973">
     <w:name w:val="List Table 2 - Accent 5"/>
-    <w:basedOn w:val="991"/>
+    <w:basedOn w:val="1091"/>
     <w:uiPriority w:val="99"/>
     <w:pPr>
       <w:pBdr/>
@@ -20583,9 +21302,9 @@
       </w:tcPr>
     </w:tblStylePr>
   </w:style>
-  <w:style w:type="table" w:styleId="874">
+  <w:style w:type="table" w:styleId="974">
     <w:name w:val="List Table 2 - Accent 6"/>
-    <w:basedOn w:val="991"/>
+    <w:basedOn w:val="1091"/>
     <w:uiPriority w:val="99"/>
     <w:pPr>
       <w:pBdr/>
@@ -20821,9 +21540,9 @@
       </w:tcPr>
     </w:tblStylePr>
   </w:style>
-  <w:style w:type="table" w:styleId="875">
+  <w:style w:type="table" w:styleId="975">
     <w:name w:val="List Table 3"/>
-    <w:basedOn w:val="991"/>
+    <w:basedOn w:val="1091"/>
     <w:uiPriority w:val="99"/>
     <w:pPr>
       <w:pBdr/>
@@ -21049,9 +21768,9 @@
       </w:tcPr>
     </w:tblStylePr>
   </w:style>
-  <w:style w:type="table" w:styleId="876">
+  <w:style w:type="table" w:styleId="976">
     <w:name w:val="List Table 3 - Accent 1"/>
-    <w:basedOn w:val="991"/>
+    <w:basedOn w:val="1091"/>
     <w:uiPriority w:val="99"/>
     <w:pPr>
       <w:pBdr/>
@@ -21277,9 +21996,9 @@
       </w:tcPr>
     </w:tblStylePr>
   </w:style>
-  <w:style w:type="table" w:styleId="877">
+  <w:style w:type="table" w:styleId="977">
     <w:name w:val="List Table 3 - Accent 2"/>
-    <w:basedOn w:val="991"/>
+    <w:basedOn w:val="1091"/>
     <w:uiPriority w:val="99"/>
     <w:pPr>
       <w:pBdr/>
@@ -21505,9 +22224,9 @@
       </w:tcPr>
     </w:tblStylePr>
   </w:style>
-  <w:style w:type="table" w:styleId="878">
+  <w:style w:type="table" w:styleId="978">
     <w:name w:val="List Table 3 - Accent 3"/>
-    <w:basedOn w:val="991"/>
+    <w:basedOn w:val="1091"/>
     <w:uiPriority w:val="99"/>
     <w:pPr>
       <w:pBdr/>
@@ -21733,9 +22452,9 @@
       </w:tcPr>
     </w:tblStylePr>
   </w:style>
-  <w:style w:type="table" w:styleId="879">
+  <w:style w:type="table" w:styleId="979">
     <w:name w:val="List Table 3 - Accent 4"/>
-    <w:basedOn w:val="991"/>
+    <w:basedOn w:val="1091"/>
     <w:uiPriority w:val="99"/>
     <w:pPr>
       <w:pBdr/>
@@ -21961,9 +22680,9 @@
       </w:tcPr>
     </w:tblStylePr>
   </w:style>
-  <w:style w:type="table" w:styleId="880">
+  <w:style w:type="table" w:styleId="980">
     <w:name w:val="List Table 3 - Accent 5"/>
-    <w:basedOn w:val="991"/>
+    <w:basedOn w:val="1091"/>
     <w:uiPriority w:val="99"/>
     <w:pPr>
       <w:pBdr/>
@@ -22189,9 +22908,9 @@
       </w:tcPr>
     </w:tblStylePr>
   </w:style>
-  <w:style w:type="table" w:styleId="881">
+  <w:style w:type="table" w:styleId="981">
     <w:name w:val="List Table 3 - Accent 6"/>
-    <w:basedOn w:val="991"/>
+    <w:basedOn w:val="1091"/>
     <w:uiPriority w:val="99"/>
     <w:pPr>
       <w:pBdr/>
@@ -22417,9 +23136,9 @@
       </w:tcPr>
     </w:tblStylePr>
   </w:style>
-  <w:style w:type="table" w:styleId="882">
+  <w:style w:type="table" w:styleId="982">
     <w:name w:val="List Table 4"/>
-    <w:basedOn w:val="991"/>
+    <w:basedOn w:val="1091"/>
     <w:uiPriority w:val="99"/>
     <w:pPr>
       <w:pBdr/>
@@ -22642,9 +23361,9 @@
       </w:tcPr>
     </w:tblStylePr>
   </w:style>
-  <w:style w:type="table" w:styleId="883">
+  <w:style w:type="table" w:styleId="983">
     <w:name w:val="List Table 4 - Accent 1"/>
-    <w:basedOn w:val="991"/>
+    <w:basedOn w:val="1091"/>
     <w:uiPriority w:val="99"/>
     <w:pPr>
       <w:pBdr/>
@@ -22867,9 +23586,9 @@
       </w:tcPr>
     </w:tblStylePr>
   </w:style>
-  <w:style w:type="table" w:styleId="884">
+  <w:style w:type="table" w:styleId="984">
     <w:name w:val="List Table 4 - Accent 2"/>
-    <w:basedOn w:val="991"/>
+    <w:basedOn w:val="1091"/>
     <w:uiPriority w:val="99"/>
     <w:pPr>
       <w:pBdr/>
@@ -23092,9 +23811,9 @@
       </w:tcPr>
     </w:tblStylePr>
   </w:style>
-  <w:style w:type="table" w:styleId="885">
+  <w:style w:type="table" w:styleId="985">
     <w:name w:val="List Table 4 - Accent 3"/>
-    <w:basedOn w:val="991"/>
+    <w:basedOn w:val="1091"/>
     <w:uiPriority w:val="99"/>
     <w:pPr>
       <w:pBdr/>
@@ -23317,9 +24036,9 @@
       </w:tcPr>
     </w:tblStylePr>
   </w:style>
-  <w:style w:type="table" w:styleId="886">
+  <w:style w:type="table" w:styleId="986">
     <w:name w:val="List Table 4 - Accent 4"/>
-    <w:basedOn w:val="991"/>
+    <w:basedOn w:val="1091"/>
     <w:uiPriority w:val="99"/>
     <w:pPr>
       <w:pBdr/>
@@ -23542,9 +24261,9 @@
       </w:tcPr>
     </w:tblStylePr>
   </w:style>
-  <w:style w:type="table" w:styleId="887">
+  <w:style w:type="table" w:styleId="987">
     <w:name w:val="List Table 4 - Accent 5"/>
-    <w:basedOn w:val="991"/>
+    <w:basedOn w:val="1091"/>
     <w:uiPriority w:val="99"/>
     <w:pPr>
       <w:pBdr/>
@@ -23767,9 +24486,9 @@
       </w:tcPr>
     </w:tblStylePr>
   </w:style>
-  <w:style w:type="table" w:styleId="888">
+  <w:style w:type="table" w:styleId="988">
     <w:name w:val="List Table 4 - Accent 6"/>
-    <w:basedOn w:val="991"/>
+    <w:basedOn w:val="1091"/>
     <w:uiPriority w:val="99"/>
     <w:pPr>
       <w:pBdr/>
@@ -23992,9 +24711,9 @@
       </w:tcPr>
     </w:tblStylePr>
   </w:style>
-  <w:style w:type="table" w:styleId="889">
+  <w:style w:type="table" w:styleId="989">
     <w:name w:val="List Table 5 Dark"/>
-    <w:basedOn w:val="991"/>
+    <w:basedOn w:val="1091"/>
     <w:uiPriority w:val="99"/>
     <w:pPr>
       <w:pBdr/>
@@ -24234,9 +24953,9 @@
       </w:tcPr>
     </w:tblStylePr>
   </w:style>
-  <w:style w:type="table" w:styleId="890">
+  <w:style w:type="table" w:styleId="990">
     <w:name w:val="List Table 5 Dark - Accent 1"/>
-    <w:basedOn w:val="991"/>
+    <w:basedOn w:val="1091"/>
     <w:uiPriority w:val="99"/>
     <w:pPr>
       <w:pBdr/>
@@ -24476,9 +25195,9 @@
       </w:tcPr>
     </w:tblStylePr>
   </w:style>
-  <w:style w:type="table" w:styleId="891">
+  <w:style w:type="table" w:styleId="991">
     <w:name w:val="List Table 5 Dark - Accent 2"/>
-    <w:basedOn w:val="991"/>
+    <w:basedOn w:val="1091"/>
     <w:uiPriority w:val="99"/>
     <w:pPr>
       <w:pBdr/>
@@ -24718,9 +25437,9 @@
       </w:tcPr>
     </w:tblStylePr>
   </w:style>
-  <w:style w:type="table" w:styleId="892">
+  <w:style w:type="table" w:styleId="992">
     <w:name w:val="List Table 5 Dark - Accent 3"/>
-    <w:basedOn w:val="991"/>
+    <w:basedOn w:val="1091"/>
     <w:uiPriority w:val="99"/>
     <w:pPr>
       <w:pBdr/>
@@ -24960,9 +25679,9 @@
       </w:tcPr>
     </w:tblStylePr>
   </w:style>
-  <w:style w:type="table" w:styleId="893">
+  <w:style w:type="table" w:styleId="993">
     <w:name w:val="List Table 5 Dark - Accent 4"/>
-    <w:basedOn w:val="991"/>
+    <w:basedOn w:val="1091"/>
     <w:uiPriority w:val="99"/>
     <w:pPr>
       <w:pBdr/>
@@ -25202,9 +25921,9 @@
       </w:tcPr>
     </w:tblStylePr>
   </w:style>
-  <w:style w:type="table" w:styleId="894">
+  <w:style w:type="table" w:styleId="994">
     <w:name w:val="List Table 5 Dark - Accent 5"/>
-    <w:basedOn w:val="991"/>
+    <w:basedOn w:val="1091"/>
     <w:uiPriority w:val="99"/>
     <w:pPr>
       <w:pBdr/>
@@ -25444,9 +26163,9 @@
       </w:tcPr>
     </w:tblStylePr>
   </w:style>
-  <w:style w:type="table" w:styleId="895">
+  <w:style w:type="table" w:styleId="995">
     <w:name w:val="List Table 5 Dark - Accent 6"/>
-    <w:basedOn w:val="991"/>
+    <w:basedOn w:val="1091"/>
     <w:uiPriority w:val="99"/>
     <w:pPr>
       <w:pBdr/>
@@ -25686,9 +26405,9 @@
       </w:tcPr>
     </w:tblStylePr>
   </w:style>
-  <w:style w:type="table" w:styleId="896">
+  <w:style w:type="table" w:styleId="996">
     <w:name w:val="List Table 6 Colorful"/>
-    <w:basedOn w:val="991"/>
+    <w:basedOn w:val="1091"/>
     <w:uiPriority w:val="99"/>
     <w:pPr>
       <w:pBdr/>
@@ -25909,9 +26628,9 @@
       </w:tcPr>
     </w:tblStylePr>
   </w:style>
-  <w:style w:type="table" w:styleId="897">
+  <w:style w:type="table" w:styleId="997">
     <w:name w:val="List Table 6 Colorful - Accent 1"/>
-    <w:basedOn w:val="991"/>
+    <w:basedOn w:val="1091"/>
     <w:uiPriority w:val="99"/>
     <w:pPr>
       <w:pBdr/>
@@ -26132,9 +26851,9 @@
       </w:tcPr>
     </w:tblStylePr>
   </w:style>
-  <w:style w:type="table" w:styleId="898">
+  <w:style w:type="table" w:styleId="998">
     <w:name w:val="List Table 6 Colorful - Accent 2"/>
-    <w:basedOn w:val="991"/>
+    <w:basedOn w:val="1091"/>
     <w:uiPriority w:val="99"/>
     <w:pPr>
       <w:pBdr/>
@@ -26355,9 +27074,9 @@
       </w:tcPr>
     </w:tblStylePr>
   </w:style>
-  <w:style w:type="table" w:styleId="899">
+  <w:style w:type="table" w:styleId="999">
     <w:name w:val="List Table 6 Colorful - Accent 3"/>
-    <w:basedOn w:val="991"/>
+    <w:basedOn w:val="1091"/>
     <w:uiPriority w:val="99"/>
     <w:pPr>
       <w:pBdr/>
@@ -26578,9 +27297,9 @@
       </w:tcPr>
     </w:tblStylePr>
   </w:style>
-  <w:style w:type="table" w:styleId="900">
+  <w:style w:type="table" w:styleId="1000">
     <w:name w:val="List Table 6 Colorful - Accent 4"/>
-    <w:basedOn w:val="991"/>
+    <w:basedOn w:val="1091"/>
     <w:uiPriority w:val="99"/>
     <w:pPr>
       <w:pBdr/>
@@ -26801,9 +27520,9 @@
       </w:tcPr>
     </w:tblStylePr>
   </w:style>
-  <w:style w:type="table" w:styleId="901">
+  <w:style w:type="table" w:styleId="1001">
     <w:name w:val="List Table 6 Colorful - Accent 5"/>
-    <w:basedOn w:val="991"/>
+    <w:basedOn w:val="1091"/>
     <w:uiPriority w:val="99"/>
     <w:pPr>
       <w:pBdr/>
@@ -27024,9 +27743,9 @@
       </w:tcPr>
     </w:tblStylePr>
   </w:style>
-  <w:style w:type="table" w:styleId="902">
+  <w:style w:type="table" w:styleId="1002">
     <w:name w:val="List Table 6 Colorful - Accent 6"/>
-    <w:basedOn w:val="991"/>
+    <w:basedOn w:val="1091"/>
     <w:uiPriority w:val="99"/>
     <w:pPr>
       <w:pBdr/>
@@ -27247,9 +27966,9 @@
       </w:tcPr>
     </w:tblStylePr>
   </w:style>
-  <w:style w:type="table" w:styleId="903">
+  <w:style w:type="table" w:styleId="1003">
     <w:name w:val="List Table 7 Colorful"/>
-    <w:basedOn w:val="991"/>
+    <w:basedOn w:val="1091"/>
     <w:uiPriority w:val="99"/>
     <w:pPr>
       <w:pBdr/>
@@ -27503,9 +28222,9 @@
       </w:tcPr>
     </w:tblStylePr>
   </w:style>
-  <w:style w:type="table" w:styleId="904">
+  <w:style w:type="table" w:styleId="1004">
     <w:name w:val="List Table 7 Colorful - Accent 1"/>
-    <w:basedOn w:val="991"/>
+    <w:basedOn w:val="1091"/>
     <w:uiPriority w:val="99"/>
     <w:pPr>
       <w:pBdr/>
@@ -27759,9 +28478,9 @@
       </w:tcPr>
     </w:tblStylePr>
   </w:style>
-  <w:style w:type="table" w:styleId="905">
+  <w:style w:type="table" w:styleId="1005">
     <w:name w:val="List Table 7 Colorful - Accent 2"/>
-    <w:basedOn w:val="991"/>
+    <w:basedOn w:val="1091"/>
     <w:uiPriority w:val="99"/>
     <w:pPr>
       <w:pBdr/>
@@ -28015,9 +28734,9 @@
       </w:tcPr>
     </w:tblStylePr>
   </w:style>
-  <w:style w:type="table" w:styleId="906">
+  <w:style w:type="table" w:styleId="1006">
     <w:name w:val="List Table 7 Colorful - Accent 3"/>
-    <w:basedOn w:val="991"/>
+    <w:basedOn w:val="1091"/>
     <w:uiPriority w:val="99"/>
     <w:pPr>
       <w:pBdr/>
@@ -28271,9 +28990,9 @@
       </w:tcPr>
     </w:tblStylePr>
   </w:style>
-  <w:style w:type="table" w:styleId="907">
+  <w:style w:type="table" w:styleId="1007">
     <w:name w:val="List Table 7 Colorful - Accent 4"/>
-    <w:basedOn w:val="991"/>
+    <w:basedOn w:val="1091"/>
     <w:uiPriority w:val="99"/>
     <w:pPr>
       <w:pBdr/>
@@ -28527,9 +29246,9 @@
       </w:tcPr>
     </w:tblStylePr>
   </w:style>
-  <w:style w:type="table" w:styleId="908">
+  <w:style w:type="table" w:styleId="1008">
     <w:name w:val="List Table 7 Colorful - Accent 5"/>
-    <w:basedOn w:val="991"/>
+    <w:basedOn w:val="1091"/>
     <w:uiPriority w:val="99"/>
     <w:pPr>
       <w:pBdr/>
@@ -28783,9 +29502,9 @@
       </w:tcPr>
     </w:tblStylePr>
   </w:style>
-  <w:style w:type="table" w:styleId="909">
+  <w:style w:type="table" w:styleId="1009">
     <w:name w:val="List Table 7 Colorful - Accent 6"/>
-    <w:basedOn w:val="991"/>
+    <w:basedOn w:val="1091"/>
     <w:uiPriority w:val="99"/>
     <w:pPr>
       <w:pBdr/>
@@ -29039,9 +29758,9 @@
       </w:tcPr>
     </w:tblStylePr>
   </w:style>
-  <w:style w:type="table" w:styleId="910">
+  <w:style w:type="table" w:styleId="1010">
     <w:name w:val="Lined - Accent"/>
-    <w:basedOn w:val="991"/>
+    <w:basedOn w:val="1091"/>
     <w:uiPriority w:val="99"/>
     <w:pPr>
       <w:pBdr/>
@@ -29276,9 +29995,9 @@
       </w:tcPr>
     </w:tblStylePr>
   </w:style>
-  <w:style w:type="table" w:styleId="911">
+  <w:style w:type="table" w:styleId="1011">
     <w:name w:val="Lined - Accent 1"/>
-    <w:basedOn w:val="991"/>
+    <w:basedOn w:val="1091"/>
     <w:uiPriority w:val="99"/>
     <w:pPr>
       <w:pBdr/>
@@ -29513,9 +30232,9 @@
       </w:tcPr>
     </w:tblStylePr>
   </w:style>
-  <w:style w:type="table" w:styleId="912">
+  <w:style w:type="table" w:styleId="1012">
     <w:name w:val="Lined - Accent 2"/>
-    <w:basedOn w:val="991"/>
+    <w:basedOn w:val="1091"/>
     <w:uiPriority w:val="99"/>
     <w:pPr>
       <w:pBdr/>
@@ -29750,9 +30469,9 @@
       </w:tcPr>
     </w:tblStylePr>
   </w:style>
-  <w:style w:type="table" w:styleId="913">
+  <w:style w:type="table" w:styleId="1013">
     <w:name w:val="Lined - Accent 3"/>
-    <w:basedOn w:val="991"/>
+    <w:basedOn w:val="1091"/>
     <w:uiPriority w:val="99"/>
     <w:pPr>
       <w:pBdr/>
@@ -29987,9 +30706,9 @@
       </w:tcPr>
     </w:tblStylePr>
   </w:style>
-  <w:style w:type="table" w:styleId="914">
+  <w:style w:type="table" w:styleId="1014">
     <w:name w:val="Lined - Accent 4"/>
-    <w:basedOn w:val="991"/>
+    <w:basedOn w:val="1091"/>
     <w:uiPriority w:val="99"/>
     <w:pPr>
       <w:pBdr/>
@@ -30224,9 +30943,9 @@
       </w:tcPr>
     </w:tblStylePr>
   </w:style>
-  <w:style w:type="table" w:styleId="915">
+  <w:style w:type="table" w:styleId="1015">
     <w:name w:val="Lined - Accent 5"/>
-    <w:basedOn w:val="991"/>
+    <w:basedOn w:val="1091"/>
     <w:uiPriority w:val="99"/>
     <w:pPr>
       <w:pBdr/>
@@ -30461,9 +31180,9 @@
       </w:tcPr>
     </w:tblStylePr>
   </w:style>
-  <w:style w:type="table" w:styleId="916">
+  <w:style w:type="table" w:styleId="1016">
     <w:name w:val="Lined - Accent 6"/>
-    <w:basedOn w:val="991"/>
+    <w:basedOn w:val="1091"/>
     <w:uiPriority w:val="99"/>
     <w:pPr>
       <w:pBdr/>
@@ -30698,9 +31417,9 @@
       </w:tcPr>
     </w:tblStylePr>
   </w:style>
-  <w:style w:type="table" w:styleId="917">
+  <w:style w:type="table" w:styleId="1017">
     <w:name w:val="Bordered &amp; Lined - Accent"/>
-    <w:basedOn w:val="991"/>
+    <w:basedOn w:val="1091"/>
     <w:uiPriority w:val="99"/>
     <w:pPr>
       <w:pBdr/>
@@ -30942,9 +31661,9 @@
       </w:tcPr>
     </w:tblStylePr>
   </w:style>
-  <w:style w:type="table" w:styleId="918">
+  <w:style w:type="table" w:styleId="1018">
     <w:name w:val="Bordered &amp; Lined - Accent 1"/>
-    <w:basedOn w:val="991"/>
+    <w:basedOn w:val="1091"/>
     <w:uiPriority w:val="99"/>
     <w:pPr>
       <w:pBdr/>
@@ -31186,9 +31905,9 @@
       </w:tcPr>
     </w:tblStylePr>
   </w:style>
-  <w:style w:type="table" w:styleId="919">
+  <w:style w:type="table" w:styleId="1019">
     <w:name w:val="Bordered &amp; Lined - Accent 2"/>
-    <w:basedOn w:val="991"/>
+    <w:basedOn w:val="1091"/>
     <w:uiPriority w:val="99"/>
     <w:pPr>
       <w:pBdr/>
@@ -31430,9 +32149,9 @@
       </w:tcPr>
     </w:tblStylePr>
   </w:style>
-  <w:style w:type="table" w:styleId="920">
+  <w:style w:type="table" w:styleId="1020">
     <w:name w:val="Bordered &amp; Lined - Accent 3"/>
-    <w:basedOn w:val="991"/>
+    <w:basedOn w:val="1091"/>
     <w:uiPriority w:val="99"/>
     <w:pPr>
       <w:pBdr/>
@@ -31674,9 +32393,9 @@
       </w:tcPr>
     </w:tblStylePr>
   </w:style>
-  <w:style w:type="table" w:styleId="921">
+  <w:style w:type="table" w:styleId="1021">
     <w:name w:val="Bordered &amp; Lined - Accent 4"/>
-    <w:basedOn w:val="991"/>
+    <w:basedOn w:val="1091"/>
     <w:uiPriority w:val="99"/>
     <w:pPr>
       <w:pBdr/>
@@ -31918,9 +32637,9 @@
       </w:tcPr>
     </w:tblStylePr>
   </w:style>
-  <w:style w:type="table" w:styleId="922">
+  <w:style w:type="table" w:styleId="1022">
     <w:name w:val="Bordered &amp; Lined - Accent 5"/>
-    <w:basedOn w:val="991"/>
+    <w:basedOn w:val="1091"/>
     <w:uiPriority w:val="99"/>
     <w:pPr>
       <w:pBdr/>
@@ -32162,9 +32881,9 @@
       </w:tcPr>
     </w:tblStylePr>
   </w:style>
-  <w:style w:type="table" w:styleId="923">
+  <w:style w:type="table" w:styleId="1023">
     <w:name w:val="Bordered &amp; Lined - Accent 6"/>
-    <w:basedOn w:val="991"/>
+    <w:basedOn w:val="1091"/>
     <w:uiPriority w:val="99"/>
     <w:pPr>
       <w:pBdr/>
@@ -32406,9 +33125,9 @@
       </w:tcPr>
     </w:tblStylePr>
   </w:style>
-  <w:style w:type="table" w:styleId="924">
+  <w:style w:type="table" w:styleId="1024">
     <w:name w:val="Bordered"/>
-    <w:basedOn w:val="991"/>
+    <w:basedOn w:val="1091"/>
     <w:uiPriority w:val="99"/>
     <w:pPr>
       <w:pBdr/>
@@ -32637,9 +33356,9 @@
       </w:tcPr>
     </w:tblStylePr>
   </w:style>
-  <w:style w:type="table" w:styleId="925">
+  <w:style w:type="table" w:styleId="1025">
     <w:name w:val="Bordered - Accent 1"/>
-    <w:basedOn w:val="991"/>
+    <w:basedOn w:val="1091"/>
     <w:uiPriority w:val="99"/>
     <w:pPr>
       <w:pBdr/>
@@ -32868,9 +33587,9 @@
       </w:tcPr>
     </w:tblStylePr>
   </w:style>
-  <w:style w:type="table" w:styleId="926">
+  <w:style w:type="table" w:styleId="1026">
     <w:name w:val="Bordered - Accent 2"/>
-    <w:basedOn w:val="991"/>
+    <w:basedOn w:val="1091"/>
     <w:uiPriority w:val="99"/>
     <w:pPr>
       <w:pBdr/>
@@ -33099,9 +33818,9 @@
       </w:tcPr>
     </w:tblStylePr>
   </w:style>
-  <w:style w:type="table" w:styleId="927">
+  <w:style w:type="table" w:styleId="1027">
     <w:name w:val="Bordered - Accent 3"/>
-    <w:basedOn w:val="991"/>
+    <w:basedOn w:val="1091"/>
     <w:uiPriority w:val="99"/>
     <w:pPr>
       <w:pBdr/>
@@ -33330,9 +34049,9 @@
       </w:tcPr>
     </w:tblStylePr>
   </w:style>
-  <w:style w:type="table" w:styleId="928">
+  <w:style w:type="table" w:styleId="1028">
     <w:name w:val="Bordered - Accent 4"/>
-    <w:basedOn w:val="991"/>
+    <w:basedOn w:val="1091"/>
     <w:uiPriority w:val="99"/>
     <w:pPr>
       <w:pBdr/>
@@ -33561,9 +34280,9 @@
       </w:tcPr>
     </w:tblStylePr>
   </w:style>
-  <w:style w:type="table" w:styleId="929">
+  <w:style w:type="table" w:styleId="1029">
     <w:name w:val="Bordered - Accent 5"/>
-    <w:basedOn w:val="991"/>
+    <w:basedOn w:val="1091"/>
     <w:uiPriority w:val="99"/>
     <w:pPr>
       <w:pBdr/>
@@ -33792,9 +34511,9 @@
       </w:tcPr>
     </w:tblStylePr>
   </w:style>
-  <w:style w:type="table" w:styleId="930">
+  <w:style w:type="table" w:styleId="1030">
     <w:name w:val="Bordered - Accent 6"/>
-    <w:basedOn w:val="991"/>
+    <w:basedOn w:val="1091"/>
     <w:uiPriority w:val="99"/>
     <w:pPr>
       <w:pBdr/>
@@ -34023,11 +34742,11 @@
       </w:tcPr>
     </w:tblStylePr>
   </w:style>
-  <w:style w:type="paragraph" w:styleId="931">
+  <w:style w:type="paragraph" w:styleId="1031">
     <w:name w:val="Heading 1"/>
-    <w:basedOn w:val="990"/>
-    <w:next w:val="990"/>
-    <w:link w:val="941"/>
+    <w:basedOn w:val="1090"/>
+    <w:next w:val="1090"/>
+    <w:link w:val="1041"/>
     <w:uiPriority w:val="9"/>
     <w:qFormat/>
     <w:pPr>
@@ -34045,11 +34764,11 @@
       <w:szCs w:val="40"/>
     </w:rPr>
   </w:style>
-  <w:style w:type="paragraph" w:styleId="932">
+  <w:style w:type="paragraph" w:styleId="1032">
     <w:name w:val="Heading 2"/>
-    <w:basedOn w:val="990"/>
-    <w:next w:val="990"/>
-    <w:link w:val="942"/>
+    <w:basedOn w:val="1090"/>
+    <w:next w:val="1090"/>
+    <w:link w:val="1042"/>
     <w:uiPriority w:val="9"/>
     <w:unhideWhenUsed/>
     <w:qFormat/>
@@ -34068,11 +34787,11 @@
       <w:szCs w:val="32"/>
     </w:rPr>
   </w:style>
-  <w:style w:type="paragraph" w:styleId="933">
+  <w:style w:type="paragraph" w:styleId="1033">
     <w:name w:val="Heading 3"/>
-    <w:basedOn w:val="990"/>
-    <w:next w:val="990"/>
-    <w:link w:val="943"/>
+    <w:basedOn w:val="1090"/>
+    <w:next w:val="1090"/>
+    <w:link w:val="1043"/>
     <w:uiPriority w:val="9"/>
     <w:unhideWhenUsed/>
     <w:qFormat/>
@@ -34091,11 +34810,11 @@
       <w:szCs w:val="28"/>
     </w:rPr>
   </w:style>
-  <w:style w:type="paragraph" w:styleId="934">
+  <w:style w:type="paragraph" w:styleId="1034">
     <w:name w:val="Heading 4"/>
-    <w:basedOn w:val="990"/>
-    <w:next w:val="990"/>
-    <w:link w:val="944"/>
+    <w:basedOn w:val="1090"/>
+    <w:next w:val="1090"/>
+    <w:link w:val="1044"/>
     <w:uiPriority w:val="9"/>
     <w:unhideWhenUsed/>
     <w:qFormat/>
@@ -34114,11 +34833,11 @@
       <w:color w:val="0f4761" w:themeColor="accent1" w:themeShade="BF"/>
     </w:rPr>
   </w:style>
-  <w:style w:type="paragraph" w:styleId="935">
+  <w:style w:type="paragraph" w:styleId="1035">
     <w:name w:val="Heading 5"/>
-    <w:basedOn w:val="990"/>
-    <w:next w:val="990"/>
-    <w:link w:val="945"/>
+    <w:basedOn w:val="1090"/>
+    <w:next w:val="1090"/>
+    <w:link w:val="1045"/>
     <w:uiPriority w:val="9"/>
     <w:unhideWhenUsed/>
     <w:qFormat/>
@@ -34135,11 +34854,11 @@
       <w:color w:val="0f4761" w:themeColor="accent1" w:themeShade="BF"/>
     </w:rPr>
   </w:style>
-  <w:style w:type="paragraph" w:styleId="936">
+  <w:style w:type="paragraph" w:styleId="1036">
     <w:name w:val="Heading 6"/>
-    <w:basedOn w:val="990"/>
-    <w:next w:val="990"/>
-    <w:link w:val="946"/>
+    <w:basedOn w:val="1090"/>
+    <w:next w:val="1090"/>
+    <w:link w:val="1046"/>
     <w:uiPriority w:val="9"/>
     <w:unhideWhenUsed/>
     <w:qFormat/>
@@ -34158,11 +34877,11 @@
       <w:color w:val="595959" w:themeColor="text1" w:themeTint="A6"/>
     </w:rPr>
   </w:style>
-  <w:style w:type="paragraph" w:styleId="937">
+  <w:style w:type="paragraph" w:styleId="1037">
     <w:name w:val="Heading 7"/>
-    <w:basedOn w:val="990"/>
-    <w:next w:val="990"/>
-    <w:link w:val="947"/>
+    <w:basedOn w:val="1090"/>
+    <w:next w:val="1090"/>
+    <w:link w:val="1047"/>
     <w:uiPriority w:val="9"/>
     <w:unhideWhenUsed/>
     <w:qFormat/>
@@ -34179,11 +34898,11 @@
       <w:color w:val="595959" w:themeColor="text1" w:themeTint="A6"/>
     </w:rPr>
   </w:style>
-  <w:style w:type="paragraph" w:styleId="938">
+  <w:style w:type="paragraph" w:styleId="1038">
     <w:name w:val="Heading 8"/>
-    <w:basedOn w:val="990"/>
-    <w:next w:val="990"/>
-    <w:link w:val="948"/>
+    <w:basedOn w:val="1090"/>
+    <w:next w:val="1090"/>
+    <w:link w:val="1048"/>
     <w:uiPriority w:val="9"/>
     <w:unhideWhenUsed/>
     <w:qFormat/>
@@ -34202,11 +34921,11 @@
       <w:color w:val="272727" w:themeColor="text1" w:themeTint="D8"/>
     </w:rPr>
   </w:style>
-  <w:style w:type="paragraph" w:styleId="939">
+  <w:style w:type="paragraph" w:styleId="1039">
     <w:name w:val="Heading 9"/>
-    <w:basedOn w:val="990"/>
-    <w:next w:val="990"/>
-    <w:link w:val="949"/>
+    <w:basedOn w:val="1090"/>
+    <w:next w:val="1090"/>
+    <w:link w:val="1049"/>
     <w:uiPriority w:val="9"/>
     <w:unhideWhenUsed/>
     <w:qFormat/>
@@ -34225,7 +34944,7 @@
       <w:color w:val="272727" w:themeColor="text1" w:themeTint="D8"/>
     </w:rPr>
   </w:style>
-  <w:style w:type="character" w:styleId="940" w:default="1">
+  <w:style w:type="character" w:styleId="1040" w:default="1">
     <w:name w:val="Default Paragraph Font"/>
     <w:uiPriority w:val="1"/>
     <w:semiHidden/>
@@ -34236,10 +34955,10 @@
       <w:ind/>
     </w:pPr>
   </w:style>
-  <w:style w:type="character" w:styleId="941">
+  <w:style w:type="character" w:styleId="1041">
     <w:name w:val="Heading 1 Char"/>
-    <w:basedOn w:val="940"/>
-    <w:link w:val="931"/>
+    <w:basedOn w:val="1040"/>
+    <w:link w:val="1031"/>
     <w:uiPriority w:val="9"/>
     <w:pPr>
       <w:pBdr/>
@@ -34253,10 +34972,10 @@
       <w:szCs w:val="40"/>
     </w:rPr>
   </w:style>
-  <w:style w:type="character" w:styleId="942">
+  <w:style w:type="character" w:styleId="1042">
     <w:name w:val="Heading 2 Char"/>
-    <w:basedOn w:val="940"/>
-    <w:link w:val="932"/>
+    <w:basedOn w:val="1040"/>
+    <w:link w:val="1032"/>
     <w:uiPriority w:val="9"/>
     <w:pPr>
       <w:pBdr/>
@@ -34270,10 +34989,10 @@
       <w:szCs w:val="32"/>
     </w:rPr>
   </w:style>
-  <w:style w:type="character" w:styleId="943">
+  <w:style w:type="character" w:styleId="1043">
     <w:name w:val="Heading 3 Char"/>
-    <w:basedOn w:val="940"/>
-    <w:link w:val="933"/>
+    <w:basedOn w:val="1040"/>
+    <w:link w:val="1033"/>
     <w:uiPriority w:val="9"/>
     <w:pPr>
       <w:pBdr/>
@@ -34287,10 +35006,10 @@
       <w:szCs w:val="28"/>
     </w:rPr>
   </w:style>
-  <w:style w:type="character" w:styleId="944">
+  <w:style w:type="character" w:styleId="1044">
     <w:name w:val="Heading 4 Char"/>
-    <w:basedOn w:val="940"/>
-    <w:link w:val="934"/>
+    <w:basedOn w:val="1040"/>
+    <w:link w:val="1034"/>
     <w:uiPriority w:val="9"/>
     <w:pPr>
       <w:pBdr/>
@@ -34304,10 +35023,10 @@
       <w:color w:val="0f4761" w:themeColor="accent1" w:themeShade="BF"/>
     </w:rPr>
   </w:style>
-  <w:style w:type="character" w:styleId="945">
+  <w:style w:type="character" w:styleId="1045">
     <w:name w:val="Heading 5 Char"/>
-    <w:basedOn w:val="940"/>
-    <w:link w:val="935"/>
+    <w:basedOn w:val="1040"/>
+    <w:link w:val="1035"/>
     <w:uiPriority w:val="9"/>
     <w:pPr>
       <w:pBdr/>
@@ -34319,10 +35038,10 @@
       <w:color w:val="0f4761" w:themeColor="accent1" w:themeShade="BF"/>
     </w:rPr>
   </w:style>
-  <w:style w:type="character" w:styleId="946">
+  <w:style w:type="character" w:styleId="1046">
     <w:name w:val="Heading 6 Char"/>
-    <w:basedOn w:val="940"/>
-    <w:link w:val="936"/>
+    <w:basedOn w:val="1040"/>
+    <w:link w:val="1036"/>
     <w:uiPriority w:val="9"/>
     <w:pPr>
       <w:pBdr/>
@@ -34336,10 +35055,10 @@
       <w:color w:val="595959" w:themeColor="text1" w:themeTint="A6"/>
     </w:rPr>
   </w:style>
-  <w:style w:type="character" w:styleId="947">
+  <w:style w:type="character" w:styleId="1047">
     <w:name w:val="Heading 7 Char"/>
-    <w:basedOn w:val="940"/>
-    <w:link w:val="937"/>
+    <w:basedOn w:val="1040"/>
+    <w:link w:val="1037"/>
     <w:uiPriority w:val="9"/>
     <w:pPr>
       <w:pBdr/>
@@ -34351,10 +35070,10 @@
       <w:color w:val="595959" w:themeColor="text1" w:themeTint="A6"/>
     </w:rPr>
   </w:style>
-  <w:style w:type="character" w:styleId="948">
+  <w:style w:type="character" w:styleId="1048">
     <w:name w:val="Heading 8 Char"/>
-    <w:basedOn w:val="940"/>
-    <w:link w:val="938"/>
+    <w:basedOn w:val="1040"/>
+    <w:link w:val="1038"/>
     <w:uiPriority w:val="9"/>
     <w:pPr>
       <w:pBdr/>
@@ -34368,10 +35087,10 @@
       <w:color w:val="272727" w:themeColor="text1" w:themeTint="D8"/>
     </w:rPr>
   </w:style>
-  <w:style w:type="character" w:styleId="949">
+  <w:style w:type="character" w:styleId="1049">
     <w:name w:val="Heading 9 Char"/>
-    <w:basedOn w:val="940"/>
-    <w:link w:val="939"/>
+    <w:basedOn w:val="1040"/>
+    <w:link w:val="1039"/>
     <w:uiPriority w:val="9"/>
     <w:pPr>
       <w:pBdr/>
@@ -34385,11 +35104,11 @@
       <w:color w:val="272727" w:themeColor="text1" w:themeTint="D8"/>
     </w:rPr>
   </w:style>
-  <w:style w:type="paragraph" w:styleId="950">
+  <w:style w:type="paragraph" w:styleId="1050">
     <w:name w:val="Title"/>
-    <w:basedOn w:val="990"/>
-    <w:next w:val="990"/>
-    <w:link w:val="951"/>
+    <w:basedOn w:val="1090"/>
+    <w:next w:val="1090"/>
+    <w:link w:val="1051"/>
     <w:uiPriority w:val="10"/>
     <w:qFormat/>
     <w:pPr>
@@ -34405,10 +35124,10 @@
       <w:szCs w:val="56"/>
     </w:rPr>
   </w:style>
-  <w:style w:type="character" w:styleId="951">
+  <w:style w:type="character" w:styleId="1051">
     <w:name w:val="Title Char"/>
-    <w:basedOn w:val="940"/>
-    <w:link w:val="950"/>
+    <w:basedOn w:val="1040"/>
+    <w:link w:val="1050"/>
     <w:uiPriority w:val="10"/>
     <w:pPr>
       <w:pBdr/>
@@ -34422,11 +35141,11 @@
       <w:szCs w:val="56"/>
     </w:rPr>
   </w:style>
-  <w:style w:type="paragraph" w:styleId="952">
+  <w:style w:type="paragraph" w:styleId="1052">
     <w:name w:val="Subtitle"/>
-    <w:basedOn w:val="990"/>
-    <w:next w:val="990"/>
-    <w:link w:val="953"/>
+    <w:basedOn w:val="1090"/>
+    <w:next w:val="1090"/>
+    <w:link w:val="1053"/>
     <w:uiPriority w:val="11"/>
     <w:qFormat/>
     <w:pPr>
@@ -34444,10 +35163,10 @@
       <w:szCs w:val="28"/>
     </w:rPr>
   </w:style>
-  <w:style w:type="character" w:styleId="953">
+  <w:style w:type="character" w:styleId="1053">
     <w:name w:val="Subtitle Char"/>
-    <w:basedOn w:val="940"/>
-    <w:link w:val="952"/>
+    <w:basedOn w:val="1040"/>
+    <w:link w:val="1052"/>
     <w:uiPriority w:val="11"/>
     <w:pPr>
       <w:pBdr/>
@@ -34461,11 +35180,11 @@
       <w:szCs w:val="28"/>
     </w:rPr>
   </w:style>
-  <w:style w:type="paragraph" w:styleId="954">
+  <w:style w:type="paragraph" w:styleId="1054">
     <w:name w:val="Quote"/>
-    <w:basedOn w:val="990"/>
-    <w:next w:val="990"/>
-    <w:link w:val="955"/>
+    <w:basedOn w:val="1090"/>
+    <w:next w:val="1090"/>
+    <w:link w:val="1055"/>
     <w:uiPriority w:val="29"/>
     <w:qFormat/>
     <w:pPr>
@@ -34480,10 +35199,10 @@
       <w:color w:val="404040" w:themeColor="text1" w:themeTint="BF"/>
     </w:rPr>
   </w:style>
-  <w:style w:type="character" w:styleId="955">
+  <w:style w:type="character" w:styleId="1055">
     <w:name w:val="Quote Char"/>
-    <w:basedOn w:val="940"/>
-    <w:link w:val="954"/>
+    <w:basedOn w:val="1040"/>
+    <w:link w:val="1054"/>
     <w:uiPriority w:val="29"/>
     <w:pPr>
       <w:pBdr/>
@@ -34496,9 +35215,9 @@
       <w:color w:val="404040" w:themeColor="text1" w:themeTint="BF"/>
     </w:rPr>
   </w:style>
-  <w:style w:type="character" w:styleId="956">
+  <w:style w:type="character" w:styleId="1056">
     <w:name w:val="Intense Emphasis"/>
-    <w:basedOn w:val="940"/>
+    <w:basedOn w:val="1040"/>
     <w:uiPriority w:val="21"/>
     <w:qFormat/>
     <w:pPr>
@@ -34512,11 +35231,11 @@
       <w:color w:val="0f4761" w:themeColor="accent1" w:themeShade="BF"/>
     </w:rPr>
   </w:style>
-  <w:style w:type="paragraph" w:styleId="957">
+  <w:style w:type="paragraph" w:styleId="1057">
     <w:name w:val="Intense Quote"/>
-    <w:basedOn w:val="990"/>
-    <w:next w:val="990"/>
-    <w:link w:val="958"/>
+    <w:basedOn w:val="1090"/>
+    <w:next w:val="1090"/>
+    <w:link w:val="1058"/>
     <w:uiPriority w:val="30"/>
     <w:qFormat/>
     <w:pPr>
@@ -34534,10 +35253,10 @@
       <w:color w:val="0f4761" w:themeColor="accent1" w:themeShade="BF"/>
     </w:rPr>
   </w:style>
-  <w:style w:type="character" w:styleId="958">
+  <w:style w:type="character" w:styleId="1058">
     <w:name w:val="Intense Quote Char"/>
-    <w:basedOn w:val="940"/>
-    <w:link w:val="957"/>
+    <w:basedOn w:val="1040"/>
+    <w:link w:val="1057"/>
     <w:uiPriority w:val="30"/>
     <w:pPr>
       <w:pBdr/>
@@ -34550,9 +35269,9 @@
       <w:color w:val="0f4761" w:themeColor="accent1" w:themeShade="BF"/>
     </w:rPr>
   </w:style>
-  <w:style w:type="character" w:styleId="959">
+  <w:style w:type="character" w:styleId="1059">
     <w:name w:val="Intense Reference"/>
-    <w:basedOn w:val="940"/>
+    <w:basedOn w:val="1040"/>
     <w:uiPriority w:val="32"/>
     <w:qFormat/>
     <w:pPr>
@@ -34568,9 +35287,9 @@
       <w:spacing w:val="5"/>
     </w:rPr>
   </w:style>
-  <w:style w:type="character" w:styleId="960">
+  <w:style w:type="character" w:styleId="1060">
     <w:name w:val="Subtle Emphasis"/>
-    <w:basedOn w:val="940"/>
+    <w:basedOn w:val="1040"/>
     <w:uiPriority w:val="19"/>
     <w:qFormat/>
     <w:pPr>
@@ -34584,9 +35303,9 @@
       <w:color w:val="404040" w:themeColor="text1" w:themeTint="BF"/>
     </w:rPr>
   </w:style>
-  <w:style w:type="character" w:styleId="961">
+  <w:style w:type="character" w:styleId="1061">
     <w:name w:val="Emphasis"/>
-    <w:basedOn w:val="940"/>
+    <w:basedOn w:val="1040"/>
     <w:uiPriority w:val="20"/>
     <w:qFormat/>
     <w:pPr>
@@ -34599,9 +35318,9 @@
       <w:iCs/>
     </w:rPr>
   </w:style>
-  <w:style w:type="character" w:styleId="962">
+  <w:style w:type="character" w:styleId="1062">
     <w:name w:val="Strong"/>
-    <w:basedOn w:val="940"/>
+    <w:basedOn w:val="1040"/>
     <w:uiPriority w:val="22"/>
     <w:qFormat/>
     <w:pPr>
@@ -34614,9 +35333,9 @@
       <w:bCs/>
     </w:rPr>
   </w:style>
-  <w:style w:type="character" w:styleId="963">
+  <w:style w:type="character" w:styleId="1063">
     <w:name w:val="Subtle Reference"/>
-    <w:basedOn w:val="940"/>
+    <w:basedOn w:val="1040"/>
     <w:uiPriority w:val="31"/>
     <w:qFormat/>
     <w:pPr>
@@ -34629,9 +35348,9 @@
       <w:color w:val="5a5a5a" w:themeColor="text1" w:themeTint="A5"/>
     </w:rPr>
   </w:style>
-  <w:style w:type="character" w:styleId="964">
+  <w:style w:type="character" w:styleId="1064">
     <w:name w:val="Book Title"/>
-    <w:basedOn w:val="940"/>
+    <w:basedOn w:val="1040"/>
     <w:uiPriority w:val="33"/>
     <w:qFormat/>
     <w:pPr>
@@ -34647,10 +35366,10 @@
       <w:spacing w:val="5"/>
     </w:rPr>
   </w:style>
-  <w:style w:type="paragraph" w:styleId="965">
+  <w:style w:type="paragraph" w:styleId="1065">
     <w:name w:val="Header"/>
-    <w:basedOn w:val="990"/>
-    <w:link w:val="966"/>
+    <w:basedOn w:val="1090"/>
+    <w:link w:val="1066"/>
     <w:uiPriority w:val="99"/>
     <w:unhideWhenUsed/>
     <w:pPr>
@@ -34663,10 +35382,10 @@
       <w:ind/>
     </w:pPr>
   </w:style>
-  <w:style w:type="character" w:styleId="966">
+  <w:style w:type="character" w:styleId="1066">
     <w:name w:val="Header Char"/>
-    <w:basedOn w:val="940"/>
-    <w:link w:val="965"/>
+    <w:basedOn w:val="1040"/>
+    <w:link w:val="1065"/>
     <w:uiPriority w:val="99"/>
     <w:pPr>
       <w:pBdr/>
@@ -34674,10 +35393,10 @@
       <w:ind/>
     </w:pPr>
   </w:style>
-  <w:style w:type="paragraph" w:styleId="967">
+  <w:style w:type="paragraph" w:styleId="1067">
     <w:name w:val="Footer"/>
-    <w:basedOn w:val="990"/>
-    <w:link w:val="968"/>
+    <w:basedOn w:val="1090"/>
+    <w:link w:val="1068"/>
     <w:uiPriority w:val="99"/>
     <w:unhideWhenUsed/>
     <w:pPr>
@@ -34690,10 +35409,10 @@
       <w:ind/>
     </w:pPr>
   </w:style>
-  <w:style w:type="character" w:styleId="968">
+  <w:style w:type="character" w:styleId="1068">
     <w:name w:val="Footer Char"/>
-    <w:basedOn w:val="940"/>
-    <w:link w:val="967"/>
+    <w:basedOn w:val="1040"/>
+    <w:link w:val="1067"/>
     <w:uiPriority w:val="99"/>
     <w:pPr>
       <w:pBdr/>
@@ -34701,10 +35420,10 @@
       <w:ind/>
     </w:pPr>
   </w:style>
-  <w:style w:type="paragraph" w:styleId="969">
+  <w:style w:type="paragraph" w:styleId="1069">
     <w:name w:val="Caption"/>
-    <w:basedOn w:val="990"/>
-    <w:next w:val="990"/>
+    <w:basedOn w:val="1090"/>
+    <w:next w:val="1090"/>
     <w:uiPriority w:val="35"/>
     <w:unhideWhenUsed/>
     <w:qFormat/>
@@ -34721,10 +35440,10 @@
       <w:szCs w:val="18"/>
     </w:rPr>
   </w:style>
-  <w:style w:type="paragraph" w:styleId="970">
+  <w:style w:type="paragraph" w:styleId="1070">
     <w:name w:val="footnote text"/>
-    <w:basedOn w:val="990"/>
-    <w:link w:val="971"/>
+    <w:basedOn w:val="1090"/>
+    <w:link w:val="1071"/>
     <w:uiPriority w:val="99"/>
     <w:semiHidden/>
     <w:unhideWhenUsed/>
@@ -34738,10 +35457,10 @@
       <w:szCs w:val="20"/>
     </w:rPr>
   </w:style>
-  <w:style w:type="character" w:styleId="971">
+  <w:style w:type="character" w:styleId="1071">
     <w:name w:val="Footnote Text Char"/>
-    <w:basedOn w:val="940"/>
-    <w:link w:val="970"/>
+    <w:basedOn w:val="1040"/>
+    <w:link w:val="1070"/>
     <w:uiPriority w:val="99"/>
     <w:semiHidden/>
     <w:pPr>
@@ -34754,9 +35473,9 @@
       <w:szCs w:val="20"/>
     </w:rPr>
   </w:style>
-  <w:style w:type="character" w:styleId="972">
+  <w:style w:type="character" w:styleId="1072">
     <w:name w:val="footnote reference"/>
-    <w:basedOn w:val="940"/>
+    <w:basedOn w:val="1040"/>
     <w:uiPriority w:val="99"/>
     <w:semiHidden/>
     <w:unhideWhenUsed/>
@@ -34769,10 +35488,10 @@
       <w:vertAlign w:val="superscript"/>
     </w:rPr>
   </w:style>
-  <w:style w:type="paragraph" w:styleId="973">
+  <w:style w:type="paragraph" w:styleId="1073">
     <w:name w:val="endnote text"/>
-    <w:basedOn w:val="990"/>
-    <w:link w:val="974"/>
+    <w:basedOn w:val="1090"/>
+    <w:link w:val="1074"/>
     <w:uiPriority w:val="99"/>
     <w:semiHidden/>
     <w:unhideWhenUsed/>
@@ -34786,10 +35505,10 @@
       <w:szCs w:val="20"/>
     </w:rPr>
   </w:style>
-  <w:style w:type="character" w:styleId="974">
+  <w:style w:type="character" w:styleId="1074">
     <w:name w:val="Endnote Text Char"/>
-    <w:basedOn w:val="940"/>
-    <w:link w:val="973"/>
+    <w:basedOn w:val="1040"/>
+    <w:link w:val="1073"/>
     <w:uiPriority w:val="99"/>
     <w:semiHidden/>
     <w:pPr>
@@ -34802,9 +35521,9 @@
       <w:szCs w:val="20"/>
     </w:rPr>
   </w:style>
-  <w:style w:type="character" w:styleId="975">
+  <w:style w:type="character" w:styleId="1075">
     <w:name w:val="endnote reference"/>
-    <w:basedOn w:val="940"/>
+    <w:basedOn w:val="1040"/>
     <w:uiPriority w:val="99"/>
     <w:semiHidden/>
     <w:unhideWhenUsed/>
@@ -34817,9 +35536,9 @@
       <w:vertAlign w:val="superscript"/>
     </w:rPr>
   </w:style>
-  <w:style w:type="character" w:styleId="976">
+  <w:style w:type="character" w:styleId="1076">
     <w:name w:val="Hyperlink"/>
-    <w:basedOn w:val="940"/>
+    <w:basedOn w:val="1040"/>
     <w:uiPriority w:val="99"/>
     <w:unhideWhenUsed/>
     <w:pPr>
@@ -34832,9 +35551,9 @@
       <w:u w:val="single"/>
     </w:rPr>
   </w:style>
-  <w:style w:type="character" w:styleId="977">
+  <w:style w:type="character" w:styleId="1077">
     <w:name w:val="FollowedHyperlink"/>
-    <w:basedOn w:val="940"/>
+    <w:basedOn w:val="1040"/>
     <w:uiPriority w:val="99"/>
     <w:semiHidden/>
     <w:unhideWhenUsed/>
@@ -34848,10 +35567,10 @@
       <w:u w:val="single"/>
     </w:rPr>
   </w:style>
-  <w:style w:type="paragraph" w:styleId="978">
+  <w:style w:type="paragraph" w:styleId="1078">
     <w:name w:val="toc 1"/>
-    <w:basedOn w:val="990"/>
-    <w:next w:val="990"/>
+    <w:basedOn w:val="1090"/>
+    <w:next w:val="1090"/>
     <w:uiPriority w:val="39"/>
     <w:unhideWhenUsed/>
     <w:pPr>
@@ -34860,10 +35579,10 @@
       <w:ind/>
     </w:pPr>
   </w:style>
-  <w:style w:type="paragraph" w:styleId="979">
+  <w:style w:type="paragraph" w:styleId="1079">
     <w:name w:val="toc 2"/>
-    <w:basedOn w:val="990"/>
-    <w:next w:val="990"/>
+    <w:basedOn w:val="1090"/>
+    <w:next w:val="1090"/>
     <w:uiPriority w:val="39"/>
     <w:unhideWhenUsed/>
     <w:pPr>
@@ -34872,10 +35591,10 @@
       <w:ind w:left="220"/>
     </w:pPr>
   </w:style>
-  <w:style w:type="paragraph" w:styleId="980">
+  <w:style w:type="paragraph" w:styleId="1080">
     <w:name w:val="toc 3"/>
-    <w:basedOn w:val="990"/>
-    <w:next w:val="990"/>
+    <w:basedOn w:val="1090"/>
+    <w:next w:val="1090"/>
     <w:uiPriority w:val="39"/>
     <w:unhideWhenUsed/>
     <w:pPr>
@@ -34884,10 +35603,10 @@
       <w:ind w:left="440"/>
     </w:pPr>
   </w:style>
-  <w:style w:type="paragraph" w:styleId="981">
+  <w:style w:type="paragraph" w:styleId="1081">
     <w:name w:val="toc 4"/>
-    <w:basedOn w:val="990"/>
-    <w:next w:val="990"/>
+    <w:basedOn w:val="1090"/>
+    <w:next w:val="1090"/>
     <w:uiPriority w:val="39"/>
     <w:unhideWhenUsed/>
     <w:pPr>
@@ -34896,10 +35615,10 @@
       <w:ind w:left="660"/>
     </w:pPr>
   </w:style>
-  <w:style w:type="paragraph" w:styleId="982">
+  <w:style w:type="paragraph" w:styleId="1082">
     <w:name w:val="toc 5"/>
-    <w:basedOn w:val="990"/>
-    <w:next w:val="990"/>
+    <w:basedOn w:val="1090"/>
+    <w:next w:val="1090"/>
     <w:uiPriority w:val="39"/>
     <w:unhideWhenUsed/>
     <w:pPr>
@@ -34908,10 +35627,10 @@
       <w:ind w:left="880"/>
     </w:pPr>
   </w:style>
-  <w:style w:type="paragraph" w:styleId="983">
+  <w:style w:type="paragraph" w:styleId="1083">
     <w:name w:val="toc 6"/>
-    <w:basedOn w:val="990"/>
-    <w:next w:val="990"/>
+    <w:basedOn w:val="1090"/>
+    <w:next w:val="1090"/>
     <w:uiPriority w:val="39"/>
     <w:unhideWhenUsed/>
     <w:pPr>
@@ -34920,10 +35639,10 @@
       <w:ind w:left="1100"/>
     </w:pPr>
   </w:style>
-  <w:style w:type="paragraph" w:styleId="984">
+  <w:style w:type="paragraph" w:styleId="1084">
     <w:name w:val="toc 7"/>
-    <w:basedOn w:val="990"/>
-    <w:next w:val="990"/>
+    <w:basedOn w:val="1090"/>
+    <w:next w:val="1090"/>
     <w:uiPriority w:val="39"/>
     <w:unhideWhenUsed/>
     <w:pPr>
@@ -34932,10 +35651,10 @@
       <w:ind w:left="1320"/>
     </w:pPr>
   </w:style>
-  <w:style w:type="paragraph" w:styleId="985">
+  <w:style w:type="paragraph" w:styleId="1085">
     <w:name w:val="toc 8"/>
-    <w:basedOn w:val="990"/>
-    <w:next w:val="990"/>
+    <w:basedOn w:val="1090"/>
+    <w:next w:val="1090"/>
     <w:uiPriority w:val="39"/>
     <w:unhideWhenUsed/>
     <w:pPr>
@@ -34944,10 +35663,10 @@
       <w:ind w:left="1540"/>
     </w:pPr>
   </w:style>
-  <w:style w:type="paragraph" w:styleId="986">
+  <w:style w:type="paragraph" w:styleId="1086">
     <w:name w:val="toc 9"/>
-    <w:basedOn w:val="990"/>
-    <w:next w:val="990"/>
+    <w:basedOn w:val="1090"/>
+    <w:next w:val="1090"/>
     <w:uiPriority w:val="39"/>
     <w:unhideWhenUsed/>
     <w:pPr>
@@ -34956,9 +35675,9 @@
       <w:ind w:left="1760"/>
     </w:pPr>
   </w:style>
-  <w:style w:type="character" w:styleId="987">
+  <w:style w:type="character" w:styleId="1087">
     <w:name w:val="Placeholder Text"/>
-    <w:basedOn w:val="940"/>
+    <w:basedOn w:val="1040"/>
     <w:uiPriority w:val="99"/>
     <w:semiHidden/>
     <w:pPr>
@@ -34970,7 +35689,7 @@
       <w:color w:val="666666"/>
     </w:rPr>
   </w:style>
-  <w:style w:type="paragraph" w:styleId="988">
+  <w:style w:type="paragraph" w:styleId="1088">
     <w:name w:val="TOC Heading"/>
     <w:uiPriority w:val="39"/>
     <w:unhideWhenUsed/>
@@ -34980,10 +35699,10 @@
       <w:ind/>
     </w:pPr>
   </w:style>
-  <w:style w:type="paragraph" w:styleId="989">
+  <w:style w:type="paragraph" w:styleId="1089">
     <w:name w:val="table of figures"/>
-    <w:basedOn w:val="990"/>
-    <w:next w:val="990"/>
+    <w:basedOn w:val="1090"/>
+    <w:next w:val="1090"/>
     <w:uiPriority w:val="99"/>
     <w:unhideWhenUsed/>
     <w:pPr>
@@ -34992,7 +35711,7 @@
       <w:ind/>
     </w:pPr>
   </w:style>
-  <w:style w:type="paragraph" w:styleId="990" w:default="1">
+  <w:style w:type="paragraph" w:styleId="1090" w:default="1">
     <w:name w:val="Normal"/>
     <w:qFormat/>
     <w:pPr>
@@ -35001,7 +35720,7 @@
       <w:ind/>
     </w:pPr>
   </w:style>
-  <w:style w:type="table" w:styleId="991" w:default="1">
+  <w:style w:type="table" w:styleId="1091" w:default="1">
     <w:name w:val="Normal Table"/>
     <w:uiPriority w:val="99"/>
     <w:semiHidden/>
@@ -35194,7 +35913,7 @@
       </w:tcPr>
     </w:tblStylePr>
   </w:style>
-  <w:style w:type="numbering" w:styleId="992" w:default="1">
+  <w:style w:type="numbering" w:styleId="1092" w:default="1">
     <w:name w:val="No List"/>
     <w:uiPriority w:val="99"/>
     <w:semiHidden/>
@@ -35205,9 +35924,9 @@
       <w:ind/>
     </w:pPr>
   </w:style>
-  <w:style w:type="paragraph" w:styleId="993">
+  <w:style w:type="paragraph" w:styleId="1093">
     <w:name w:val="No Spacing"/>
-    <w:basedOn w:val="990"/>
+    <w:basedOn w:val="1090"/>
     <w:uiPriority w:val="1"/>
     <w:qFormat/>
     <w:pPr>
@@ -35216,9 +35935,9 @@
       <w:ind/>
     </w:pPr>
   </w:style>
-  <w:style w:type="paragraph" w:styleId="994">
+  <w:style w:type="paragraph" w:styleId="1094">
     <w:name w:val="List Paragraph"/>
-    <w:basedOn w:val="990"/>
+    <w:basedOn w:val="1090"/>
     <w:uiPriority w:val="34"/>
     <w:qFormat/>
     <w:pPr>

--- a/docs/B3_relatorio_intermedio_2a_entrega_PAP.docx
+++ b/docs/B3_relatorio_intermedio_2a_entrega_PAP.docx
@@ -283,7 +283,7 @@
       </w:r>
       <w:r>
         <w:rPr>
-          <w:lang w:val="pt-PT"/>
+          <w14:ligatures w14:val="none"/>
         </w:rPr>
       </w:r>
       <w:r>
@@ -347,6 +347,11 @@
           <w14:ligatures w14:val="none"/>
         </w:rPr>
       </w:r>
+      <w:r>
+        <w:rPr>
+          <w14:ligatures w14:val="none"/>
+        </w:rPr>
+      </w:r>
     </w:p>
     <w:p>
       <w:pPr>
@@ -415,6 +420,13 @@
           <w14:ligatures w14:val="none"/>
         </w:rPr>
       </w:r>
+      <w:r>
+        <w:rPr>
+          <w:highlight w:val="none"/>
+          <w:lang w:val="pt-BR"/>
+          <w14:ligatures w14:val="none"/>
+        </w:rPr>
+      </w:r>
     </w:p>
     <w:p>
       <w:pPr>
@@ -434,6 +446,11 @@
           <w14:ligatures w14:val="none"/>
         </w:rPr>
       </w:r>
+      <w:r>
+        <w:rPr>
+          <w14:ligatures w14:val="none"/>
+        </w:rPr>
+      </w:r>
     </w:p>
     <w:p>
       <w:pPr>
@@ -457,6 +474,11 @@
           <w:lang w:val="pt-BR"/>
         </w:rPr>
         <w:t xml:space="preserve">Principais funcionalidades já implementadas</w:t>
+      </w:r>
+      <w:r>
+        <w:rPr>
+          <w14:ligatures w14:val="none"/>
+        </w:rPr>
       </w:r>
       <w:r>
         <w:rPr>
@@ -732,6 +754,7 @@
         <w:rPr>
           <w:highlight w:val="none"/>
           <w:lang w:val="pt-BR"/>
+          <w14:ligatures w14:val="none"/>
         </w:rPr>
       </w:r>
       <w:r>
@@ -764,7 +787,8 @@
       <w:r>
         <w:rPr>
           <w:highlight w:val="none"/>
-          <w:lang w:val="pt-BR" w:bidi="pt-BR"/>
+          <w:lang w:val="pt-BR"/>
+          <w14:ligatures w14:val="none"/>
         </w:rPr>
       </w:r>
       <w:r>
@@ -803,7 +827,8 @@
       <w:r>
         <w:rPr>
           <w:highlight w:val="none"/>
-          <w:lang w:val="pt-BR"/>
+          <w:lang w:val="pt-BR" w:bidi="pt-BR"/>
+          <w14:ligatures w14:val="none"/>
         </w:rPr>
       </w:r>
       <w:r>
@@ -972,25 +997,13 @@
       <w:r>
         <w:t xml:space="preserve">extensões, como filtragem, ordenação ou aplicação de estilos visuais diferenciados.</w:t>
       </w:r>
-      <w:r/>
-      <w:r>
-        <w:rPr>
-          <w:highlight w:val="red"/>
-          <w:lang w:val="pt-BR" w:bidi="pt-BR"/>
-        </w:rPr>
-      </w:r>
-      <w:r>
-        <w:rPr>
-          <w:highlight w:val="red"/>
-          <w14:ligatures w14:val="none"/>
-        </w:rPr>
-      </w:r>
       <w:r>
         <w:rPr>
           <w:rFonts w:ascii="Times New Roman" w:hAnsi="Times New Roman" w:eastAsia="Times New Roman" w:cs="Times New Roman"/>
           <w:sz w:val="24"/>
         </w:rPr>
       </w:r>
+      <w:r/>
     </w:p>
     <w:p>
       <w:pPr>
@@ -1270,11 +1283,16 @@
           <w:sz w:val="24"/>
         </w:rPr>
       </w:r>
+      <w:r>
+        <w:rPr>
+          <w:highlight w:val="none"/>
+        </w:rPr>
+      </w:r>
     </w:p>
     <w:p>
       <w:pPr>
         <w:pBdr/>
-        <w:shd w:val="nil"/>
+        <w:shd w:val="nil" w:color="auto"/>
         <w:spacing/>
         <w:ind/>
         <w:rPr>
@@ -1305,28 +1323,6 @@
           <w:szCs w:val="24"/>
         </w:rPr>
       </w:r>
-      <w:r>
-        <w:rPr>
-          <w:highlight w:val="none"/>
-        </w:rPr>
-      </w:r>
-      <w:r>
-        <w:rPr>
-          <w:highlight w:val="none"/>
-        </w:rPr>
-      </w:r>
-      <w:r>
-        <w:rPr>
-          <w:highlight w:val="none"/>
-        </w:rPr>
-      </w:r>
-      <w:r>
-        <w:rPr>
-          <w:rFonts w:ascii="Times New Roman" w:hAnsi="Times New Roman" w:eastAsia="Times New Roman" w:cs="Times New Roman"/>
-          <w:sz w:val="24"/>
-          <w:szCs w:val="24"/>
-        </w:rPr>
-      </w:r>
     </w:p>
     <w:p>
       <w:pPr>
@@ -1443,8 +1439,7 @@
       </w:r>
       <w:r>
         <w:rPr>
-          <w:highlight w:val="none"/>
-          <w:lang w:val="pt-PT" w:bidi="pt-PT"/>
+          <w:lang w:val="pt-PT"/>
         </w:rPr>
       </w:r>
       <w:r>
@@ -1476,6 +1471,7 @@
       <w:r>
         <w:rPr>
           <w:highlight w:val="none"/>
+          <w14:ligatures w14:val="none"/>
         </w:rPr>
       </w:r>
       <w:r>
@@ -1524,6 +1520,13 @@
           <w14:ligatures w14:val="none"/>
         </w:rPr>
       </w:r>
+      <w:r>
+        <w:rPr>
+          <w:highlight w:val="none"/>
+          <w:lang w:val="pt-BR"/>
+          <w14:ligatures w14:val="none"/>
+        </w:rPr>
+      </w:r>
     </w:p>
     <w:p>
       <w:pPr>
@@ -1729,7 +1732,7 @@
       <w:r>
         <w:rPr>
           <w:highlight w:val="none"/>
-          <w:lang w:val="pt-BR"/>
+          <w14:ligatures w14:val="none"/>
         </w:rPr>
       </w:r>
       <w:r>
@@ -1762,6 +1765,7 @@
         <w:rPr>
           <w:highlight w:val="none"/>
           <w:lang w:val="pt-BR"/>
+          <w14:ligatures w14:val="none"/>
         </w:rPr>
       </w:r>
       <w:r>
@@ -1998,6 +2002,7 @@
         <w:rPr>
           <w:highlight w:val="none"/>
           <w:lang w:val="pt-BR"/>
+          <w14:ligatures w14:val="none"/>
         </w:rPr>
       </w:r>
       <w:r>
@@ -2099,8 +2104,8 @@
       </w:r>
       <w:r>
         <w:rPr>
-          <w:highlight w:val="none"/>
           <w:lang w:val="pt-BR"/>
+          <w14:ligatures w14:val="none"/>
         </w:rPr>
       </w:r>
       <w:r>
@@ -2186,6 +2191,7 @@
         <w:rPr>
           <w:highlight w:val="none"/>
           <w:lang w:val="pt-BR"/>
+          <w14:ligatures w14:val="none"/>
         </w:rPr>
       </w:r>
       <w:r>
@@ -2445,7 +2451,7 @@
       <w:r>
         <w:rPr>
           <w:highlight w:val="none"/>
-          <w:lang w:val="pt-BR"/>
+          <w14:ligatures w14:val="none"/>
         </w:rPr>
       </w:r>
       <w:r>
@@ -2484,6 +2490,7 @@
         <w:rPr>
           <w:highlight w:val="none"/>
           <w:lang w:val="pt-BR"/>
+          <w14:ligatures w14:val="none"/>
         </w:rPr>
       </w:r>
       <w:r>
@@ -2588,6 +2595,12 @@
           <w:lang w:val="pt-BR"/>
         </w:rPr>
         <w:t xml:space="preserve">Fase 6 – Testes Finais e Documentação (Maio/Julho 2026)</w:t>
+      </w:r>
+      <w:r>
+        <w:rPr>
+          <w:lang w:val="pt-BR"/>
+          <w14:ligatures w14:val="none"/>
+        </w:rPr>
       </w:r>
       <w:r>
         <w:rPr>
@@ -2633,6 +2646,13 @@
           <w14:ligatures w14:val="none"/>
         </w:rPr>
       </w:r>
+      <w:r>
+        <w:rPr>
+          <w:highlight w:val="none"/>
+          <w:lang w:val="pt-BR"/>
+          <w14:ligatures w14:val="none"/>
+        </w:rPr>
+      </w:r>
     </w:p>
     <w:p>
       <w:pPr>
@@ -2700,6 +2720,7 @@
         <w:rPr>
           <w:highlight w:val="none"/>
           <w:lang w:val="pt-BR"/>
+          <w14:ligatures w14:val="none"/>
         </w:rPr>
       </w:r>
       <w:r>
@@ -2779,7 +2800,7 @@
       </w:r>
       <w:r>
         <w:rPr>
-          <w:rFonts w:ascii="Arial" w:hAnsi="Arial" w:eastAsia="Arial" w:cs="Arial"/>
+          <w:rFonts w:ascii="Arial" w:hAnsi="Arial" w:cs="Arial"/>
           <w:sz w:val="22"/>
           <w:szCs w:val="22"/>
         </w:rPr>
@@ -2826,7 +2847,7 @@
       </w:r>
       <w:r>
         <w:rPr>
-          <w:rFonts w:ascii="Arial" w:hAnsi="Arial" w:eastAsia="Arial" w:cs="Arial"/>
+          <w:rFonts w:ascii="Arial" w:hAnsi="Arial" w:cs="Arial"/>
           <w:sz w:val="22"/>
           <w:szCs w:val="22"/>
         </w:rPr>
@@ -2874,19 +2895,20 @@
       </w:r>
       <w:r>
         <w:rPr>
-          <w:rFonts w:ascii="Arial" w:hAnsi="Arial" w:eastAsia="Arial" w:cs="Arial"/>
-          <w:sz w:val="22"/>
-          <w:szCs w:val="22"/>
-        </w:rPr>
-      </w:r>
-      <w:r>
-        <w:rPr>
           <w:rFonts w:ascii="Arial" w:hAnsi="Arial" w:cs="Arial"/>
           <w:sz w:val="22"/>
           <w:szCs w:val="22"/>
           <w:highlight w:val="none"/>
         </w:rPr>
       </w:r>
+      <w:r>
+        <w:rPr>
+          <w:rFonts w:ascii="Arial" w:hAnsi="Arial" w:cs="Arial"/>
+          <w:sz w:val="22"/>
+          <w:szCs w:val="22"/>
+          <w:highlight w:val="none"/>
+        </w:rPr>
+      </w:r>
     </w:p>
     <w:p>
       <w:pPr>
@@ -2911,10 +2933,9 @@
       </w:r>
       <w:r>
         <w:rPr>
-          <w:rFonts w:ascii="Arial" w:hAnsi="Arial" w:eastAsia="Arial" w:cs="Arial"/>
+          <w:rFonts w:ascii="Arial" w:hAnsi="Arial" w:cs="Arial"/>
           <w:sz w:val="22"/>
           <w:szCs w:val="22"/>
-          <w:highlight w:val="none"/>
         </w:rPr>
       </w:r>
       <w:r>
@@ -3052,9 +3073,8 @@
       </w:r>
       <w:r>
         <w:rPr>
-          <w:rFonts w:ascii="Arial" w:hAnsi="Arial" w:eastAsia="Arial" w:cs="Arial"/>
-          <w:sz w:val="22"/>
-          <w:szCs w:val="22"/>
+          <w:rStyle w:val="1042"/>
+          <w:lang w:val="pt-BR"/>
         </w:rPr>
       </w:r>
       <w:r>
@@ -3107,9 +3127,7 @@
       </w:r>
       <w:r>
         <w:rPr>
-          <w:rFonts w:ascii="Arial" w:hAnsi="Arial" w:eastAsia="Arial" w:cs="Arial"/>
-          <w:sz w:val="22"/>
-          <w:szCs w:val="22"/>
+          <w:lang w:val="pt-BR"/>
         </w:rPr>
       </w:r>
       <w:r>
@@ -3193,7 +3211,7 @@
       </w:r>
       <w:r>
         <w:rPr>
-          <w:highlight w:val="none"/>
+          <w14:ligatures w14:val="none"/>
         </w:rPr>
       </w:r>
       <w:r>
@@ -3277,6 +3295,11 @@
           <w14:ligatures w14:val="none"/>
         </w:rPr>
       </w:r>
+      <w:r>
+        <w:rPr>
+          <w14:ligatures w14:val="none"/>
+        </w:rPr>
+      </w:r>
     </w:p>
     <w:p>
       <w:pPr>
@@ -3296,31 +3319,534 @@
           <w:highlight w:val="none"/>
         </w:rPr>
       </w:r>
+      <w:r>
+        <w:rPr>
+          <w:highlight w:val="none"/>
+        </w:rPr>
+      </w:r>
     </w:p>
     <w:p>
       <w:pPr>
         <w:pBdr/>
         <w:spacing/>
         <w:ind/>
+        <w:rPr/>
+      </w:pPr>
+      <w:r>
+        <w:rPr>
+          <w:highlight w:val="none"/>
+        </w:rPr>
+        <w:t xml:space="preserve">Para facilitar a avaliação das funcionalidades implementadas no sistema CloudStar, foi preparado um ambiente de testes controlado num computador de demonstração. Este setup garante que todas as dependências (como a biblioteca ncurses e o suporte a crypt.h) </w:t>
+      </w:r>
+      <w:r>
+        <w:rPr>
+          <w:highlight w:val="none"/>
+        </w:rPr>
+        <w:t xml:space="preserve">e as configurações de rede estão operacionais</w:t>
+      </w:r>
+      <w:r/>
+      <w:r>
+        <w:rPr>
+          <w:highlight w:val="none"/>
+        </w:rPr>
+        <w:t xml:space="preserve">.</w:t>
+      </w:r>
+      <w:r/>
+      <w:r>
+        <w:rPr>
+          <w:highlight w:val="none"/>
+        </w:rPr>
+      </w:r>
+    </w:p>
+    <w:p>
+      <w:pPr>
+        <w:pBdr/>
+        <w:spacing/>
+        <w:ind/>
+        <w:rPr>
+          <w:b/>
+          <w:bCs/>
+        </w:rPr>
+      </w:pPr>
+      <w:r>
+        <w:rPr>
+          <w:b/>
+          <w:bCs/>
+          <w:highlight w:val="none"/>
+        </w:rPr>
+        <w:t xml:space="preserve">1. Acesso ao Sistema Operativo</w:t>
+      </w:r>
+      <w:r>
+        <w:rPr>
+          <w:b/>
+          <w:bCs/>
+        </w:rPr>
+      </w:r>
+    </w:p>
+    <w:p>
+      <w:pPr>
+        <w:pBdr/>
+        <w:spacing/>
+        <w:ind/>
+        <w:rPr/>
+      </w:pPr>
+      <w:r>
+        <w:rPr>
+          <w:highlight w:val="none"/>
+        </w:rPr>
+        <w:t xml:space="preserve">A demonstração será realizada num portátil Magalhães, configurado com uma distribuição Linux estável.</w:t>
+      </w:r>
+      <w:r/>
+    </w:p>
+    <w:p>
+      <w:pPr>
+        <w:pStyle w:val="1094"/>
+        <w:numPr>
+          <w:ilvl w:val="0"/>
+          <w:numId w:val="4"/>
+        </w:numPr>
+        <w:pBdr/>
+        <w:spacing/>
+        <w:ind/>
+        <w:rPr/>
+      </w:pPr>
+      <w:r>
+        <w:rPr>
+          <w:highlight w:val="none"/>
+        </w:rPr>
+        <w:t xml:space="preserve">Utilizador (OS): user</w:t>
+      </w:r>
+      <w:r/>
+    </w:p>
+    <w:p>
+      <w:pPr>
+        <w:pStyle w:val="1094"/>
+        <w:numPr>
+          <w:ilvl w:val="0"/>
+          <w:numId w:val="4"/>
+        </w:numPr>
+        <w:pBdr/>
+        <w:spacing/>
+        <w:ind/>
+        <w:rPr/>
+      </w:pPr>
+      <w:r>
+        <w:rPr>
+          <w:highlight w:val="none"/>
+        </w:rPr>
+        <w:t xml:space="preserve">Password (OS): 1303</w:t>
+      </w:r>
+      <w:r/>
+    </w:p>
+    <w:p>
+      <w:pPr>
+        <w:pBdr/>
+        <w:spacing/>
+        <w:ind/>
+        <w:rPr>
+          <w:b/>
+          <w:bCs/>
+        </w:rPr>
+      </w:pPr>
+      <w:r>
+        <w:rPr>
+          <w:b/>
+          <w:bCs/>
+          <w:highlight w:val="none"/>
+        </w:rPr>
+        <w:t xml:space="preserve">2. Conectividade e Resolução de Problemas</w:t>
+      </w:r>
+      <w:r>
+        <w:rPr>
+          <w:b/>
+          <w:bCs/>
+        </w:rPr>
+      </w:r>
+    </w:p>
+    <w:p>
+      <w:pPr>
+        <w:pBdr/>
+        <w:spacing/>
+        <w:ind/>
+        <w:rPr/>
+      </w:pPr>
+      <w:r>
+        <w:rPr>
+          <w:highlight w:val="none"/>
+        </w:rPr>
+        <w:t xml:space="preserve">Devido às limitações de hardware do equipamento, podem ocorrer instabilidades na placa de rede sem fios. Caso o portátil não detete a rede ou perca a ligação ao servidor:</w:t>
+      </w:r>
+      <w:r/>
+    </w:p>
+    <w:p>
+      <w:pPr>
+        <w:pBdr/>
+        <w:spacing/>
+        <w:ind/>
+        <w:rPr/>
+      </w:pPr>
+      <w:r>
+        <w:rPr>
+          <w:highlight w:val="none"/>
+        </w:rPr>
+        <w:t xml:space="preserve">Executar o script fix-wifi.sh localizado no Ambiente de Trabalho (Desktop).</w:t>
+      </w:r>
+      <w:r/>
+    </w:p>
+    <w:p>
+      <w:pPr>
+        <w:pBdr/>
+        <w:spacing/>
+        <w:ind/>
+        <w:rPr/>
+      </w:pPr>
+      <w:r>
+        <w:rPr>
+          <w:highlight w:val="none"/>
+        </w:rPr>
+        <w:t xml:space="preserve">Este script reinicia automaticamente o serviço NetworkManager através do systemctl, restabelecendo a conectividade necessária para a comunicação via sockets</w:t>
+      </w:r>
+      <w:r/>
+      <w:r>
+        <w:rPr>
+          <w:highlight w:val="none"/>
+        </w:rPr>
+        <w:t xml:space="preserve">.</w:t>
+      </w:r>
+      <w:r/>
+      <w:r>
+        <w:rPr>
+          <w:highlight w:val="none"/>
+        </w:rPr>
+      </w:r>
+    </w:p>
+    <w:p>
+      <w:pPr>
+        <w:pBdr/>
+        <w:spacing/>
+        <w:ind/>
+        <w:rPr>
+          <w:b/>
+          <w:bCs/>
+        </w:rPr>
+      </w:pPr>
+      <w:r>
+        <w:rPr>
+          <w:b/>
+          <w:bCs/>
+          <w:highlight w:val="none"/>
+        </w:rPr>
+        <w:t xml:space="preserve">3. Execução da Aplicação Cliente</w:t>
+      </w:r>
+      <w:r>
+        <w:rPr>
+          <w:b/>
+          <w:bCs/>
+        </w:rPr>
+      </w:r>
+    </w:p>
+    <w:p>
+      <w:pPr>
+        <w:pBdr/>
+        <w:spacing/>
+        <w:ind/>
+        <w:rPr/>
+      </w:pPr>
+      <w:r>
+        <w:rPr>
+          <w:highlight w:val="none"/>
+        </w:rPr>
+        <w:t xml:space="preserve">O software cliente, que utiliza a interface textual (TUI) desenvolvida em C, pode ser iniciado de forma simples:</w:t>
+      </w:r>
+      <w:r/>
+    </w:p>
+    <w:p>
+      <w:pPr>
+        <w:pStyle w:val="1094"/>
+        <w:numPr>
+          <w:ilvl w:val="0"/>
+          <w:numId w:val="5"/>
+        </w:numPr>
+        <w:pBdr/>
+        <w:spacing/>
+        <w:ind/>
+        <w:rPr/>
+      </w:pPr>
+      <w:r>
+        <w:rPr>
+          <w:highlight w:val="none"/>
+        </w:rPr>
+        <w:t xml:space="preserve">Localizar e executar o script bash disponível no Ambiente de Trabalho.</w:t>
+      </w:r>
+      <w:r/>
+    </w:p>
+    <w:p>
+      <w:pPr>
+        <w:pStyle w:val="1094"/>
+        <w:numPr>
+          <w:ilvl w:val="0"/>
+          <w:numId w:val="5"/>
+        </w:numPr>
+        <w:pBdr/>
+        <w:spacing/>
+        <w:ind/>
+        <w:rPr/>
+      </w:pPr>
+      <w:r>
+        <w:rPr>
+          <w:highlight w:val="none"/>
+        </w:rPr>
+        <w:t xml:space="preserve">Este script trata de invocar o binário compilado, garantindo que a interface gráfica textual é renderizada corretamente no terminal</w:t>
+      </w:r>
+      <w:r/>
+      <w:r>
+        <w:rPr>
+          <w:highlight w:val="none"/>
+        </w:rPr>
+        <w:t xml:space="preserve">.</w:t>
+      </w:r>
+      <w:r/>
+      <w:r>
+        <w:rPr>
+          <w:highlight w:val="none"/>
+        </w:rPr>
+      </w:r>
+    </w:p>
+    <w:p>
+      <w:pPr>
+        <w:pBdr/>
+        <w:spacing/>
+        <w:ind/>
+        <w:rPr>
+          <w:b/>
+          <w:bCs/>
+        </w:rPr>
+      </w:pPr>
+      <w:r>
+        <w:rPr>
+          <w:b/>
+          <w:bCs/>
+          <w:highlight w:val="none"/>
+        </w:rPr>
+        <w:t xml:space="preserve">4. Credenciais de Teste da Aplicação</w:t>
+      </w:r>
+      <w:r>
+        <w:rPr>
+          <w:b/>
+          <w:bCs/>
+        </w:rPr>
+      </w:r>
+    </w:p>
+    <w:p>
+      <w:pPr>
+        <w:pBdr/>
+        <w:spacing/>
+        <w:ind/>
+        <w:rPr/>
+      </w:pPr>
+      <w:r>
+        <w:rPr>
+          <w:highlight w:val="none"/>
+        </w:rPr>
+        <w:t xml:space="preserve">Uma vez aberta a interface de login da aplicação, o avaliador deverá utilizar a seguinte conta de teste, que já se encontra registada no ficheiro /etc/shadow do servidor para validação de hash</w:t>
+      </w:r>
+      <w:r/>
+      <w:r>
+        <w:rPr>
+          <w:highlight w:val="none"/>
+        </w:rPr>
+        <w:t xml:space="preserve">:</w:t>
+      </w:r>
+      <w:r/>
+      <w:r>
+        <w:rPr>
+          <w:highlight w:val="none"/>
+        </w:rPr>
+      </w:r>
+    </w:p>
+    <w:p>
+      <w:pPr>
+        <w:pStyle w:val="1094"/>
+        <w:numPr>
+          <w:ilvl w:val="0"/>
+          <w:numId w:val="6"/>
+        </w:numPr>
+        <w:pBdr/>
+        <w:spacing/>
+        <w:ind/>
+        <w:rPr/>
+      </w:pPr>
+      <w:r>
+        <w:rPr>
+          <w:highlight w:val="none"/>
+        </w:rPr>
+        <w:t xml:space="preserve">Username: marconeves</w:t>
+      </w:r>
+      <w:r/>
+    </w:p>
+    <w:p>
+      <w:pPr>
+        <w:pStyle w:val="1094"/>
+        <w:numPr>
+          <w:ilvl w:val="0"/>
+          <w:numId w:val="6"/>
+        </w:numPr>
+        <w:pBdr/>
+        <w:spacing/>
+        <w:ind/>
+        <w:rPr/>
+      </w:pPr>
+      <w:r>
+        <w:rPr>
+          <w:highlight w:val="none"/>
+        </w:rPr>
+        <w:t xml:space="preserve">Password: 12345678</w:t>
+      </w:r>
+      <w:r/>
+    </w:p>
+    <w:p>
+      <w:pPr>
+        <w:pBdr/>
+        <w:spacing/>
+        <w:ind/>
+        <w:rPr>
+          <w:b/>
+          <w:bCs/>
+        </w:rPr>
+      </w:pPr>
+      <w:r>
+        <w:rPr>
+          <w:b/>
+          <w:bCs/>
+          <w:highlight w:val="none"/>
+        </w:rPr>
+        <w:t xml:space="preserve">5. Fluxo de Teste Sugerido</w:t>
+      </w:r>
+      <w:r>
+        <w:rPr>
+          <w:b/>
+          <w:bCs/>
+        </w:rPr>
+      </w:r>
+    </w:p>
+    <w:p>
+      <w:pPr>
+        <w:pBdr/>
+        <w:spacing/>
+        <w:ind/>
+        <w:rPr/>
+      </w:pPr>
+      <w:r>
+        <w:rPr>
+          <w:highlight w:val="none"/>
+        </w:rPr>
+        <w:t xml:space="preserve">Após o login bem-sucedido, recomenda-se testar as seguintes funcionalidades principais descritas neste relatório:</w:t>
+      </w:r>
+      <w:r/>
+    </w:p>
+    <w:p>
+      <w:pPr>
+        <w:pStyle w:val="1094"/>
+        <w:numPr>
+          <w:ilvl w:val="0"/>
+          <w:numId w:val="7"/>
+        </w:numPr>
+        <w:pBdr/>
+        <w:spacing/>
+        <w:ind/>
+        <w:rPr/>
+      </w:pPr>
+      <w:r>
+        <w:rPr>
+          <w:highlight w:val="none"/>
+        </w:rPr>
+        <w:t xml:space="preserve">Navegação Visual: Explorar as diretorias utilizando as teclas de seta, observando a renderização dos ícones em arte ASCII (sprites) que classificam automaticamente ficheiros e pastas</w:t>
+      </w:r>
+      <w:r/>
+      <w:r>
+        <w:rPr>
+          <w:highlight w:val="none"/>
+        </w:rPr>
+        <w:t xml:space="preserve">.</w:t>
+      </w:r>
+      <w:r/>
+      <w:r>
+        <w:rPr>
+          <w:highlight w:val="none"/>
+        </w:rPr>
+      </w:r>
+    </w:p>
+    <w:p>
+      <w:pPr>
+        <w:pStyle w:val="1094"/>
+        <w:numPr>
+          <w:ilvl w:val="0"/>
+          <w:numId w:val="7"/>
+        </w:numPr>
+        <w:pBdr/>
+        <w:spacing/>
+        <w:ind/>
+        <w:rPr/>
+      </w:pPr>
+      <w:r>
+        <w:rPr>
+          <w:highlight w:val="none"/>
+        </w:rPr>
+        <w:t xml:space="preserve">Listagem Remota: Verificar a receção dinâmica de dados do servidor através do protocolo binário customizado (big-endian framing)</w:t>
+      </w:r>
+      <w:r/>
+      <w:r>
+        <w:rPr>
+          <w:highlight w:val="none"/>
+        </w:rPr>
+        <w:t xml:space="preserve">.</w:t>
+      </w:r>
+      <w:r/>
+      <w:r>
+        <w:rPr>
+          <w:highlight w:val="none"/>
+        </w:rPr>
+      </w:r>
+    </w:p>
+    <w:p>
+      <w:pPr>
+        <w:pStyle w:val="1094"/>
+        <w:numPr>
+          <w:ilvl w:val="0"/>
+          <w:numId w:val="7"/>
+        </w:numPr>
+        <w:pBdr/>
+        <w:spacing/>
+        <w:ind/>
+        <w:rPr/>
+      </w:pPr>
+      <w:r>
+        <w:rPr>
+          <w:highlight w:val="none"/>
+        </w:rPr>
+        <w:t xml:space="preserve">Segurança: Notar que a password é protegida por caracteres * durante a inserção e validada no servidor sem nunca ser transmitida em texto limpo</w:t>
+      </w:r>
+      <w:r/>
+      <w:r>
+        <w:rPr>
+          <w:highlight w:val="none"/>
+        </w:rPr>
+        <w:t xml:space="preserve">.</w:t>
+      </w:r>
+      <w:r/>
+      <w:r>
+        <w:rPr>
+          <w:highlight w:val="none"/>
+        </w:rPr>
+      </w:r>
+      <w:r>
         <w:rPr>
           <w14:ligatures w14:val="none"/>
         </w:rPr>
-      </w:pPr>
+      </w:r>
       <w:r>
         <w:rPr>
           <w:highlight w:val="none"/>
-        </w:rPr>
-      </w:r>
-      <w:r>
-        <w:rPr>
-          <w:highlight w:val="none"/>
-          <w:lang w:val="pt-BR"/>
-        </w:rPr>
-        <w:t xml:space="preserve">[FAAAHHHHHH]</w:t>
-      </w:r>
-      <w:r>
-        <w:rPr>
-          <w14:ligatures w14:val="none"/>
         </w:rPr>
       </w:r>
     </w:p>
@@ -3853,13 +4379,14 @@
     <w:r>
       <w:rPr>
         <w:rFonts w:ascii="Arial Narrow" w:hAnsi="Arial Narrow" w:eastAsia="Arial Narrow" w:cs="Arial Narrow"/>
-        <w:b w:val="0"/>
-        <w:bCs w:val="0"/>
+        <w:b/>
+        <w:bCs/>
         <w:color w:val="767171" w:themeColor="background2" w:themeShade="80"/>
         <w:sz w:val="16"/>
         <w:szCs w:val="16"/>
         <w:highlight w:val="none"/>
         <w:u w:val="none"/>
+        <w:lang w:val="pt-BR"/>
       </w:rPr>
     </w:r>
     <w:r>
@@ -5142,6 +5669,594 @@
       <w:suff w:val="tab"/>
     </w:lvl>
   </w:abstractNum>
+  <w:abstractNum w:abstractNumId="3">
+    <w:nsid w:val="481B8DA6"/>
+    <w:lvl w:ilvl="0">
+      <w:isLgl w:val="false"/>
+      <w:lvlJc w:val="left"/>
+      <w:lvlText w:val="·"/>
+      <w:numFmt w:val="bullet"/>
+      <w:pPr>
+        <w:pBdr/>
+        <w:spacing/>
+        <w:ind w:hanging="360" w:left="720"/>
+      </w:pPr>
+      <w:rPr>
+        <w:rFonts w:hint="default" w:ascii="Symbol" w:hAnsi="Symbol" w:eastAsia="Symbol" w:cs="Symbol"/>
+      </w:rPr>
+      <w:start w:val="1"/>
+      <w:suff w:val="tab"/>
+    </w:lvl>
+    <w:lvl w:ilvl="1">
+      <w:isLgl w:val="false"/>
+      <w:lvlJc w:val="left"/>
+      <w:lvlText w:val="o"/>
+      <w:numFmt w:val="bullet"/>
+      <w:pPr>
+        <w:pBdr/>
+        <w:spacing/>
+        <w:ind w:hanging="360" w:left="1440"/>
+      </w:pPr>
+      <w:rPr>
+        <w:rFonts w:hint="default" w:ascii="Courier New" w:hAnsi="Courier New" w:eastAsia="Courier New" w:cs="Courier New"/>
+      </w:rPr>
+      <w:start w:val="1"/>
+      <w:suff w:val="tab"/>
+    </w:lvl>
+    <w:lvl w:ilvl="2">
+      <w:isLgl w:val="false"/>
+      <w:lvlJc w:val="left"/>
+      <w:lvlText w:val="§"/>
+      <w:numFmt w:val="bullet"/>
+      <w:pPr>
+        <w:pBdr/>
+        <w:spacing/>
+        <w:ind w:hanging="360" w:left="2160"/>
+      </w:pPr>
+      <w:rPr>
+        <w:rFonts w:hint="default" w:ascii="Wingdings" w:hAnsi="Wingdings" w:eastAsia="Wingdings" w:cs="Wingdings"/>
+      </w:rPr>
+      <w:start w:val="1"/>
+      <w:suff w:val="tab"/>
+    </w:lvl>
+    <w:lvl w:ilvl="3">
+      <w:isLgl w:val="false"/>
+      <w:lvlJc w:val="left"/>
+      <w:lvlText w:val="·"/>
+      <w:numFmt w:val="bullet"/>
+      <w:pPr>
+        <w:pBdr/>
+        <w:spacing/>
+        <w:ind w:hanging="360" w:left="2880"/>
+      </w:pPr>
+      <w:rPr>
+        <w:rFonts w:hint="default" w:ascii="Symbol" w:hAnsi="Symbol" w:eastAsia="Symbol" w:cs="Symbol"/>
+      </w:rPr>
+      <w:start w:val="1"/>
+      <w:suff w:val="tab"/>
+    </w:lvl>
+    <w:lvl w:ilvl="4">
+      <w:isLgl w:val="false"/>
+      <w:lvlJc w:val="left"/>
+      <w:lvlText w:val="o"/>
+      <w:numFmt w:val="bullet"/>
+      <w:pPr>
+        <w:pBdr/>
+        <w:spacing/>
+        <w:ind w:hanging="360" w:left="3600"/>
+      </w:pPr>
+      <w:rPr>
+        <w:rFonts w:hint="default" w:ascii="Courier New" w:hAnsi="Courier New" w:eastAsia="Courier New" w:cs="Courier New"/>
+      </w:rPr>
+      <w:start w:val="1"/>
+      <w:suff w:val="tab"/>
+    </w:lvl>
+    <w:lvl w:ilvl="5">
+      <w:isLgl w:val="false"/>
+      <w:lvlJc w:val="left"/>
+      <w:lvlText w:val="§"/>
+      <w:numFmt w:val="bullet"/>
+      <w:pPr>
+        <w:pBdr/>
+        <w:spacing/>
+        <w:ind w:hanging="360" w:left="4320"/>
+      </w:pPr>
+      <w:rPr>
+        <w:rFonts w:hint="default" w:ascii="Wingdings" w:hAnsi="Wingdings" w:eastAsia="Wingdings" w:cs="Wingdings"/>
+      </w:rPr>
+      <w:start w:val="1"/>
+      <w:suff w:val="tab"/>
+    </w:lvl>
+    <w:lvl w:ilvl="6">
+      <w:isLgl w:val="false"/>
+      <w:lvlJc w:val="left"/>
+      <w:lvlText w:val="·"/>
+      <w:numFmt w:val="bullet"/>
+      <w:pPr>
+        <w:pBdr/>
+        <w:spacing/>
+        <w:ind w:hanging="360" w:left="5040"/>
+      </w:pPr>
+      <w:rPr>
+        <w:rFonts w:hint="default" w:ascii="Symbol" w:hAnsi="Symbol" w:eastAsia="Symbol" w:cs="Symbol"/>
+      </w:rPr>
+      <w:start w:val="1"/>
+      <w:suff w:val="tab"/>
+    </w:lvl>
+    <w:lvl w:ilvl="7">
+      <w:isLgl w:val="false"/>
+      <w:lvlJc w:val="left"/>
+      <w:lvlText w:val="o"/>
+      <w:numFmt w:val="bullet"/>
+      <w:pPr>
+        <w:pBdr/>
+        <w:spacing/>
+        <w:ind w:hanging="360" w:left="5760"/>
+      </w:pPr>
+      <w:rPr>
+        <w:rFonts w:hint="default" w:ascii="Courier New" w:hAnsi="Courier New" w:eastAsia="Courier New" w:cs="Courier New"/>
+      </w:rPr>
+      <w:start w:val="1"/>
+      <w:suff w:val="tab"/>
+    </w:lvl>
+    <w:lvl w:ilvl="8">
+      <w:isLgl w:val="false"/>
+      <w:lvlJc w:val="left"/>
+      <w:lvlText w:val="§"/>
+      <w:numFmt w:val="bullet"/>
+      <w:pPr>
+        <w:pBdr/>
+        <w:spacing/>
+        <w:ind w:hanging="360" w:left="6480"/>
+      </w:pPr>
+      <w:rPr>
+        <w:rFonts w:hint="default" w:ascii="Wingdings" w:hAnsi="Wingdings" w:eastAsia="Wingdings" w:cs="Wingdings"/>
+      </w:rPr>
+      <w:start w:val="1"/>
+      <w:suff w:val="tab"/>
+    </w:lvl>
+  </w:abstractNum>
+  <w:abstractNum w:abstractNumId="4">
+    <w:nsid w:val="19D335E0"/>
+    <w:lvl w:ilvl="0">
+      <w:isLgl w:val="false"/>
+      <w:lvlJc w:val="left"/>
+      <w:lvlText w:val="·"/>
+      <w:numFmt w:val="bullet"/>
+      <w:pPr>
+        <w:pBdr/>
+        <w:spacing/>
+        <w:ind w:hanging="360" w:left="720"/>
+      </w:pPr>
+      <w:rPr>
+        <w:rFonts w:hint="default" w:ascii="Symbol" w:hAnsi="Symbol" w:eastAsia="Symbol" w:cs="Symbol"/>
+      </w:rPr>
+      <w:start w:val="1"/>
+      <w:suff w:val="tab"/>
+    </w:lvl>
+    <w:lvl w:ilvl="1">
+      <w:isLgl w:val="false"/>
+      <w:lvlJc w:val="left"/>
+      <w:lvlText w:val="o"/>
+      <w:numFmt w:val="bullet"/>
+      <w:pPr>
+        <w:pBdr/>
+        <w:spacing/>
+        <w:ind w:hanging="360" w:left="1440"/>
+      </w:pPr>
+      <w:rPr>
+        <w:rFonts w:hint="default" w:ascii="Courier New" w:hAnsi="Courier New" w:eastAsia="Courier New" w:cs="Courier New"/>
+      </w:rPr>
+      <w:start w:val="1"/>
+      <w:suff w:val="tab"/>
+    </w:lvl>
+    <w:lvl w:ilvl="2">
+      <w:isLgl w:val="false"/>
+      <w:lvlJc w:val="left"/>
+      <w:lvlText w:val="§"/>
+      <w:numFmt w:val="bullet"/>
+      <w:pPr>
+        <w:pBdr/>
+        <w:spacing/>
+        <w:ind w:hanging="360" w:left="2160"/>
+      </w:pPr>
+      <w:rPr>
+        <w:rFonts w:hint="default" w:ascii="Wingdings" w:hAnsi="Wingdings" w:eastAsia="Wingdings" w:cs="Wingdings"/>
+      </w:rPr>
+      <w:start w:val="1"/>
+      <w:suff w:val="tab"/>
+    </w:lvl>
+    <w:lvl w:ilvl="3">
+      <w:isLgl w:val="false"/>
+      <w:lvlJc w:val="left"/>
+      <w:lvlText w:val="·"/>
+      <w:numFmt w:val="bullet"/>
+      <w:pPr>
+        <w:pBdr/>
+        <w:spacing/>
+        <w:ind w:hanging="360" w:left="2880"/>
+      </w:pPr>
+      <w:rPr>
+        <w:rFonts w:hint="default" w:ascii="Symbol" w:hAnsi="Symbol" w:eastAsia="Symbol" w:cs="Symbol"/>
+      </w:rPr>
+      <w:start w:val="1"/>
+      <w:suff w:val="tab"/>
+    </w:lvl>
+    <w:lvl w:ilvl="4">
+      <w:isLgl w:val="false"/>
+      <w:lvlJc w:val="left"/>
+      <w:lvlText w:val="o"/>
+      <w:numFmt w:val="bullet"/>
+      <w:pPr>
+        <w:pBdr/>
+        <w:spacing/>
+        <w:ind w:hanging="360" w:left="3600"/>
+      </w:pPr>
+      <w:rPr>
+        <w:rFonts w:hint="default" w:ascii="Courier New" w:hAnsi="Courier New" w:eastAsia="Courier New" w:cs="Courier New"/>
+      </w:rPr>
+      <w:start w:val="1"/>
+      <w:suff w:val="tab"/>
+    </w:lvl>
+    <w:lvl w:ilvl="5">
+      <w:isLgl w:val="false"/>
+      <w:lvlJc w:val="left"/>
+      <w:lvlText w:val="§"/>
+      <w:numFmt w:val="bullet"/>
+      <w:pPr>
+        <w:pBdr/>
+        <w:spacing/>
+        <w:ind w:hanging="360" w:left="4320"/>
+      </w:pPr>
+      <w:rPr>
+        <w:rFonts w:hint="default" w:ascii="Wingdings" w:hAnsi="Wingdings" w:eastAsia="Wingdings" w:cs="Wingdings"/>
+      </w:rPr>
+      <w:start w:val="1"/>
+      <w:suff w:val="tab"/>
+    </w:lvl>
+    <w:lvl w:ilvl="6">
+      <w:isLgl w:val="false"/>
+      <w:lvlJc w:val="left"/>
+      <w:lvlText w:val="·"/>
+      <w:numFmt w:val="bullet"/>
+      <w:pPr>
+        <w:pBdr/>
+        <w:spacing/>
+        <w:ind w:hanging="360" w:left="5040"/>
+      </w:pPr>
+      <w:rPr>
+        <w:rFonts w:hint="default" w:ascii="Symbol" w:hAnsi="Symbol" w:eastAsia="Symbol" w:cs="Symbol"/>
+      </w:rPr>
+      <w:start w:val="1"/>
+      <w:suff w:val="tab"/>
+    </w:lvl>
+    <w:lvl w:ilvl="7">
+      <w:isLgl w:val="false"/>
+      <w:lvlJc w:val="left"/>
+      <w:lvlText w:val="o"/>
+      <w:numFmt w:val="bullet"/>
+      <w:pPr>
+        <w:pBdr/>
+        <w:spacing/>
+        <w:ind w:hanging="360" w:left="5760"/>
+      </w:pPr>
+      <w:rPr>
+        <w:rFonts w:hint="default" w:ascii="Courier New" w:hAnsi="Courier New" w:eastAsia="Courier New" w:cs="Courier New"/>
+      </w:rPr>
+      <w:start w:val="1"/>
+      <w:suff w:val="tab"/>
+    </w:lvl>
+    <w:lvl w:ilvl="8">
+      <w:isLgl w:val="false"/>
+      <w:lvlJc w:val="left"/>
+      <w:lvlText w:val="§"/>
+      <w:numFmt w:val="bullet"/>
+      <w:pPr>
+        <w:pBdr/>
+        <w:spacing/>
+        <w:ind w:hanging="360" w:left="6480"/>
+      </w:pPr>
+      <w:rPr>
+        <w:rFonts w:hint="default" w:ascii="Wingdings" w:hAnsi="Wingdings" w:eastAsia="Wingdings" w:cs="Wingdings"/>
+      </w:rPr>
+      <w:start w:val="1"/>
+      <w:suff w:val="tab"/>
+    </w:lvl>
+  </w:abstractNum>
+  <w:abstractNum w:abstractNumId="5">
+    <w:nsid w:val="4CECC513"/>
+    <w:lvl w:ilvl="0">
+      <w:isLgl w:val="false"/>
+      <w:lvlJc w:val="left"/>
+      <w:lvlText w:val="·"/>
+      <w:numFmt w:val="bullet"/>
+      <w:pPr>
+        <w:pBdr/>
+        <w:spacing/>
+        <w:ind w:hanging="360" w:left="720"/>
+      </w:pPr>
+      <w:rPr>
+        <w:rFonts w:hint="default" w:ascii="Symbol" w:hAnsi="Symbol" w:eastAsia="Symbol" w:cs="Symbol"/>
+      </w:rPr>
+      <w:start w:val="1"/>
+      <w:suff w:val="tab"/>
+    </w:lvl>
+    <w:lvl w:ilvl="1">
+      <w:isLgl w:val="false"/>
+      <w:lvlJc w:val="left"/>
+      <w:lvlText w:val="o"/>
+      <w:numFmt w:val="bullet"/>
+      <w:pPr>
+        <w:pBdr/>
+        <w:spacing/>
+        <w:ind w:hanging="360" w:left="1440"/>
+      </w:pPr>
+      <w:rPr>
+        <w:rFonts w:hint="default" w:ascii="Courier New" w:hAnsi="Courier New" w:eastAsia="Courier New" w:cs="Courier New"/>
+      </w:rPr>
+      <w:start w:val="1"/>
+      <w:suff w:val="tab"/>
+    </w:lvl>
+    <w:lvl w:ilvl="2">
+      <w:isLgl w:val="false"/>
+      <w:lvlJc w:val="left"/>
+      <w:lvlText w:val="§"/>
+      <w:numFmt w:val="bullet"/>
+      <w:pPr>
+        <w:pBdr/>
+        <w:spacing/>
+        <w:ind w:hanging="360" w:left="2160"/>
+      </w:pPr>
+      <w:rPr>
+        <w:rFonts w:hint="default" w:ascii="Wingdings" w:hAnsi="Wingdings" w:eastAsia="Wingdings" w:cs="Wingdings"/>
+      </w:rPr>
+      <w:start w:val="1"/>
+      <w:suff w:val="tab"/>
+    </w:lvl>
+    <w:lvl w:ilvl="3">
+      <w:isLgl w:val="false"/>
+      <w:lvlJc w:val="left"/>
+      <w:lvlText w:val="·"/>
+      <w:numFmt w:val="bullet"/>
+      <w:pPr>
+        <w:pBdr/>
+        <w:spacing/>
+        <w:ind w:hanging="360" w:left="2880"/>
+      </w:pPr>
+      <w:rPr>
+        <w:rFonts w:hint="default" w:ascii="Symbol" w:hAnsi="Symbol" w:eastAsia="Symbol" w:cs="Symbol"/>
+      </w:rPr>
+      <w:start w:val="1"/>
+      <w:suff w:val="tab"/>
+    </w:lvl>
+    <w:lvl w:ilvl="4">
+      <w:isLgl w:val="false"/>
+      <w:lvlJc w:val="left"/>
+      <w:lvlText w:val="o"/>
+      <w:numFmt w:val="bullet"/>
+      <w:pPr>
+        <w:pBdr/>
+        <w:spacing/>
+        <w:ind w:hanging="360" w:left="3600"/>
+      </w:pPr>
+      <w:rPr>
+        <w:rFonts w:hint="default" w:ascii="Courier New" w:hAnsi="Courier New" w:eastAsia="Courier New" w:cs="Courier New"/>
+      </w:rPr>
+      <w:start w:val="1"/>
+      <w:suff w:val="tab"/>
+    </w:lvl>
+    <w:lvl w:ilvl="5">
+      <w:isLgl w:val="false"/>
+      <w:lvlJc w:val="left"/>
+      <w:lvlText w:val="§"/>
+      <w:numFmt w:val="bullet"/>
+      <w:pPr>
+        <w:pBdr/>
+        <w:spacing/>
+        <w:ind w:hanging="360" w:left="4320"/>
+      </w:pPr>
+      <w:rPr>
+        <w:rFonts w:hint="default" w:ascii="Wingdings" w:hAnsi="Wingdings" w:eastAsia="Wingdings" w:cs="Wingdings"/>
+      </w:rPr>
+      <w:start w:val="1"/>
+      <w:suff w:val="tab"/>
+    </w:lvl>
+    <w:lvl w:ilvl="6">
+      <w:isLgl w:val="false"/>
+      <w:lvlJc w:val="left"/>
+      <w:lvlText w:val="·"/>
+      <w:numFmt w:val="bullet"/>
+      <w:pPr>
+        <w:pBdr/>
+        <w:spacing/>
+        <w:ind w:hanging="360" w:left="5040"/>
+      </w:pPr>
+      <w:rPr>
+        <w:rFonts w:hint="default" w:ascii="Symbol" w:hAnsi="Symbol" w:eastAsia="Symbol" w:cs="Symbol"/>
+      </w:rPr>
+      <w:start w:val="1"/>
+      <w:suff w:val="tab"/>
+    </w:lvl>
+    <w:lvl w:ilvl="7">
+      <w:isLgl w:val="false"/>
+      <w:lvlJc w:val="left"/>
+      <w:lvlText w:val="o"/>
+      <w:numFmt w:val="bullet"/>
+      <w:pPr>
+        <w:pBdr/>
+        <w:spacing/>
+        <w:ind w:hanging="360" w:left="5760"/>
+      </w:pPr>
+      <w:rPr>
+        <w:rFonts w:hint="default" w:ascii="Courier New" w:hAnsi="Courier New" w:eastAsia="Courier New" w:cs="Courier New"/>
+      </w:rPr>
+      <w:start w:val="1"/>
+      <w:suff w:val="tab"/>
+    </w:lvl>
+    <w:lvl w:ilvl="8">
+      <w:isLgl w:val="false"/>
+      <w:lvlJc w:val="left"/>
+      <w:lvlText w:val="§"/>
+      <w:numFmt w:val="bullet"/>
+      <w:pPr>
+        <w:pBdr/>
+        <w:spacing/>
+        <w:ind w:hanging="360" w:left="6480"/>
+      </w:pPr>
+      <w:rPr>
+        <w:rFonts w:hint="default" w:ascii="Wingdings" w:hAnsi="Wingdings" w:eastAsia="Wingdings" w:cs="Wingdings"/>
+      </w:rPr>
+      <w:start w:val="1"/>
+      <w:suff w:val="tab"/>
+    </w:lvl>
+  </w:abstractNum>
+  <w:abstractNum w:abstractNumId="6">
+    <w:nsid w:val="15380680"/>
+    <w:lvl w:ilvl="0">
+      <w:isLgl w:val="false"/>
+      <w:lvlJc w:val="left"/>
+      <w:lvlText w:val="·"/>
+      <w:numFmt w:val="bullet"/>
+      <w:pPr>
+        <w:pBdr/>
+        <w:spacing/>
+        <w:ind w:hanging="360" w:left="720"/>
+      </w:pPr>
+      <w:rPr>
+        <w:rFonts w:hint="default" w:ascii="Symbol" w:hAnsi="Symbol" w:eastAsia="Symbol" w:cs="Symbol"/>
+      </w:rPr>
+      <w:start w:val="1"/>
+      <w:suff w:val="tab"/>
+    </w:lvl>
+    <w:lvl w:ilvl="1">
+      <w:isLgl w:val="false"/>
+      <w:lvlJc w:val="left"/>
+      <w:lvlText w:val="o"/>
+      <w:numFmt w:val="bullet"/>
+      <w:pPr>
+        <w:pBdr/>
+        <w:spacing/>
+        <w:ind w:hanging="360" w:left="1440"/>
+      </w:pPr>
+      <w:rPr>
+        <w:rFonts w:hint="default" w:ascii="Courier New" w:hAnsi="Courier New" w:eastAsia="Courier New" w:cs="Courier New"/>
+      </w:rPr>
+      <w:start w:val="1"/>
+      <w:suff w:val="tab"/>
+    </w:lvl>
+    <w:lvl w:ilvl="2">
+      <w:isLgl w:val="false"/>
+      <w:lvlJc w:val="left"/>
+      <w:lvlText w:val="§"/>
+      <w:numFmt w:val="bullet"/>
+      <w:pPr>
+        <w:pBdr/>
+        <w:spacing/>
+        <w:ind w:hanging="360" w:left="2160"/>
+      </w:pPr>
+      <w:rPr>
+        <w:rFonts w:hint="default" w:ascii="Wingdings" w:hAnsi="Wingdings" w:eastAsia="Wingdings" w:cs="Wingdings"/>
+      </w:rPr>
+      <w:start w:val="1"/>
+      <w:suff w:val="tab"/>
+    </w:lvl>
+    <w:lvl w:ilvl="3">
+      <w:isLgl w:val="false"/>
+      <w:lvlJc w:val="left"/>
+      <w:lvlText w:val="·"/>
+      <w:numFmt w:val="bullet"/>
+      <w:pPr>
+        <w:pBdr/>
+        <w:spacing/>
+        <w:ind w:hanging="360" w:left="2880"/>
+      </w:pPr>
+      <w:rPr>
+        <w:rFonts w:hint="default" w:ascii="Symbol" w:hAnsi="Symbol" w:eastAsia="Symbol" w:cs="Symbol"/>
+      </w:rPr>
+      <w:start w:val="1"/>
+      <w:suff w:val="tab"/>
+    </w:lvl>
+    <w:lvl w:ilvl="4">
+      <w:isLgl w:val="false"/>
+      <w:lvlJc w:val="left"/>
+      <w:lvlText w:val="o"/>
+      <w:numFmt w:val="bullet"/>
+      <w:pPr>
+        <w:pBdr/>
+        <w:spacing/>
+        <w:ind w:hanging="360" w:left="3600"/>
+      </w:pPr>
+      <w:rPr>
+        <w:rFonts w:hint="default" w:ascii="Courier New" w:hAnsi="Courier New" w:eastAsia="Courier New" w:cs="Courier New"/>
+      </w:rPr>
+      <w:start w:val="1"/>
+      <w:suff w:val="tab"/>
+    </w:lvl>
+    <w:lvl w:ilvl="5">
+      <w:isLgl w:val="false"/>
+      <w:lvlJc w:val="left"/>
+      <w:lvlText w:val="§"/>
+      <w:numFmt w:val="bullet"/>
+      <w:pPr>
+        <w:pBdr/>
+        <w:spacing/>
+        <w:ind w:hanging="360" w:left="4320"/>
+      </w:pPr>
+      <w:rPr>
+        <w:rFonts w:hint="default" w:ascii="Wingdings" w:hAnsi="Wingdings" w:eastAsia="Wingdings" w:cs="Wingdings"/>
+      </w:rPr>
+      <w:start w:val="1"/>
+      <w:suff w:val="tab"/>
+    </w:lvl>
+    <w:lvl w:ilvl="6">
+      <w:isLgl w:val="false"/>
+      <w:lvlJc w:val="left"/>
+      <w:lvlText w:val="·"/>
+      <w:numFmt w:val="bullet"/>
+      <w:pPr>
+        <w:pBdr/>
+        <w:spacing/>
+        <w:ind w:hanging="360" w:left="5040"/>
+      </w:pPr>
+      <w:rPr>
+        <w:rFonts w:hint="default" w:ascii="Symbol" w:hAnsi="Symbol" w:eastAsia="Symbol" w:cs="Symbol"/>
+      </w:rPr>
+      <w:start w:val="1"/>
+      <w:suff w:val="tab"/>
+    </w:lvl>
+    <w:lvl w:ilvl="7">
+      <w:isLgl w:val="false"/>
+      <w:lvlJc w:val="left"/>
+      <w:lvlText w:val="o"/>
+      <w:numFmt w:val="bullet"/>
+      <w:pPr>
+        <w:pBdr/>
+        <w:spacing/>
+        <w:ind w:hanging="360" w:left="5760"/>
+      </w:pPr>
+      <w:rPr>
+        <w:rFonts w:hint="default" w:ascii="Courier New" w:hAnsi="Courier New" w:eastAsia="Courier New" w:cs="Courier New"/>
+      </w:rPr>
+      <w:start w:val="1"/>
+      <w:suff w:val="tab"/>
+    </w:lvl>
+    <w:lvl w:ilvl="8">
+      <w:isLgl w:val="false"/>
+      <w:lvlJc w:val="left"/>
+      <w:lvlText w:val="§"/>
+      <w:numFmt w:val="bullet"/>
+      <w:pPr>
+        <w:pBdr/>
+        <w:spacing/>
+        <w:ind w:hanging="360" w:left="6480"/>
+      </w:pPr>
+      <w:rPr>
+        <w:rFonts w:hint="default" w:ascii="Wingdings" w:hAnsi="Wingdings" w:eastAsia="Wingdings" w:cs="Wingdings"/>
+      </w:rPr>
+      <w:start w:val="1"/>
+      <w:suff w:val="tab"/>
+    </w:lvl>
+  </w:abstractNum>
   <w:num w:numId="1">
     <w:abstractNumId w:val="0"/>
   </w:num>
@@ -5150,6 +6265,18 @@
   </w:num>
   <w:num w:numId="3">
     <w:abstractNumId w:val="2"/>
+  </w:num>
+  <w:num w:numId="4">
+    <w:abstractNumId w:val="3"/>
+  </w:num>
+  <w:num w:numId="5">
+    <w:abstractNumId w:val="4"/>
+  </w:num>
+  <w:num w:numId="6">
+    <w:abstractNumId w:val="5"/>
+  </w:num>
+  <w:num w:numId="7">
+    <w:abstractNumId w:val="6"/>
   </w:num>
 </w:numbering>
 </file>

--- a/docs/B3_relatorio_intermedio_2a_entrega_PAP.docx
+++ b/docs/B3_relatorio_intermedio_2a_entrega_PAP.docx
@@ -4,7 +4,7 @@
   <w:body>
     <w:p>
       <w:pPr>
-        <w:pStyle w:val="1050"/>
+        <w:pStyle w:val="1058"/>
         <w:pBdr/>
         <w:spacing/>
         <w:ind/>
@@ -44,7 +44,7 @@
     </w:p>
     <w:p>
       <w:pPr>
-        <w:pStyle w:val="1050"/>
+        <w:pStyle w:val="1058"/>
         <w:pBdr/>
         <w:spacing/>
         <w:ind/>
@@ -78,7 +78,7 @@
     </w:p>
     <w:p>
       <w:pPr>
-        <w:pStyle w:val="1052"/>
+        <w:pStyle w:val="1060"/>
         <w:pBdr/>
         <w:spacing/>
         <w:ind/>
@@ -167,7 +167,7 @@
     </w:p>
     <w:p>
       <w:pPr>
-        <w:pStyle w:val="1031"/>
+        <w:pStyle w:val="1039"/>
         <w:pBdr/>
         <w:spacing/>
         <w:ind/>
@@ -211,7 +211,7 @@
     </w:p>
     <w:p>
       <w:pPr>
-        <w:pStyle w:val="1032"/>
+        <w:pStyle w:val="1040"/>
         <w:pBdr/>
         <w:spacing/>
         <w:ind/>
@@ -228,7 +228,7 @@
     </w:p>
     <w:p>
       <w:pPr>
-        <w:pStyle w:val="1032"/>
+        <w:pStyle w:val="1040"/>
         <w:pBdr/>
         <w:spacing/>
         <w:ind/>
@@ -454,7 +454,7 @@
     </w:p>
     <w:p>
       <w:pPr>
-        <w:pStyle w:val="1031"/>
+        <w:pStyle w:val="1039"/>
         <w:pBdr/>
         <w:spacing/>
         <w:ind/>
@@ -488,7 +488,7 @@
     </w:p>
     <w:p>
       <w:pPr>
-        <w:pStyle w:val="1032"/>
+        <w:pStyle w:val="1040"/>
         <w:pBdr/>
         <w:spacing/>
         <w:ind/>
@@ -801,7 +801,7 @@
     </w:p>
     <w:p>
       <w:pPr>
-        <w:pStyle w:val="1032"/>
+        <w:pStyle w:val="1040"/>
         <w:pBdr/>
         <w:spacing/>
         <w:ind/>
@@ -895,7 +895,7 @@
     </w:p>
     <w:p>
       <w:pPr>
-        <w:pStyle w:val="1094"/>
+        <w:pStyle w:val="1102"/>
         <w:numPr>
           <w:ilvl w:val="0"/>
           <w:numId w:val="2"/>
@@ -917,7 +917,7 @@
     </w:p>
     <w:p>
       <w:pPr>
-        <w:pStyle w:val="1094"/>
+        <w:pStyle w:val="1102"/>
         <w:numPr>
           <w:ilvl w:val="0"/>
           <w:numId w:val="2"/>
@@ -939,7 +939,7 @@
     </w:p>
     <w:p>
       <w:pPr>
-        <w:pStyle w:val="1094"/>
+        <w:pStyle w:val="1102"/>
         <w:numPr>
           <w:ilvl w:val="0"/>
           <w:numId w:val="2"/>
@@ -1007,7 +1007,7 @@
     </w:p>
     <w:p>
       <w:pPr>
-        <w:pStyle w:val="1032"/>
+        <w:pStyle w:val="1040"/>
         <w:pBdr/>
         <w:spacing/>
         <w:ind/>
@@ -1196,7 +1196,7 @@
     </w:p>
     <w:p>
       <w:pPr>
-        <w:pStyle w:val="1094"/>
+        <w:pStyle w:val="1102"/>
         <w:numPr>
           <w:ilvl w:val="0"/>
           <w:numId w:val="3"/>
@@ -1218,7 +1218,7 @@
     </w:p>
     <w:p>
       <w:pPr>
-        <w:pStyle w:val="1094"/>
+        <w:pStyle w:val="1102"/>
         <w:numPr>
           <w:ilvl w:val="0"/>
           <w:numId w:val="3"/>
@@ -1240,7 +1240,7 @@
     </w:p>
     <w:p>
       <w:pPr>
-        <w:pStyle w:val="1094"/>
+        <w:pStyle w:val="1102"/>
         <w:numPr>
           <w:ilvl w:val="0"/>
           <w:numId w:val="3"/>
@@ -1279,8 +1279,7 @@
       </w:r>
       <w:r>
         <w:rPr>
-          <w:rFonts w:ascii="Times New Roman" w:hAnsi="Times New Roman" w:eastAsia="Times New Roman" w:cs="Times New Roman"/>
-          <w:sz w:val="24"/>
+          <w:highlight w:val="none"/>
         </w:rPr>
       </w:r>
       <w:r>
@@ -1326,7 +1325,7 @@
     </w:p>
     <w:p>
       <w:pPr>
-        <w:pStyle w:val="1032"/>
+        <w:pStyle w:val="1040"/>
         <w:pBdr/>
         <w:spacing/>
         <w:ind/>
@@ -1483,7 +1482,7 @@
     </w:p>
     <w:p>
       <w:pPr>
-        <w:pStyle w:val="1032"/>
+        <w:pStyle w:val="1040"/>
         <w:pBdr/>
         <w:spacing/>
         <w:ind/>
@@ -1613,7 +1612,7 @@
     </w:p>
     <w:p>
       <w:pPr>
-        <w:pStyle w:val="1031"/>
+        <w:pStyle w:val="1039"/>
         <w:pBdr/>
         <w:spacing/>
         <w:ind/>
@@ -1650,7 +1649,7 @@
     </w:p>
     <w:p>
       <w:pPr>
-        <w:pStyle w:val="1032"/>
+        <w:pStyle w:val="1040"/>
         <w:pBdr/>
         <w:spacing/>
         <w:ind/>
@@ -1673,7 +1672,7 @@
     </w:p>
     <w:p>
       <w:pPr>
-        <w:pStyle w:val="1033"/>
+        <w:pStyle w:val="1041"/>
         <w:pBdr/>
         <w:spacing/>
         <w:ind w:left="709"/>
@@ -1744,7 +1743,7 @@
     </w:p>
     <w:p>
       <w:pPr>
-        <w:pStyle w:val="1034"/>
+        <w:pStyle w:val="1042"/>
         <w:pBdr/>
         <w:spacing/>
         <w:ind/>
@@ -1812,7 +1811,7 @@
     </w:p>
     <w:p>
       <w:pPr>
-        <w:pStyle w:val="1033"/>
+        <w:pStyle w:val="1041"/>
         <w:pBdr/>
         <w:spacing/>
         <w:ind w:left="709"/>
@@ -1878,7 +1877,7 @@
     </w:p>
     <w:p>
       <w:pPr>
-        <w:pStyle w:val="1034"/>
+        <w:pStyle w:val="1042"/>
         <w:pBdr/>
         <w:spacing/>
         <w:ind/>
@@ -1946,7 +1945,7 @@
     </w:p>
     <w:p>
       <w:pPr>
-        <w:pStyle w:val="1033"/>
+        <w:pStyle w:val="1041"/>
         <w:pBdr/>
         <w:spacing/>
         <w:ind w:left="709"/>
@@ -2015,7 +2014,7 @@
     </w:p>
     <w:p>
       <w:pPr>
-        <w:pStyle w:val="1034"/>
+        <w:pStyle w:val="1042"/>
         <w:pBdr/>
         <w:spacing/>
         <w:ind/>
@@ -2117,7 +2116,7 @@
     </w:p>
     <w:p>
       <w:pPr>
-        <w:pStyle w:val="1033"/>
+        <w:pStyle w:val="1041"/>
         <w:pBdr/>
         <w:spacing/>
         <w:ind w:left="709"/>
@@ -2158,7 +2157,7 @@
       </w:pPr>
       <w:r>
         <w:rPr>
-          <w:rStyle w:val="1042"/>
+          <w:rStyle w:val="1050"/>
           <w:lang w:val="pt-BR"/>
         </w:rPr>
       </w:r>
@@ -2204,7 +2203,7 @@
     </w:p>
     <w:p>
       <w:pPr>
-        <w:pStyle w:val="1034"/>
+        <w:pStyle w:val="1042"/>
         <w:pBdr/>
         <w:spacing/>
         <w:ind/>
@@ -2384,7 +2383,7 @@
     </w:p>
     <w:p>
       <w:pPr>
-        <w:pStyle w:val="1033"/>
+        <w:pStyle w:val="1041"/>
         <w:pBdr/>
         <w:spacing/>
         <w:ind w:left="709"/>
@@ -2463,7 +2462,7 @@
     </w:p>
     <w:p>
       <w:pPr>
-        <w:pStyle w:val="1034"/>
+        <w:pStyle w:val="1042"/>
         <w:pBdr/>
         <w:spacing/>
         <w:ind/>
@@ -2581,7 +2580,7 @@
     </w:p>
     <w:p>
       <w:pPr>
-        <w:pStyle w:val="1033"/>
+        <w:pStyle w:val="1041"/>
         <w:pBdr/>
         <w:spacing/>
         <w:ind w:left="709"/>
@@ -2622,7 +2621,7 @@
       </w:pPr>
       <w:r>
         <w:rPr>
-          <w:rStyle w:val="1042"/>
+          <w:rStyle w:val="1050"/>
           <w:lang w:val="pt-BR"/>
         </w:rPr>
       </w:r>
@@ -2656,7 +2655,7 @@
     </w:p>
     <w:p>
       <w:pPr>
-        <w:pStyle w:val="1034"/>
+        <w:pStyle w:val="1042"/>
         <w:pBdr/>
         <w:spacing/>
         <w:ind/>
@@ -2746,7 +2745,7 @@
     </w:p>
     <w:p>
       <w:pPr>
-        <w:pStyle w:val="1031"/>
+        <w:pStyle w:val="1039"/>
         <w:pBdr/>
         <w:spacing/>
         <w:ind/>
@@ -2948,7 +2947,7 @@
     </w:p>
     <w:p>
       <w:pPr>
-        <w:pStyle w:val="1031"/>
+        <w:pStyle w:val="1039"/>
         <w:pBdr/>
         <w:spacing/>
         <w:ind/>
@@ -3032,32 +3031,32 @@
     </w:p>
     <w:p>
       <w:pPr>
-        <w:pStyle w:val="1032"/>
+        <w:pStyle w:val="1040"/>
         <w:pBdr/>
         <w:spacing/>
         <w:ind/>
         <w:rPr>
-          <w:rStyle w:val="1042"/>
+          <w:rStyle w:val="1050"/>
           <w:lang w:val="pt-BR"/>
         </w:rPr>
       </w:pPr>
       <w:r>
         <w:rPr>
-          <w:rStyle w:val="1042"/>
+          <w:rStyle w:val="1050"/>
           <w:lang w:val="pt-BR"/>
         </w:rPr>
         <w:t xml:space="preserve">A aplicaç</w:t>
       </w:r>
       <w:r>
         <w:rPr>
-          <w:rStyle w:val="1042"/>
+          <w:rStyle w:val="1050"/>
           <w:lang w:val="pt-BR"/>
         </w:rPr>
         <w:t xml:space="preserve">ão </w:t>
       </w:r>
       <w:r>
         <w:rPr>
-          <w:rStyle w:val="1042"/>
+          <w:rStyle w:val="1050"/>
           <w:i/>
           <w:iCs/>
           <w:lang w:val="pt-BR"/>
@@ -3066,20 +3065,20 @@
       </w:r>
       <w:r>
         <w:rPr>
-          <w:rStyle w:val="1042"/>
+          <w:rStyle w:val="1050"/>
           <w:lang w:val="pt-BR"/>
         </w:rPr>
         <w:t xml:space="preserve">.</w:t>
       </w:r>
       <w:r>
         <w:rPr>
-          <w:rStyle w:val="1042"/>
+          <w:rStyle w:val="1050"/>
           <w:lang w:val="pt-BR"/>
         </w:rPr>
       </w:r>
       <w:r>
         <w:rPr>
-          <w:rStyle w:val="1042"/>
+          <w:rStyle w:val="1050"/>
           <w:lang w:val="pt-BR"/>
         </w:rPr>
       </w:r>
@@ -3190,7 +3189,7 @@
     </w:p>
     <w:p>
       <w:pPr>
-        <w:pStyle w:val="1032"/>
+        <w:pStyle w:val="1040"/>
         <w:pBdr/>
         <w:spacing/>
         <w:ind/>
@@ -3303,7 +3302,7 @@
     </w:p>
     <w:p>
       <w:pPr>
-        <w:pStyle w:val="1031"/>
+        <w:pStyle w:val="1039"/>
         <w:pBdr/>
         <w:spacing/>
         <w:ind/>
@@ -3312,7 +3311,43 @@
         </w:rPr>
       </w:pPr>
       <w:r>
-        <w:t xml:space="preserve">Indicações para Testagem</w:t>
+        <w:rPr>
+          <w:lang w:val="pt-BR"/>
+        </w:rPr>
+        <w:t xml:space="preserve">Video de Demonstraç</w:t>
+      </w:r>
+      <w:r>
+        <w:rPr>
+          <w:lang w:val="pt-BR"/>
+        </w:rPr>
+        <w:t xml:space="preserve">ão</w:t>
+      </w:r>
+      <w:r>
+        <w:rPr>
+          <w:lang w:val="pt-BR"/>
+        </w:rPr>
+        <w:t xml:space="preserve">
+</w:t>
+      </w:r>
+      <w:r>
+        <w:rPr>
+          <w:highlight w:val="none"/>
+        </w:rPr>
+      </w:r>
+    </w:p>
+    <w:p>
+      <w:pPr>
+        <w:pBdr/>
+        <w:spacing/>
+        <w:ind/>
+        <w:rPr>
+          <w:highlight w:val="none"/>
+        </w:rPr>
+      </w:pPr>
+      <w:r>
+        <w:rPr>
+          <w:lang w:val="pt-BR"/>
+        </w:rPr>
       </w:r>
       <w:r>
         <w:rPr>
@@ -3324,516 +3359,35 @@
           <w:highlight w:val="none"/>
         </w:rPr>
       </w:r>
-    </w:p>
-    <w:p>
-      <w:pPr>
-        <w:pBdr/>
-        <w:spacing/>
-        <w:ind/>
-        <w:rPr/>
-      </w:pPr>
-      <w:r>
-        <w:rPr>
-          <w:highlight w:val="none"/>
-        </w:rPr>
-        <w:t xml:space="preserve">Para facilitar a avaliação das funcionalidades implementadas no sistema CloudStar, foi preparado um ambiente de testes controlado num computador de demonstração. Este setup garante que todas as dependências (como a biblioteca ncurses e o suporte a crypt.h) </w:t>
-      </w:r>
-      <w:r>
-        <w:rPr>
-          <w:highlight w:val="none"/>
-        </w:rPr>
-        <w:t xml:space="preserve">e as configurações de rede estão operacionais</w:t>
-      </w:r>
-      <w:r/>
-      <w:r>
-        <w:rPr>
-          <w:highlight w:val="none"/>
-        </w:rPr>
-        <w:t xml:space="preserve">.</w:t>
-      </w:r>
-      <w:r/>
-      <w:r>
-        <w:rPr>
-          <w:highlight w:val="none"/>
-        </w:rPr>
-      </w:r>
-    </w:p>
-    <w:p>
-      <w:pPr>
-        <w:pBdr/>
-        <w:spacing/>
-        <w:ind/>
-        <w:rPr>
-          <w:b/>
-          <w:bCs/>
-        </w:rPr>
-      </w:pPr>
-      <w:r>
-        <w:rPr>
-          <w:b/>
-          <w:bCs/>
-          <w:highlight w:val="none"/>
-        </w:rPr>
-        <w:t xml:space="preserve">1. Acesso ao Sistema Operativo</w:t>
-      </w:r>
-      <w:r>
-        <w:rPr>
-          <w:b/>
-          <w:bCs/>
-        </w:rPr>
-      </w:r>
-    </w:p>
-    <w:p>
-      <w:pPr>
-        <w:pBdr/>
-        <w:spacing/>
-        <w:ind/>
-        <w:rPr/>
-      </w:pPr>
-      <w:r>
-        <w:rPr>
-          <w:highlight w:val="none"/>
-        </w:rPr>
-        <w:t xml:space="preserve">A demonstração será realizada num portátil Magalhães, configurado com uma distribuição Linux estável.</w:t>
-      </w:r>
+      <w:hyperlink r:id="rId11" w:tooltip="https://drive.google.com/file/d/1RXvAb6URZV7_r3uDZvBIXXTGC7hYguXP/view?usp=sharing" w:history="1">
+        <w:r>
+          <w:rPr>
+            <w:rStyle w:val="1084"/>
+            <w:highlight w:val="none"/>
+          </w:rPr>
+          <w:t xml:space="preserve">https://drive.google.com/file/d/1RXvAb6URZV7_r3uDZvBIXXTGC7hYguXP/view?usp=sharing</w:t>
+        </w:r>
+        <w:r>
+          <w:rPr>
+            <w:rStyle w:val="1084"/>
+            <w:highlight w:val="none"/>
+          </w:rPr>
+        </w:r>
+        <w:r>
+          <w:rPr>
+            <w:rStyle w:val="1084"/>
+          </w:rPr>
+        </w:r>
+      </w:hyperlink>
       <w:r/>
     </w:p>
     <w:p>
       <w:pPr>
-        <w:pStyle w:val="1094"/>
-        <w:numPr>
-          <w:ilvl w:val="0"/>
-          <w:numId w:val="4"/>
-        </w:numPr>
         <w:pBdr/>
         <w:spacing/>
         <w:ind/>
         <w:rPr/>
       </w:pPr>
-      <w:r>
-        <w:rPr>
-          <w:highlight w:val="none"/>
-        </w:rPr>
-        <w:t xml:space="preserve">Utilizador (OS): user</w:t>
-      </w:r>
-      <w:r/>
-    </w:p>
-    <w:p>
-      <w:pPr>
-        <w:pStyle w:val="1094"/>
-        <w:numPr>
-          <w:ilvl w:val="0"/>
-          <w:numId w:val="4"/>
-        </w:numPr>
-        <w:pBdr/>
-        <w:spacing/>
-        <w:ind/>
-        <w:rPr/>
-      </w:pPr>
-      <w:r>
-        <w:rPr>
-          <w:highlight w:val="none"/>
-        </w:rPr>
-        <w:t xml:space="preserve">Password (OS): 1303</w:t>
-      </w:r>
-      <w:r/>
-    </w:p>
-    <w:p>
-      <w:pPr>
-        <w:pBdr/>
-        <w:spacing/>
-        <w:ind/>
-        <w:rPr>
-          <w:b/>
-          <w:bCs/>
-        </w:rPr>
-      </w:pPr>
-      <w:r>
-        <w:rPr>
-          <w:b/>
-          <w:bCs/>
-          <w:highlight w:val="none"/>
-        </w:rPr>
-        <w:t xml:space="preserve">2. Conectividade e Resolução de Problemas</w:t>
-      </w:r>
-      <w:r>
-        <w:rPr>
-          <w:b/>
-          <w:bCs/>
-        </w:rPr>
-      </w:r>
-    </w:p>
-    <w:p>
-      <w:pPr>
-        <w:pBdr/>
-        <w:spacing/>
-        <w:ind/>
-        <w:rPr/>
-      </w:pPr>
-      <w:r>
-        <w:rPr>
-          <w:highlight w:val="none"/>
-        </w:rPr>
-        <w:t xml:space="preserve">Devido às limitações de hardware do equipamento, podem ocorrer instabilidades na placa de rede sem fios. Caso o portátil não detete a rede ou perca a ligação ao servidor:</w:t>
-      </w:r>
-      <w:r/>
-    </w:p>
-    <w:p>
-      <w:pPr>
-        <w:pBdr/>
-        <w:spacing/>
-        <w:ind/>
-        <w:rPr/>
-      </w:pPr>
-      <w:r>
-        <w:rPr>
-          <w:highlight w:val="none"/>
-        </w:rPr>
-        <w:t xml:space="preserve">Executar o script fix-wifi.sh localizado no Ambiente de Trabalho (Desktop).</w:t>
-      </w:r>
-      <w:r/>
-    </w:p>
-    <w:p>
-      <w:pPr>
-        <w:pBdr/>
-        <w:spacing/>
-        <w:ind/>
-        <w:rPr/>
-      </w:pPr>
-      <w:r>
-        <w:rPr>
-          <w:highlight w:val="none"/>
-        </w:rPr>
-        <w:t xml:space="preserve">Este script reinicia automaticamente o serviço NetworkManager através do systemctl, restabelecendo a conectividade necessária para a comunicação via sockets</w:t>
-      </w:r>
-      <w:r/>
-      <w:r>
-        <w:rPr>
-          <w:highlight w:val="none"/>
-        </w:rPr>
-        <w:t xml:space="preserve">.</w:t>
-      </w:r>
-      <w:r/>
-      <w:r>
-        <w:rPr>
-          <w:highlight w:val="none"/>
-        </w:rPr>
-      </w:r>
-    </w:p>
-    <w:p>
-      <w:pPr>
-        <w:pBdr/>
-        <w:spacing/>
-        <w:ind/>
-        <w:rPr>
-          <w:b/>
-          <w:bCs/>
-        </w:rPr>
-      </w:pPr>
-      <w:r>
-        <w:rPr>
-          <w:b/>
-          <w:bCs/>
-          <w:highlight w:val="none"/>
-        </w:rPr>
-        <w:t xml:space="preserve">3. Execução da Aplicação Cliente</w:t>
-      </w:r>
-      <w:r>
-        <w:rPr>
-          <w:b/>
-          <w:bCs/>
-        </w:rPr>
-      </w:r>
-    </w:p>
-    <w:p>
-      <w:pPr>
-        <w:pBdr/>
-        <w:spacing/>
-        <w:ind/>
-        <w:rPr/>
-      </w:pPr>
-      <w:r>
-        <w:rPr>
-          <w:highlight w:val="none"/>
-        </w:rPr>
-        <w:t xml:space="preserve">O software cliente, que utiliza a interface textual (TUI) desenvolvida em C, pode ser iniciado de forma simples:</w:t>
-      </w:r>
-      <w:r/>
-    </w:p>
-    <w:p>
-      <w:pPr>
-        <w:pStyle w:val="1094"/>
-        <w:numPr>
-          <w:ilvl w:val="0"/>
-          <w:numId w:val="5"/>
-        </w:numPr>
-        <w:pBdr/>
-        <w:spacing/>
-        <w:ind/>
-        <w:rPr/>
-      </w:pPr>
-      <w:r>
-        <w:rPr>
-          <w:highlight w:val="none"/>
-        </w:rPr>
-        <w:t xml:space="preserve">Localizar e executar o script bash disponível no Ambiente de Trabalho.</w:t>
-      </w:r>
-      <w:r/>
-    </w:p>
-    <w:p>
-      <w:pPr>
-        <w:pStyle w:val="1094"/>
-        <w:numPr>
-          <w:ilvl w:val="0"/>
-          <w:numId w:val="5"/>
-        </w:numPr>
-        <w:pBdr/>
-        <w:spacing/>
-        <w:ind/>
-        <w:rPr/>
-      </w:pPr>
-      <w:r>
-        <w:rPr>
-          <w:highlight w:val="none"/>
-        </w:rPr>
-        <w:t xml:space="preserve">Este script trata de invocar o binário compilado, garantindo que a interface gráfica textual é renderizada corretamente no terminal</w:t>
-      </w:r>
-      <w:r/>
-      <w:r>
-        <w:rPr>
-          <w:highlight w:val="none"/>
-        </w:rPr>
-        <w:t xml:space="preserve">.</w:t>
-      </w:r>
-      <w:r/>
-      <w:r>
-        <w:rPr>
-          <w:highlight w:val="none"/>
-        </w:rPr>
-      </w:r>
-    </w:p>
-    <w:p>
-      <w:pPr>
-        <w:pBdr/>
-        <w:spacing/>
-        <w:ind/>
-        <w:rPr>
-          <w:b/>
-          <w:bCs/>
-        </w:rPr>
-      </w:pPr>
-      <w:r>
-        <w:rPr>
-          <w:b/>
-          <w:bCs/>
-          <w:highlight w:val="none"/>
-        </w:rPr>
-        <w:t xml:space="preserve">4. Credenciais de Teste da Aplicação</w:t>
-      </w:r>
-      <w:r>
-        <w:rPr>
-          <w:b/>
-          <w:bCs/>
-        </w:rPr>
-      </w:r>
-    </w:p>
-    <w:p>
-      <w:pPr>
-        <w:pBdr/>
-        <w:spacing/>
-        <w:ind/>
-        <w:rPr/>
-      </w:pPr>
-      <w:r>
-        <w:rPr>
-          <w:highlight w:val="none"/>
-        </w:rPr>
-        <w:t xml:space="preserve">Uma vez aberta a interface de login da aplicação, o avaliador deverá utilizar a seguinte conta de teste, que já se encontra registada no ficheiro /etc/shadow do servidor para validação de hash</w:t>
-      </w:r>
-      <w:r/>
-      <w:r>
-        <w:rPr>
-          <w:highlight w:val="none"/>
-        </w:rPr>
-        <w:t xml:space="preserve">:</w:t>
-      </w:r>
-      <w:r/>
-      <w:r>
-        <w:rPr>
-          <w:highlight w:val="none"/>
-        </w:rPr>
-      </w:r>
-    </w:p>
-    <w:p>
-      <w:pPr>
-        <w:pStyle w:val="1094"/>
-        <w:numPr>
-          <w:ilvl w:val="0"/>
-          <w:numId w:val="6"/>
-        </w:numPr>
-        <w:pBdr/>
-        <w:spacing/>
-        <w:ind/>
-        <w:rPr/>
-      </w:pPr>
-      <w:r>
-        <w:rPr>
-          <w:highlight w:val="none"/>
-        </w:rPr>
-        <w:t xml:space="preserve">Username: marconeves</w:t>
-      </w:r>
-      <w:r/>
-    </w:p>
-    <w:p>
-      <w:pPr>
-        <w:pStyle w:val="1094"/>
-        <w:numPr>
-          <w:ilvl w:val="0"/>
-          <w:numId w:val="6"/>
-        </w:numPr>
-        <w:pBdr/>
-        <w:spacing/>
-        <w:ind/>
-        <w:rPr/>
-      </w:pPr>
-      <w:r>
-        <w:rPr>
-          <w:highlight w:val="none"/>
-        </w:rPr>
-        <w:t xml:space="preserve">Password: 12345678</w:t>
-      </w:r>
-      <w:r/>
-    </w:p>
-    <w:p>
-      <w:pPr>
-        <w:pBdr/>
-        <w:spacing/>
-        <w:ind/>
-        <w:rPr>
-          <w:b/>
-          <w:bCs/>
-        </w:rPr>
-      </w:pPr>
-      <w:r>
-        <w:rPr>
-          <w:b/>
-          <w:bCs/>
-          <w:highlight w:val="none"/>
-        </w:rPr>
-        <w:t xml:space="preserve">5. Fluxo de Teste Sugerido</w:t>
-      </w:r>
-      <w:r>
-        <w:rPr>
-          <w:b/>
-          <w:bCs/>
-        </w:rPr>
-      </w:r>
-    </w:p>
-    <w:p>
-      <w:pPr>
-        <w:pBdr/>
-        <w:spacing/>
-        <w:ind/>
-        <w:rPr/>
-      </w:pPr>
-      <w:r>
-        <w:rPr>
-          <w:highlight w:val="none"/>
-        </w:rPr>
-        <w:t xml:space="preserve">Após o login bem-sucedido, recomenda-se testar as seguintes funcionalidades principais descritas neste relatório:</w:t>
-      </w:r>
-      <w:r/>
-    </w:p>
-    <w:p>
-      <w:pPr>
-        <w:pStyle w:val="1094"/>
-        <w:numPr>
-          <w:ilvl w:val="0"/>
-          <w:numId w:val="7"/>
-        </w:numPr>
-        <w:pBdr/>
-        <w:spacing/>
-        <w:ind/>
-        <w:rPr/>
-      </w:pPr>
-      <w:r>
-        <w:rPr>
-          <w:highlight w:val="none"/>
-        </w:rPr>
-        <w:t xml:space="preserve">Navegação Visual: Explorar as diretorias utilizando as teclas de seta, observando a renderização dos ícones em arte ASCII (sprites) que classificam automaticamente ficheiros e pastas</w:t>
-      </w:r>
-      <w:r/>
-      <w:r>
-        <w:rPr>
-          <w:highlight w:val="none"/>
-        </w:rPr>
-        <w:t xml:space="preserve">.</w:t>
-      </w:r>
-      <w:r/>
-      <w:r>
-        <w:rPr>
-          <w:highlight w:val="none"/>
-        </w:rPr>
-      </w:r>
-    </w:p>
-    <w:p>
-      <w:pPr>
-        <w:pStyle w:val="1094"/>
-        <w:numPr>
-          <w:ilvl w:val="0"/>
-          <w:numId w:val="7"/>
-        </w:numPr>
-        <w:pBdr/>
-        <w:spacing/>
-        <w:ind/>
-        <w:rPr/>
-      </w:pPr>
-      <w:r>
-        <w:rPr>
-          <w:highlight w:val="none"/>
-        </w:rPr>
-        <w:t xml:space="preserve">Listagem Remota: Verificar a receção dinâmica de dados do servidor através do protocolo binário customizado (big-endian framing)</w:t>
-      </w:r>
-      <w:r/>
-      <w:r>
-        <w:rPr>
-          <w:highlight w:val="none"/>
-        </w:rPr>
-        <w:t xml:space="preserve">.</w:t>
-      </w:r>
-      <w:r/>
-      <w:r>
-        <w:rPr>
-          <w:highlight w:val="none"/>
-        </w:rPr>
-      </w:r>
-    </w:p>
-    <w:p>
-      <w:pPr>
-        <w:pStyle w:val="1094"/>
-        <w:numPr>
-          <w:ilvl w:val="0"/>
-          <w:numId w:val="7"/>
-        </w:numPr>
-        <w:pBdr/>
-        <w:spacing/>
-        <w:ind/>
-        <w:rPr/>
-      </w:pPr>
-      <w:r>
-        <w:rPr>
-          <w:highlight w:val="none"/>
-        </w:rPr>
-        <w:t xml:space="preserve">Segurança: Notar que a password é protegida por caracteres * durante a inserção e validada no servidor sem nunca ser transmitida em texto limpo</w:t>
-      </w:r>
-      <w:r/>
-      <w:r>
-        <w:rPr>
-          <w:highlight w:val="none"/>
-        </w:rPr>
-        <w:t xml:space="preserve">.</w:t>
-      </w:r>
-      <w:r/>
       <w:r>
         <w:rPr>
           <w:highlight w:val="none"/>
@@ -3841,7 +3395,7 @@
       </w:r>
       <w:r>
         <w:rPr>
-          <w14:ligatures w14:val="none"/>
+          <w:highlight w:val="none"/>
         </w:rPr>
       </w:r>
       <w:r>
@@ -3901,7 +3455,7 @@
 <w:ftr xmlns:wpc="http://schemas.microsoft.com/office/word/2010/wordprocessingCanvas" xmlns:mc="http://schemas.openxmlformats.org/markup-compatibility/2006" xmlns:o="urn:schemas-microsoft-com:office:office" xmlns:r="http://schemas.openxmlformats.org/officeDocument/2006/relationships" xmlns:m="http://schemas.openxmlformats.org/officeDocument/2006/math" xmlns:v="urn:schemas-microsoft-com:vml" xmlns:wp14="http://schemas.microsoft.com/office/word/2010/wordprocessingDrawing" xmlns:wp="http://schemas.openxmlformats.org/drawingml/2006/wordprocessingDrawing" xmlns:w10="urn:schemas-microsoft-com:office:word" xmlns:w="http://schemas.openxmlformats.org/wordprocessingml/2006/main" xmlns:w14="http://schemas.microsoft.com/office/word/2010/wordml" xmlns:w15="http://schemas.microsoft.com/office/word/2012/wordml" xmlns:wpg="http://schemas.microsoft.com/office/word/2010/wordprocessingGroup" xmlns:wpi="http://schemas.microsoft.com/office/word/2010/wordprocessingInk" xmlns:wne="http://schemas.microsoft.com/office/word/2006/wordml" xmlns:a="http://schemas.openxmlformats.org/drawingml/2006/main" xmlns:wps="http://schemas.microsoft.com/office/word/2010/wordprocessingShape" mc:Ignorable="w14 w15 wp14">
   <w:p>
     <w:pPr>
-      <w:pStyle w:val="1093"/>
+      <w:pStyle w:val="1101"/>
       <w:pBdr/>
       <w:spacing/>
       <w:ind/>
@@ -3956,7 +3510,7 @@
   </w:p>
   <w:p>
     <w:pPr>
-      <w:pStyle w:val="1093"/>
+      <w:pStyle w:val="1101"/>
       <w:pBdr/>
       <w:spacing/>
       <w:ind/>
@@ -4112,7 +3666,7 @@
   </w:p>
   <w:p>
     <w:pPr>
-      <w:pStyle w:val="1093"/>
+      <w:pStyle w:val="1101"/>
       <w:pBdr/>
       <w:spacing/>
       <w:ind/>
@@ -4248,7 +3802,7 @@
   </w:p>
   <w:p>
     <w:pPr>
-      <w:pStyle w:val="1093"/>
+      <w:pStyle w:val="1101"/>
       <w:pBdr/>
       <w:spacing/>
       <w:ind/>
@@ -4307,7 +3861,7 @@
   </w:p>
   <w:p>
     <w:pPr>
-      <w:pStyle w:val="1093"/>
+      <w:pStyle w:val="1101"/>
       <w:pBdr/>
       <w:spacing/>
       <w:ind/>
@@ -4405,7 +3959,7 @@
   </w:p>
   <w:p>
     <w:pPr>
-      <w:pStyle w:val="1093"/>
+      <w:pStyle w:val="1101"/>
       <w:pBdr/>
       <w:spacing/>
       <w:ind/>
@@ -4512,7 +4066,7 @@
 <w:hdr xmlns:wpc="http://schemas.microsoft.com/office/word/2010/wordprocessingCanvas" xmlns:mc="http://schemas.openxmlformats.org/markup-compatibility/2006" xmlns:o="urn:schemas-microsoft-com:office:office" xmlns:r="http://schemas.openxmlformats.org/officeDocument/2006/relationships" xmlns:m="http://schemas.openxmlformats.org/officeDocument/2006/math" xmlns:v="urn:schemas-microsoft-com:vml" xmlns:wp14="http://schemas.microsoft.com/office/word/2010/wordprocessingDrawing" xmlns:wp="http://schemas.openxmlformats.org/drawingml/2006/wordprocessingDrawing" xmlns:w10="urn:schemas-microsoft-com:office:word" xmlns:w="http://schemas.openxmlformats.org/wordprocessingml/2006/main" xmlns:w14="http://schemas.microsoft.com/office/word/2010/wordml" xmlns:w15="http://schemas.microsoft.com/office/word/2012/wordml" xmlns:wpg="http://schemas.microsoft.com/office/word/2010/wordprocessingGroup" xmlns:wpi="http://schemas.microsoft.com/office/word/2010/wordprocessingInk" xmlns:wne="http://schemas.microsoft.com/office/word/2006/wordml" xmlns:a="http://schemas.openxmlformats.org/drawingml/2006/main" xmlns:wps="http://schemas.microsoft.com/office/word/2010/wordprocessingShape" mc:Ignorable="w14 w15 wp14">
   <w:p>
     <w:pPr>
-      <w:pStyle w:val="1065"/>
+      <w:pStyle w:val="1073"/>
       <w:pBdr>
         <w:bottom w:val="single" w:color="000000" w:sz="4" w:space="0"/>
       </w:pBdr>
@@ -5134,7 +4688,7 @@
   </w:p>
   <w:p>
     <w:pPr>
-      <w:pStyle w:val="1065"/>
+      <w:pStyle w:val="1073"/>
       <w:pBdr>
         <w:bottom w:val="single" w:color="000000" w:sz="4" w:space="0"/>
       </w:pBdr>
@@ -5173,7 +4727,7 @@
   </w:p>
   <w:p>
     <w:pPr>
-      <w:pStyle w:val="1065"/>
+      <w:pStyle w:val="1073"/>
       <w:pBdr>
         <w:bottom w:val="single" w:color="000000" w:sz="4" w:space="0"/>
       </w:pBdr>
@@ -6439,9 +5993,9 @@
     <w:lsdException w:name="Bibliography" w:uiPriority="37"/>
     <w:lsdException w:name="TOC Heading" w:uiPriority="39" w:qFormat="1"/>
   </w:latentStyles>
-  <w:style w:type="table" w:styleId="905">
+  <w:style w:type="table" w:styleId="913">
     <w:name w:val="Table Grid"/>
-    <w:basedOn w:val="1091"/>
+    <w:basedOn w:val="1099"/>
     <w:uiPriority w:val="59"/>
     <w:pPr>
       <w:pBdr/>
@@ -6638,9 +6192,9 @@
       </w:tcPr>
     </w:tblStylePr>
   </w:style>
-  <w:style w:type="table" w:styleId="906">
+  <w:style w:type="table" w:styleId="914">
     <w:name w:val="Table Grid Light"/>
-    <w:basedOn w:val="1091"/>
+    <w:basedOn w:val="1099"/>
     <w:uiPriority w:val="59"/>
     <w:pPr>
       <w:pBdr/>
@@ -6837,9 +6391,9 @@
       </w:tcPr>
     </w:tblStylePr>
   </w:style>
-  <w:style w:type="table" w:styleId="907">
+  <w:style w:type="table" w:styleId="915">
     <w:name w:val="Plain Table 1"/>
-    <w:basedOn w:val="1091"/>
+    <w:basedOn w:val="1099"/>
     <w:uiPriority w:val="59"/>
     <w:pPr>
       <w:pBdr/>
@@ -7062,9 +6616,9 @@
       </w:tcPr>
     </w:tblStylePr>
   </w:style>
-  <w:style w:type="table" w:styleId="908">
+  <w:style w:type="table" w:styleId="916">
     <w:name w:val="Plain Table 2"/>
-    <w:basedOn w:val="1091"/>
+    <w:basedOn w:val="1099"/>
     <w:uiPriority w:val="59"/>
     <w:pPr>
       <w:pBdr/>
@@ -7295,9 +6849,9 @@
       </w:tcPr>
     </w:tblStylePr>
   </w:style>
-  <w:style w:type="table" w:styleId="909">
+  <w:style w:type="table" w:styleId="917">
     <w:name w:val="Plain Table 3"/>
-    <w:basedOn w:val="1091"/>
+    <w:basedOn w:val="1099"/>
     <w:uiPriority w:val="99"/>
     <w:pPr>
       <w:pBdr/>
@@ -7525,9 +7079,9 @@
       </w:tcPr>
     </w:tblStylePr>
   </w:style>
-  <w:style w:type="table" w:styleId="910">
+  <w:style w:type="table" w:styleId="918">
     <w:name w:val="Plain Table 4"/>
-    <w:basedOn w:val="1091"/>
+    <w:basedOn w:val="1099"/>
     <w:uiPriority w:val="99"/>
     <w:pPr>
       <w:pBdr/>
@@ -7741,9 +7295,9 @@
       </w:tcPr>
     </w:tblStylePr>
   </w:style>
-  <w:style w:type="table" w:styleId="911">
+  <w:style w:type="table" w:styleId="919">
     <w:name w:val="Plain Table 5"/>
-    <w:basedOn w:val="1091"/>
+    <w:basedOn w:val="1099"/>
     <w:uiPriority w:val="99"/>
     <w:pPr>
       <w:pBdr/>
@@ -7974,9 +7528,9 @@
       </w:tcPr>
     </w:tblStylePr>
   </w:style>
-  <w:style w:type="table" w:styleId="912">
+  <w:style w:type="table" w:styleId="920">
     <w:name w:val="Grid Table 1 Light"/>
-    <w:basedOn w:val="1091"/>
+    <w:basedOn w:val="1099"/>
     <w:uiPriority w:val="99"/>
     <w:pPr>
       <w:pBdr/>
@@ -8197,9 +7751,9 @@
       </w:tcPr>
     </w:tblStylePr>
   </w:style>
-  <w:style w:type="table" w:styleId="913">
+  <w:style w:type="table" w:styleId="921">
     <w:name w:val="Grid Table 1 Light - Accent 1"/>
-    <w:basedOn w:val="1091"/>
+    <w:basedOn w:val="1099"/>
     <w:uiPriority w:val="99"/>
     <w:pPr>
       <w:pBdr/>
@@ -8420,9 +7974,9 @@
       </w:tcPr>
     </w:tblStylePr>
   </w:style>
-  <w:style w:type="table" w:styleId="914">
+  <w:style w:type="table" w:styleId="922">
     <w:name w:val="Grid Table 1 Light - Accent 2"/>
-    <w:basedOn w:val="1091"/>
+    <w:basedOn w:val="1099"/>
     <w:uiPriority w:val="99"/>
     <w:pPr>
       <w:pBdr/>
@@ -8643,9 +8197,9 @@
       </w:tcPr>
     </w:tblStylePr>
   </w:style>
-  <w:style w:type="table" w:styleId="915">
+  <w:style w:type="table" w:styleId="923">
     <w:name w:val="Grid Table 1 Light - Accent 3"/>
-    <w:basedOn w:val="1091"/>
+    <w:basedOn w:val="1099"/>
     <w:uiPriority w:val="99"/>
     <w:pPr>
       <w:pBdr/>
@@ -8866,9 +8420,9 @@
       </w:tcPr>
     </w:tblStylePr>
   </w:style>
-  <w:style w:type="table" w:styleId="916">
+  <w:style w:type="table" w:styleId="924">
     <w:name w:val="Grid Table 1 Light - Accent 4"/>
-    <w:basedOn w:val="1091"/>
+    <w:basedOn w:val="1099"/>
     <w:uiPriority w:val="99"/>
     <w:pPr>
       <w:pBdr/>
@@ -9089,9 +8643,9 @@
       </w:tcPr>
     </w:tblStylePr>
   </w:style>
-  <w:style w:type="table" w:styleId="917">
+  <w:style w:type="table" w:styleId="925">
     <w:name w:val="Grid Table 1 Light - Accent 5"/>
-    <w:basedOn w:val="1091"/>
+    <w:basedOn w:val="1099"/>
     <w:uiPriority w:val="99"/>
     <w:pPr>
       <w:pBdr/>
@@ -9312,9 +8866,9 @@
       </w:tcPr>
     </w:tblStylePr>
   </w:style>
-  <w:style w:type="table" w:styleId="918">
+  <w:style w:type="table" w:styleId="926">
     <w:name w:val="Grid Table 1 Light - Accent 6"/>
-    <w:basedOn w:val="1091"/>
+    <w:basedOn w:val="1099"/>
     <w:uiPriority w:val="99"/>
     <w:pPr>
       <w:pBdr/>
@@ -9535,9 +9089,9 @@
       </w:tcPr>
     </w:tblStylePr>
   </w:style>
-  <w:style w:type="table" w:styleId="919">
+  <w:style w:type="table" w:styleId="927">
     <w:name w:val="Grid Table 2"/>
-    <w:basedOn w:val="1091"/>
+    <w:basedOn w:val="1099"/>
     <w:uiPriority w:val="99"/>
     <w:pPr>
       <w:pBdr/>
@@ -9767,9 +9321,9 @@
       </w:tcPr>
     </w:tblStylePr>
   </w:style>
-  <w:style w:type="table" w:styleId="920">
+  <w:style w:type="table" w:styleId="928">
     <w:name w:val="Grid Table 2 - Accent 1"/>
-    <w:basedOn w:val="1091"/>
+    <w:basedOn w:val="1099"/>
     <w:uiPriority w:val="99"/>
     <w:pPr>
       <w:pBdr/>
@@ -9999,9 +9553,9 @@
       </w:tcPr>
     </w:tblStylePr>
   </w:style>
-  <w:style w:type="table" w:styleId="921">
+  <w:style w:type="table" w:styleId="929">
     <w:name w:val="Grid Table 2 - Accent 2"/>
-    <w:basedOn w:val="1091"/>
+    <w:basedOn w:val="1099"/>
     <w:uiPriority w:val="99"/>
     <w:pPr>
       <w:pBdr/>
@@ -10231,9 +9785,9 @@
       </w:tcPr>
     </w:tblStylePr>
   </w:style>
-  <w:style w:type="table" w:styleId="922">
+  <w:style w:type="table" w:styleId="930">
     <w:name w:val="Grid Table 2 - Accent 3"/>
-    <w:basedOn w:val="1091"/>
+    <w:basedOn w:val="1099"/>
     <w:uiPriority w:val="99"/>
     <w:pPr>
       <w:pBdr/>
@@ -10463,9 +10017,9 @@
       </w:tcPr>
     </w:tblStylePr>
   </w:style>
-  <w:style w:type="table" w:styleId="923">
+  <w:style w:type="table" w:styleId="931">
     <w:name w:val="Grid Table 2 - Accent 4"/>
-    <w:basedOn w:val="1091"/>
+    <w:basedOn w:val="1099"/>
     <w:uiPriority w:val="99"/>
     <w:pPr>
       <w:pBdr/>
@@ -10695,9 +10249,9 @@
       </w:tcPr>
     </w:tblStylePr>
   </w:style>
-  <w:style w:type="table" w:styleId="924">
+  <w:style w:type="table" w:styleId="932">
     <w:name w:val="Grid Table 2 - Accent 5"/>
-    <w:basedOn w:val="1091"/>
+    <w:basedOn w:val="1099"/>
     <w:uiPriority w:val="99"/>
     <w:pPr>
       <w:pBdr/>
@@ -10927,9 +10481,9 @@
       </w:tcPr>
     </w:tblStylePr>
   </w:style>
-  <w:style w:type="table" w:styleId="925">
+  <w:style w:type="table" w:styleId="933">
     <w:name w:val="Grid Table 2 - Accent 6"/>
-    <w:basedOn w:val="1091"/>
+    <w:basedOn w:val="1099"/>
     <w:uiPriority w:val="99"/>
     <w:pPr>
       <w:pBdr/>
@@ -11159,9 +10713,9 @@
       </w:tcPr>
     </w:tblStylePr>
   </w:style>
-  <w:style w:type="table" w:styleId="926">
+  <w:style w:type="table" w:styleId="934">
     <w:name w:val="Grid Table 3"/>
-    <w:basedOn w:val="1091"/>
+    <w:basedOn w:val="1099"/>
     <w:uiPriority w:val="99"/>
     <w:pPr>
       <w:pBdr/>
@@ -11404,9 +10958,9 @@
       </w:tcPr>
     </w:tblStylePr>
   </w:style>
-  <w:style w:type="table" w:styleId="927">
+  <w:style w:type="table" w:styleId="935">
     <w:name w:val="Grid Table 3 - Accent 1"/>
-    <w:basedOn w:val="1091"/>
+    <w:basedOn w:val="1099"/>
     <w:uiPriority w:val="99"/>
     <w:pPr>
       <w:pBdr/>
@@ -11649,9 +11203,9 @@
       </w:tcPr>
     </w:tblStylePr>
   </w:style>
-  <w:style w:type="table" w:styleId="928">
+  <w:style w:type="table" w:styleId="936">
     <w:name w:val="Grid Table 3 - Accent 2"/>
-    <w:basedOn w:val="1091"/>
+    <w:basedOn w:val="1099"/>
     <w:uiPriority w:val="99"/>
     <w:pPr>
       <w:pBdr/>
@@ -11894,9 +11448,9 @@
       </w:tcPr>
     </w:tblStylePr>
   </w:style>
-  <w:style w:type="table" w:styleId="929">
+  <w:style w:type="table" w:styleId="937">
     <w:name w:val="Grid Table 3 - Accent 3"/>
-    <w:basedOn w:val="1091"/>
+    <w:basedOn w:val="1099"/>
     <w:uiPriority w:val="99"/>
     <w:pPr>
       <w:pBdr/>
@@ -12139,9 +11693,9 @@
       </w:tcPr>
     </w:tblStylePr>
   </w:style>
-  <w:style w:type="table" w:styleId="930">
+  <w:style w:type="table" w:styleId="938">
     <w:name w:val="Grid Table 3 - Accent 4"/>
-    <w:basedOn w:val="1091"/>
+    <w:basedOn w:val="1099"/>
     <w:uiPriority w:val="99"/>
     <w:pPr>
       <w:pBdr/>
@@ -12384,9 +11938,9 @@
       </w:tcPr>
     </w:tblStylePr>
   </w:style>
-  <w:style w:type="table" w:styleId="931">
+  <w:style w:type="table" w:styleId="939">
     <w:name w:val="Grid Table 3 - Accent 5"/>
-    <w:basedOn w:val="1091"/>
+    <w:basedOn w:val="1099"/>
     <w:uiPriority w:val="99"/>
     <w:pPr>
       <w:pBdr/>
@@ -12629,9 +12183,9 @@
       </w:tcPr>
     </w:tblStylePr>
   </w:style>
-  <w:style w:type="table" w:styleId="932">
+  <w:style w:type="table" w:styleId="940">
     <w:name w:val="Grid Table 3 - Accent 6"/>
-    <w:basedOn w:val="1091"/>
+    <w:basedOn w:val="1099"/>
     <w:uiPriority w:val="99"/>
     <w:pPr>
       <w:pBdr/>
@@ -12874,9 +12428,9 @@
       </w:tcPr>
     </w:tblStylePr>
   </w:style>
-  <w:style w:type="table" w:styleId="933">
+  <w:style w:type="table" w:styleId="941">
     <w:name w:val="Grid Table 4"/>
-    <w:basedOn w:val="1091"/>
+    <w:basedOn w:val="1099"/>
     <w:uiPriority w:val="59"/>
     <w:pPr>
       <w:pBdr/>
@@ -13107,9 +12661,9 @@
       </w:tcPr>
     </w:tblStylePr>
   </w:style>
-  <w:style w:type="table" w:styleId="934">
+  <w:style w:type="table" w:styleId="942">
     <w:name w:val="Grid Table 4 - Accent 1"/>
-    <w:basedOn w:val="1091"/>
+    <w:basedOn w:val="1099"/>
     <w:uiPriority w:val="59"/>
     <w:pPr>
       <w:pBdr/>
@@ -13340,9 +12894,9 @@
       </w:tcPr>
     </w:tblStylePr>
   </w:style>
-  <w:style w:type="table" w:styleId="935">
+  <w:style w:type="table" w:styleId="943">
     <w:name w:val="Grid Table 4 - Accent 2"/>
-    <w:basedOn w:val="1091"/>
+    <w:basedOn w:val="1099"/>
     <w:uiPriority w:val="59"/>
     <w:pPr>
       <w:pBdr/>
@@ -13573,9 +13127,9 @@
       </w:tcPr>
     </w:tblStylePr>
   </w:style>
-  <w:style w:type="table" w:styleId="936">
+  <w:style w:type="table" w:styleId="944">
     <w:name w:val="Grid Table 4 - Accent 3"/>
-    <w:basedOn w:val="1091"/>
+    <w:basedOn w:val="1099"/>
     <w:uiPriority w:val="59"/>
     <w:pPr>
       <w:pBdr/>
@@ -13806,9 +13360,9 @@
       </w:tcPr>
     </w:tblStylePr>
   </w:style>
-  <w:style w:type="table" w:styleId="937">
+  <w:style w:type="table" w:styleId="945">
     <w:name w:val="Grid Table 4 - Accent 4"/>
-    <w:basedOn w:val="1091"/>
+    <w:basedOn w:val="1099"/>
     <w:uiPriority w:val="59"/>
     <w:pPr>
       <w:pBdr/>
@@ -14039,9 +13593,9 @@
       </w:tcPr>
     </w:tblStylePr>
   </w:style>
-  <w:style w:type="table" w:styleId="938">
+  <w:style w:type="table" w:styleId="946">
     <w:name w:val="Grid Table 4 - Accent 5"/>
-    <w:basedOn w:val="1091"/>
+    <w:basedOn w:val="1099"/>
     <w:uiPriority w:val="59"/>
     <w:pPr>
       <w:pBdr/>
@@ -14272,9 +13826,9 @@
       </w:tcPr>
     </w:tblStylePr>
   </w:style>
-  <w:style w:type="table" w:styleId="939">
+  <w:style w:type="table" w:styleId="947">
     <w:name w:val="Grid Table 4 - Accent 6"/>
-    <w:basedOn w:val="1091"/>
+    <w:basedOn w:val="1099"/>
     <w:uiPriority w:val="59"/>
     <w:pPr>
       <w:pBdr/>
@@ -14505,9 +14059,9 @@
       </w:tcPr>
     </w:tblStylePr>
   </w:style>
-  <w:style w:type="table" w:styleId="940">
+  <w:style w:type="table" w:styleId="948">
     <w:name w:val="Grid Table 5 Dark"/>
-    <w:basedOn w:val="1091"/>
+    <w:basedOn w:val="1099"/>
     <w:uiPriority w:val="99"/>
     <w:pPr>
       <w:pBdr/>
@@ -14733,9 +14287,9 @@
       </w:tcPr>
     </w:tblStylePr>
   </w:style>
-  <w:style w:type="table" w:styleId="941">
+  <w:style w:type="table" w:styleId="949">
     <w:name w:val="Grid Table 5 Dark- Accent 1"/>
-    <w:basedOn w:val="1091"/>
+    <w:basedOn w:val="1099"/>
     <w:uiPriority w:val="99"/>
     <w:pPr>
       <w:pBdr/>
@@ -14961,9 +14515,9 @@
       </w:tcPr>
     </w:tblStylePr>
   </w:style>
-  <w:style w:type="table" w:styleId="942">
+  <w:style w:type="table" w:styleId="950">
     <w:name w:val="Grid Table 5 Dark - Accent 2"/>
-    <w:basedOn w:val="1091"/>
+    <w:basedOn w:val="1099"/>
     <w:uiPriority w:val="99"/>
     <w:pPr>
       <w:pBdr/>
@@ -15189,9 +14743,9 @@
       </w:tcPr>
     </w:tblStylePr>
   </w:style>
-  <w:style w:type="table" w:styleId="943">
+  <w:style w:type="table" w:styleId="951">
     <w:name w:val="Grid Table 5 Dark - Accent 3"/>
-    <w:basedOn w:val="1091"/>
+    <w:basedOn w:val="1099"/>
     <w:uiPriority w:val="99"/>
     <w:pPr>
       <w:pBdr/>
@@ -15417,9 +14971,9 @@
       </w:tcPr>
     </w:tblStylePr>
   </w:style>
-  <w:style w:type="table" w:styleId="944">
+  <w:style w:type="table" w:styleId="952">
     <w:name w:val="Grid Table 5 Dark- Accent 4"/>
-    <w:basedOn w:val="1091"/>
+    <w:basedOn w:val="1099"/>
     <w:uiPriority w:val="99"/>
     <w:pPr>
       <w:pBdr/>
@@ -15645,9 +15199,9 @@
       </w:tcPr>
     </w:tblStylePr>
   </w:style>
-  <w:style w:type="table" w:styleId="945">
+  <w:style w:type="table" w:styleId="953">
     <w:name w:val="Grid Table 5 Dark - Accent 5"/>
-    <w:basedOn w:val="1091"/>
+    <w:basedOn w:val="1099"/>
     <w:uiPriority w:val="99"/>
     <w:pPr>
       <w:pBdr/>
@@ -15873,9 +15427,9 @@
       </w:tcPr>
     </w:tblStylePr>
   </w:style>
-  <w:style w:type="table" w:styleId="946">
+  <w:style w:type="table" w:styleId="954">
     <w:name w:val="Grid Table 5 Dark - Accent 6"/>
-    <w:basedOn w:val="1091"/>
+    <w:basedOn w:val="1099"/>
     <w:uiPriority w:val="99"/>
     <w:pPr>
       <w:pBdr/>
@@ -16101,9 +15655,9 @@
       </w:tcPr>
     </w:tblStylePr>
   </w:style>
-  <w:style w:type="table" w:styleId="947">
+  <w:style w:type="table" w:styleId="955">
     <w:name w:val="Grid Table 6 Colorful"/>
-    <w:basedOn w:val="1091"/>
+    <w:basedOn w:val="1099"/>
     <w:uiPriority w:val="99"/>
     <w:pPr>
       <w:pBdr/>
@@ -16331,9 +15885,9 @@
       </w:tcPr>
     </w:tblStylePr>
   </w:style>
-  <w:style w:type="table" w:styleId="948">
+  <w:style w:type="table" w:styleId="956">
     <w:name w:val="Grid Table 6 Colorful - Accent 1"/>
-    <w:basedOn w:val="1091"/>
+    <w:basedOn w:val="1099"/>
     <w:uiPriority w:val="99"/>
     <w:pPr>
       <w:pBdr/>
@@ -16561,9 +16115,9 @@
       </w:tcPr>
     </w:tblStylePr>
   </w:style>
-  <w:style w:type="table" w:styleId="949">
+  <w:style w:type="table" w:styleId="957">
     <w:name w:val="Grid Table 6 Colorful - Accent 2"/>
-    <w:basedOn w:val="1091"/>
+    <w:basedOn w:val="1099"/>
     <w:uiPriority w:val="99"/>
     <w:pPr>
       <w:pBdr/>
@@ -16791,9 +16345,9 @@
       </w:tcPr>
     </w:tblStylePr>
   </w:style>
-  <w:style w:type="table" w:styleId="950">
+  <w:style w:type="table" w:styleId="958">
     <w:name w:val="Grid Table 6 Colorful - Accent 3"/>
-    <w:basedOn w:val="1091"/>
+    <w:basedOn w:val="1099"/>
     <w:uiPriority w:val="99"/>
     <w:pPr>
       <w:pBdr/>
@@ -17021,9 +16575,9 @@
       </w:tcPr>
     </w:tblStylePr>
   </w:style>
-  <w:style w:type="table" w:styleId="951">
+  <w:style w:type="table" w:styleId="959">
     <w:name w:val="Grid Table 6 Colorful - Accent 4"/>
-    <w:basedOn w:val="1091"/>
+    <w:basedOn w:val="1099"/>
     <w:uiPriority w:val="99"/>
     <w:pPr>
       <w:pBdr/>
@@ -17251,9 +16805,9 @@
       </w:tcPr>
     </w:tblStylePr>
   </w:style>
-  <w:style w:type="table" w:styleId="952">
+  <w:style w:type="table" w:styleId="960">
     <w:name w:val="Grid Table 6 Colorful - Accent 5"/>
-    <w:basedOn w:val="1091"/>
+    <w:basedOn w:val="1099"/>
     <w:uiPriority w:val="99"/>
     <w:pPr>
       <w:pBdr/>
@@ -17481,9 +17035,9 @@
       </w:tcPr>
     </w:tblStylePr>
   </w:style>
-  <w:style w:type="table" w:styleId="953">
+  <w:style w:type="table" w:styleId="961">
     <w:name w:val="Grid Table 6 Colorful - Accent 6"/>
-    <w:basedOn w:val="1091"/>
+    <w:basedOn w:val="1099"/>
     <w:uiPriority w:val="99"/>
     <w:pPr>
       <w:pBdr/>
@@ -17711,9 +17265,9 @@
       </w:tcPr>
     </w:tblStylePr>
   </w:style>
-  <w:style w:type="table" w:styleId="954">
+  <w:style w:type="table" w:styleId="962">
     <w:name w:val="Grid Table 7 Colorful"/>
-    <w:basedOn w:val="1091"/>
+    <w:basedOn w:val="1099"/>
     <w:uiPriority w:val="99"/>
     <w:pPr>
       <w:pBdr/>
@@ -17965,9 +17519,9 @@
       </w:tcPr>
     </w:tblStylePr>
   </w:style>
-  <w:style w:type="table" w:styleId="955">
+  <w:style w:type="table" w:styleId="963">
     <w:name w:val="Grid Table 7 Colorful - Accent 1"/>
-    <w:basedOn w:val="1091"/>
+    <w:basedOn w:val="1099"/>
     <w:uiPriority w:val="99"/>
     <w:pPr>
       <w:pBdr/>
@@ -18219,9 +17773,9 @@
       </w:tcPr>
     </w:tblStylePr>
   </w:style>
-  <w:style w:type="table" w:styleId="956">
+  <w:style w:type="table" w:styleId="964">
     <w:name w:val="Grid Table 7 Colorful - Accent 2"/>
-    <w:basedOn w:val="1091"/>
+    <w:basedOn w:val="1099"/>
     <w:uiPriority w:val="99"/>
     <w:pPr>
       <w:pBdr/>
@@ -18473,9 +18027,9 @@
       </w:tcPr>
     </w:tblStylePr>
   </w:style>
-  <w:style w:type="table" w:styleId="957">
+  <w:style w:type="table" w:styleId="965">
     <w:name w:val="Grid Table 7 Colorful - Accent 3"/>
-    <w:basedOn w:val="1091"/>
+    <w:basedOn w:val="1099"/>
     <w:uiPriority w:val="99"/>
     <w:pPr>
       <w:pBdr/>
@@ -18727,9 +18281,9 @@
       </w:tcPr>
     </w:tblStylePr>
   </w:style>
-  <w:style w:type="table" w:styleId="958">
+  <w:style w:type="table" w:styleId="966">
     <w:name w:val="Grid Table 7 Colorful - Accent 4"/>
-    <w:basedOn w:val="1091"/>
+    <w:basedOn w:val="1099"/>
     <w:uiPriority w:val="99"/>
     <w:pPr>
       <w:pBdr/>
@@ -18981,9 +18535,9 @@
       </w:tcPr>
     </w:tblStylePr>
   </w:style>
-  <w:style w:type="table" w:styleId="959">
+  <w:style w:type="table" w:styleId="967">
     <w:name w:val="Grid Table 7 Colorful - Accent 5"/>
-    <w:basedOn w:val="1091"/>
+    <w:basedOn w:val="1099"/>
     <w:uiPriority w:val="99"/>
     <w:pPr>
       <w:pBdr/>
@@ -19235,9 +18789,9 @@
       </w:tcPr>
     </w:tblStylePr>
   </w:style>
-  <w:style w:type="table" w:styleId="960">
+  <w:style w:type="table" w:styleId="968">
     <w:name w:val="Grid Table 7 Colorful - Accent 6"/>
-    <w:basedOn w:val="1091"/>
+    <w:basedOn w:val="1099"/>
     <w:uiPriority w:val="99"/>
     <w:pPr>
       <w:pBdr/>
@@ -19489,9 +19043,9 @@
       </w:tcPr>
     </w:tblStylePr>
   </w:style>
-  <w:style w:type="table" w:styleId="961">
+  <w:style w:type="table" w:styleId="969">
     <w:name w:val="List Table 1 Light"/>
-    <w:basedOn w:val="1091"/>
+    <w:basedOn w:val="1099"/>
     <w:uiPriority w:val="99"/>
     <w:pPr>
       <w:pBdr/>
@@ -19705,9 +19259,9 @@
       </w:tcPr>
     </w:tblStylePr>
   </w:style>
-  <w:style w:type="table" w:styleId="962">
+  <w:style w:type="table" w:styleId="970">
     <w:name w:val="List Table 1 Light - Accent 1"/>
-    <w:basedOn w:val="1091"/>
+    <w:basedOn w:val="1099"/>
     <w:uiPriority w:val="99"/>
     <w:pPr>
       <w:pBdr/>
@@ -19921,9 +19475,9 @@
       </w:tcPr>
     </w:tblStylePr>
   </w:style>
-  <w:style w:type="table" w:styleId="963">
+  <w:style w:type="table" w:styleId="971">
     <w:name w:val="List Table 1 Light - Accent 2"/>
-    <w:basedOn w:val="1091"/>
+    <w:basedOn w:val="1099"/>
     <w:uiPriority w:val="99"/>
     <w:pPr>
       <w:pBdr/>
@@ -20137,9 +19691,9 @@
       </w:tcPr>
     </w:tblStylePr>
   </w:style>
-  <w:style w:type="table" w:styleId="964">
+  <w:style w:type="table" w:styleId="972">
     <w:name w:val="List Table 1 Light - Accent 3"/>
-    <w:basedOn w:val="1091"/>
+    <w:basedOn w:val="1099"/>
     <w:uiPriority w:val="99"/>
     <w:pPr>
       <w:pBdr/>
@@ -20353,9 +19907,9 @@
       </w:tcPr>
     </w:tblStylePr>
   </w:style>
-  <w:style w:type="table" w:styleId="965">
+  <w:style w:type="table" w:styleId="973">
     <w:name w:val="List Table 1 Light - Accent 4"/>
-    <w:basedOn w:val="1091"/>
+    <w:basedOn w:val="1099"/>
     <w:uiPriority w:val="99"/>
     <w:pPr>
       <w:pBdr/>
@@ -20569,9 +20123,9 @@
       </w:tcPr>
     </w:tblStylePr>
   </w:style>
-  <w:style w:type="table" w:styleId="966">
+  <w:style w:type="table" w:styleId="974">
     <w:name w:val="List Table 1 Light - Accent 5"/>
-    <w:basedOn w:val="1091"/>
+    <w:basedOn w:val="1099"/>
     <w:uiPriority w:val="99"/>
     <w:pPr>
       <w:pBdr/>
@@ -20785,9 +20339,9 @@
       </w:tcPr>
     </w:tblStylePr>
   </w:style>
-  <w:style w:type="table" w:styleId="967">
+  <w:style w:type="table" w:styleId="975">
     <w:name w:val="List Table 1 Light - Accent 6"/>
-    <w:basedOn w:val="1091"/>
+    <w:basedOn w:val="1099"/>
     <w:uiPriority w:val="99"/>
     <w:pPr>
       <w:pBdr/>
@@ -21001,9 +20555,9 @@
       </w:tcPr>
     </w:tblStylePr>
   </w:style>
-  <w:style w:type="table" w:styleId="968">
+  <w:style w:type="table" w:styleId="976">
     <w:name w:val="List Table 2"/>
-    <w:basedOn w:val="1091"/>
+    <w:basedOn w:val="1099"/>
     <w:uiPriority w:val="99"/>
     <w:pPr>
       <w:pBdr/>
@@ -21239,9 +20793,9 @@
       </w:tcPr>
     </w:tblStylePr>
   </w:style>
-  <w:style w:type="table" w:styleId="969">
+  <w:style w:type="table" w:styleId="977">
     <w:name w:val="List Table 2 - Accent 1"/>
-    <w:basedOn w:val="1091"/>
+    <w:basedOn w:val="1099"/>
     <w:uiPriority w:val="99"/>
     <w:pPr>
       <w:pBdr/>
@@ -21477,9 +21031,9 @@
       </w:tcPr>
     </w:tblStylePr>
   </w:style>
-  <w:style w:type="table" w:styleId="970">
+  <w:style w:type="table" w:styleId="978">
     <w:name w:val="List Table 2 - Accent 2"/>
-    <w:basedOn w:val="1091"/>
+    <w:basedOn w:val="1099"/>
     <w:uiPriority w:val="99"/>
     <w:pPr>
       <w:pBdr/>
@@ -21715,9 +21269,9 @@
       </w:tcPr>
     </w:tblStylePr>
   </w:style>
-  <w:style w:type="table" w:styleId="971">
+  <w:style w:type="table" w:styleId="979">
     <w:name w:val="List Table 2 - Accent 3"/>
-    <w:basedOn w:val="1091"/>
+    <w:basedOn w:val="1099"/>
     <w:uiPriority w:val="99"/>
     <w:pPr>
       <w:pBdr/>
@@ -21953,9 +21507,9 @@
       </w:tcPr>
     </w:tblStylePr>
   </w:style>
-  <w:style w:type="table" w:styleId="972">
+  <w:style w:type="table" w:styleId="980">
     <w:name w:val="List Table 2 - Accent 4"/>
-    <w:basedOn w:val="1091"/>
+    <w:basedOn w:val="1099"/>
     <w:uiPriority w:val="99"/>
     <w:pPr>
       <w:pBdr/>
@@ -22191,9 +21745,9 @@
       </w:tcPr>
     </w:tblStylePr>
   </w:style>
-  <w:style w:type="table" w:styleId="973">
+  <w:style w:type="table" w:styleId="981">
     <w:name w:val="List Table 2 - Accent 5"/>
-    <w:basedOn w:val="1091"/>
+    <w:basedOn w:val="1099"/>
     <w:uiPriority w:val="99"/>
     <w:pPr>
       <w:pBdr/>
@@ -22429,9 +21983,9 @@
       </w:tcPr>
     </w:tblStylePr>
   </w:style>
-  <w:style w:type="table" w:styleId="974">
+  <w:style w:type="table" w:styleId="982">
     <w:name w:val="List Table 2 - Accent 6"/>
-    <w:basedOn w:val="1091"/>
+    <w:basedOn w:val="1099"/>
     <w:uiPriority w:val="99"/>
     <w:pPr>
       <w:pBdr/>
@@ -22667,9 +22221,9 @@
       </w:tcPr>
     </w:tblStylePr>
   </w:style>
-  <w:style w:type="table" w:styleId="975">
+  <w:style w:type="table" w:styleId="983">
     <w:name w:val="List Table 3"/>
-    <w:basedOn w:val="1091"/>
+    <w:basedOn w:val="1099"/>
     <w:uiPriority w:val="99"/>
     <w:pPr>
       <w:pBdr/>
@@ -22895,9 +22449,9 @@
       </w:tcPr>
     </w:tblStylePr>
   </w:style>
-  <w:style w:type="table" w:styleId="976">
+  <w:style w:type="table" w:styleId="984">
     <w:name w:val="List Table 3 - Accent 1"/>
-    <w:basedOn w:val="1091"/>
+    <w:basedOn w:val="1099"/>
     <w:uiPriority w:val="99"/>
     <w:pPr>
       <w:pBdr/>
@@ -23123,9 +22677,9 @@
       </w:tcPr>
     </w:tblStylePr>
   </w:style>
-  <w:style w:type="table" w:styleId="977">
+  <w:style w:type="table" w:styleId="985">
     <w:name w:val="List Table 3 - Accent 2"/>
-    <w:basedOn w:val="1091"/>
+    <w:basedOn w:val="1099"/>
     <w:uiPriority w:val="99"/>
     <w:pPr>
       <w:pBdr/>
@@ -23351,9 +22905,9 @@
       </w:tcPr>
     </w:tblStylePr>
   </w:style>
-  <w:style w:type="table" w:styleId="978">
+  <w:style w:type="table" w:styleId="986">
     <w:name w:val="List Table 3 - Accent 3"/>
-    <w:basedOn w:val="1091"/>
+    <w:basedOn w:val="1099"/>
     <w:uiPriority w:val="99"/>
     <w:pPr>
       <w:pBdr/>
@@ -23579,9 +23133,9 @@
       </w:tcPr>
     </w:tblStylePr>
   </w:style>
-  <w:style w:type="table" w:styleId="979">
+  <w:style w:type="table" w:styleId="987">
     <w:name w:val="List Table 3 - Accent 4"/>
-    <w:basedOn w:val="1091"/>
+    <w:basedOn w:val="1099"/>
     <w:uiPriority w:val="99"/>
     <w:pPr>
       <w:pBdr/>
@@ -23807,9 +23361,9 @@
       </w:tcPr>
     </w:tblStylePr>
   </w:style>
-  <w:style w:type="table" w:styleId="980">
+  <w:style w:type="table" w:styleId="988">
     <w:name w:val="List Table 3 - Accent 5"/>
-    <w:basedOn w:val="1091"/>
+    <w:basedOn w:val="1099"/>
     <w:uiPriority w:val="99"/>
     <w:pPr>
       <w:pBdr/>
@@ -24035,9 +23589,9 @@
       </w:tcPr>
     </w:tblStylePr>
   </w:style>
-  <w:style w:type="table" w:styleId="981">
+  <w:style w:type="table" w:styleId="989">
     <w:name w:val="List Table 3 - Accent 6"/>
-    <w:basedOn w:val="1091"/>
+    <w:basedOn w:val="1099"/>
     <w:uiPriority w:val="99"/>
     <w:pPr>
       <w:pBdr/>
@@ -24263,9 +23817,9 @@
       </w:tcPr>
     </w:tblStylePr>
   </w:style>
-  <w:style w:type="table" w:styleId="982">
+  <w:style w:type="table" w:styleId="990">
     <w:name w:val="List Table 4"/>
-    <w:basedOn w:val="1091"/>
+    <w:basedOn w:val="1099"/>
     <w:uiPriority w:val="99"/>
     <w:pPr>
       <w:pBdr/>
@@ -24488,9 +24042,9 @@
       </w:tcPr>
     </w:tblStylePr>
   </w:style>
-  <w:style w:type="table" w:styleId="983">
+  <w:style w:type="table" w:styleId="991">
     <w:name w:val="List Table 4 - Accent 1"/>
-    <w:basedOn w:val="1091"/>
+    <w:basedOn w:val="1099"/>
     <w:uiPriority w:val="99"/>
     <w:pPr>
       <w:pBdr/>
@@ -24713,9 +24267,9 @@
       </w:tcPr>
     </w:tblStylePr>
   </w:style>
-  <w:style w:type="table" w:styleId="984">
+  <w:style w:type="table" w:styleId="992">
     <w:name w:val="List Table 4 - Accent 2"/>
-    <w:basedOn w:val="1091"/>
+    <w:basedOn w:val="1099"/>
     <w:uiPriority w:val="99"/>
     <w:pPr>
       <w:pBdr/>
@@ -24938,9 +24492,9 @@
       </w:tcPr>
     </w:tblStylePr>
   </w:style>
-  <w:style w:type="table" w:styleId="985">
+  <w:style w:type="table" w:styleId="993">
     <w:name w:val="List Table 4 - Accent 3"/>
-    <w:basedOn w:val="1091"/>
+    <w:basedOn w:val="1099"/>
     <w:uiPriority w:val="99"/>
     <w:pPr>
       <w:pBdr/>
@@ -25163,9 +24717,9 @@
       </w:tcPr>
     </w:tblStylePr>
   </w:style>
-  <w:style w:type="table" w:styleId="986">
+  <w:style w:type="table" w:styleId="994">
     <w:name w:val="List Table 4 - Accent 4"/>
-    <w:basedOn w:val="1091"/>
+    <w:basedOn w:val="1099"/>
     <w:uiPriority w:val="99"/>
     <w:pPr>
       <w:pBdr/>
@@ -25388,9 +24942,9 @@
       </w:tcPr>
     </w:tblStylePr>
   </w:style>
-  <w:style w:type="table" w:styleId="987">
+  <w:style w:type="table" w:styleId="995">
     <w:name w:val="List Table 4 - Accent 5"/>
-    <w:basedOn w:val="1091"/>
+    <w:basedOn w:val="1099"/>
     <w:uiPriority w:val="99"/>
     <w:pPr>
       <w:pBdr/>
@@ -25613,9 +25167,9 @@
       </w:tcPr>
     </w:tblStylePr>
   </w:style>
-  <w:style w:type="table" w:styleId="988">
+  <w:style w:type="table" w:styleId="996">
     <w:name w:val="List Table 4 - Accent 6"/>
-    <w:basedOn w:val="1091"/>
+    <w:basedOn w:val="1099"/>
     <w:uiPriority w:val="99"/>
     <w:pPr>
       <w:pBdr/>
@@ -25838,9 +25392,9 @@
       </w:tcPr>
     </w:tblStylePr>
   </w:style>
-  <w:style w:type="table" w:styleId="989">
+  <w:style w:type="table" w:styleId="997">
     <w:name w:val="List Table 5 Dark"/>
-    <w:basedOn w:val="1091"/>
+    <w:basedOn w:val="1099"/>
     <w:uiPriority w:val="99"/>
     <w:pPr>
       <w:pBdr/>
@@ -26080,9 +25634,9 @@
       </w:tcPr>
     </w:tblStylePr>
   </w:style>
-  <w:style w:type="table" w:styleId="990">
+  <w:style w:type="table" w:styleId="998">
     <w:name w:val="List Table 5 Dark - Accent 1"/>
-    <w:basedOn w:val="1091"/>
+    <w:basedOn w:val="1099"/>
     <w:uiPriority w:val="99"/>
     <w:pPr>
       <w:pBdr/>
@@ -26322,9 +25876,9 @@
       </w:tcPr>
     </w:tblStylePr>
   </w:style>
-  <w:style w:type="table" w:styleId="991">
+  <w:style w:type="table" w:styleId="999">
     <w:name w:val="List Table 5 Dark - Accent 2"/>
-    <w:basedOn w:val="1091"/>
+    <w:basedOn w:val="1099"/>
     <w:uiPriority w:val="99"/>
     <w:pPr>
       <w:pBdr/>
@@ -26564,9 +26118,9 @@
       </w:tcPr>
     </w:tblStylePr>
   </w:style>
-  <w:style w:type="table" w:styleId="992">
+  <w:style w:type="table" w:styleId="1000">
     <w:name w:val="List Table 5 Dark - Accent 3"/>
-    <w:basedOn w:val="1091"/>
+    <w:basedOn w:val="1099"/>
     <w:uiPriority w:val="99"/>
     <w:pPr>
       <w:pBdr/>
@@ -26806,9 +26360,9 @@
       </w:tcPr>
     </w:tblStylePr>
   </w:style>
-  <w:style w:type="table" w:styleId="993">
+  <w:style w:type="table" w:styleId="1001">
     <w:name w:val="List Table 5 Dark - Accent 4"/>
-    <w:basedOn w:val="1091"/>
+    <w:basedOn w:val="1099"/>
     <w:uiPriority w:val="99"/>
     <w:pPr>
       <w:pBdr/>
@@ -27048,9 +26602,9 @@
       </w:tcPr>
     </w:tblStylePr>
   </w:style>
-  <w:style w:type="table" w:styleId="994">
+  <w:style w:type="table" w:styleId="1002">
     <w:name w:val="List Table 5 Dark - Accent 5"/>
-    <w:basedOn w:val="1091"/>
+    <w:basedOn w:val="1099"/>
     <w:uiPriority w:val="99"/>
     <w:pPr>
       <w:pBdr/>
@@ -27290,9 +26844,9 @@
       </w:tcPr>
     </w:tblStylePr>
   </w:style>
-  <w:style w:type="table" w:styleId="995">
+  <w:style w:type="table" w:styleId="1003">
     <w:name w:val="List Table 5 Dark - Accent 6"/>
-    <w:basedOn w:val="1091"/>
+    <w:basedOn w:val="1099"/>
     <w:uiPriority w:val="99"/>
     <w:pPr>
       <w:pBdr/>
@@ -27532,9 +27086,9 @@
       </w:tcPr>
     </w:tblStylePr>
   </w:style>
-  <w:style w:type="table" w:styleId="996">
+  <w:style w:type="table" w:styleId="1004">
     <w:name w:val="List Table 6 Colorful"/>
-    <w:basedOn w:val="1091"/>
+    <w:basedOn w:val="1099"/>
     <w:uiPriority w:val="99"/>
     <w:pPr>
       <w:pBdr/>
@@ -27755,9 +27309,9 @@
       </w:tcPr>
     </w:tblStylePr>
   </w:style>
-  <w:style w:type="table" w:styleId="997">
+  <w:style w:type="table" w:styleId="1005">
     <w:name w:val="List Table 6 Colorful - Accent 1"/>
-    <w:basedOn w:val="1091"/>
+    <w:basedOn w:val="1099"/>
     <w:uiPriority w:val="99"/>
     <w:pPr>
       <w:pBdr/>
@@ -27978,9 +27532,9 @@
       </w:tcPr>
     </w:tblStylePr>
   </w:style>
-  <w:style w:type="table" w:styleId="998">
+  <w:style w:type="table" w:styleId="1006">
     <w:name w:val="List Table 6 Colorful - Accent 2"/>
-    <w:basedOn w:val="1091"/>
+    <w:basedOn w:val="1099"/>
     <w:uiPriority w:val="99"/>
     <w:pPr>
       <w:pBdr/>
@@ -28201,9 +27755,9 @@
       </w:tcPr>
     </w:tblStylePr>
   </w:style>
-  <w:style w:type="table" w:styleId="999">
+  <w:style w:type="table" w:styleId="1007">
     <w:name w:val="List Table 6 Colorful - Accent 3"/>
-    <w:basedOn w:val="1091"/>
+    <w:basedOn w:val="1099"/>
     <w:uiPriority w:val="99"/>
     <w:pPr>
       <w:pBdr/>
@@ -28424,9 +27978,9 @@
       </w:tcPr>
     </w:tblStylePr>
   </w:style>
-  <w:style w:type="table" w:styleId="1000">
+  <w:style w:type="table" w:styleId="1008">
     <w:name w:val="List Table 6 Colorful - Accent 4"/>
-    <w:basedOn w:val="1091"/>
+    <w:basedOn w:val="1099"/>
     <w:uiPriority w:val="99"/>
     <w:pPr>
       <w:pBdr/>
@@ -28647,9 +28201,9 @@
       </w:tcPr>
     </w:tblStylePr>
   </w:style>
-  <w:style w:type="table" w:styleId="1001">
+  <w:style w:type="table" w:styleId="1009">
     <w:name w:val="List Table 6 Colorful - Accent 5"/>
-    <w:basedOn w:val="1091"/>
+    <w:basedOn w:val="1099"/>
     <w:uiPriority w:val="99"/>
     <w:pPr>
       <w:pBdr/>
@@ -28870,9 +28424,9 @@
       </w:tcPr>
     </w:tblStylePr>
   </w:style>
-  <w:style w:type="table" w:styleId="1002">
+  <w:style w:type="table" w:styleId="1010">
     <w:name w:val="List Table 6 Colorful - Accent 6"/>
-    <w:basedOn w:val="1091"/>
+    <w:basedOn w:val="1099"/>
     <w:uiPriority w:val="99"/>
     <w:pPr>
       <w:pBdr/>
@@ -29093,9 +28647,9 @@
       </w:tcPr>
     </w:tblStylePr>
   </w:style>
-  <w:style w:type="table" w:styleId="1003">
+  <w:style w:type="table" w:styleId="1011">
     <w:name w:val="List Table 7 Colorful"/>
-    <w:basedOn w:val="1091"/>
+    <w:basedOn w:val="1099"/>
     <w:uiPriority w:val="99"/>
     <w:pPr>
       <w:pBdr/>
@@ -29349,9 +28903,9 @@
       </w:tcPr>
     </w:tblStylePr>
   </w:style>
-  <w:style w:type="table" w:styleId="1004">
+  <w:style w:type="table" w:styleId="1012">
     <w:name w:val="List Table 7 Colorful - Accent 1"/>
-    <w:basedOn w:val="1091"/>
+    <w:basedOn w:val="1099"/>
     <w:uiPriority w:val="99"/>
     <w:pPr>
       <w:pBdr/>
@@ -29605,9 +29159,9 @@
       </w:tcPr>
     </w:tblStylePr>
   </w:style>
-  <w:style w:type="table" w:styleId="1005">
+  <w:style w:type="table" w:styleId="1013">
     <w:name w:val="List Table 7 Colorful - Accent 2"/>
-    <w:basedOn w:val="1091"/>
+    <w:basedOn w:val="1099"/>
     <w:uiPriority w:val="99"/>
     <w:pPr>
       <w:pBdr/>
@@ -29861,9 +29415,9 @@
       </w:tcPr>
     </w:tblStylePr>
   </w:style>
-  <w:style w:type="table" w:styleId="1006">
+  <w:style w:type="table" w:styleId="1014">
     <w:name w:val="List Table 7 Colorful - Accent 3"/>
-    <w:basedOn w:val="1091"/>
+    <w:basedOn w:val="1099"/>
     <w:uiPriority w:val="99"/>
     <w:pPr>
       <w:pBdr/>
@@ -30117,9 +29671,9 @@
       </w:tcPr>
     </w:tblStylePr>
   </w:style>
-  <w:style w:type="table" w:styleId="1007">
+  <w:style w:type="table" w:styleId="1015">
     <w:name w:val="List Table 7 Colorful - Accent 4"/>
-    <w:basedOn w:val="1091"/>
+    <w:basedOn w:val="1099"/>
     <w:uiPriority w:val="99"/>
     <w:pPr>
       <w:pBdr/>
@@ -30373,9 +29927,9 @@
       </w:tcPr>
     </w:tblStylePr>
   </w:style>
-  <w:style w:type="table" w:styleId="1008">
+  <w:style w:type="table" w:styleId="1016">
     <w:name w:val="List Table 7 Colorful - Accent 5"/>
-    <w:basedOn w:val="1091"/>
+    <w:basedOn w:val="1099"/>
     <w:uiPriority w:val="99"/>
     <w:pPr>
       <w:pBdr/>
@@ -30629,9 +30183,9 @@
       </w:tcPr>
     </w:tblStylePr>
   </w:style>
-  <w:style w:type="table" w:styleId="1009">
+  <w:style w:type="table" w:styleId="1017">
     <w:name w:val="List Table 7 Colorful - Accent 6"/>
-    <w:basedOn w:val="1091"/>
+    <w:basedOn w:val="1099"/>
     <w:uiPriority w:val="99"/>
     <w:pPr>
       <w:pBdr/>
@@ -30885,9 +30439,9 @@
       </w:tcPr>
     </w:tblStylePr>
   </w:style>
-  <w:style w:type="table" w:styleId="1010">
+  <w:style w:type="table" w:styleId="1018">
     <w:name w:val="Lined - Accent"/>
-    <w:basedOn w:val="1091"/>
+    <w:basedOn w:val="1099"/>
     <w:uiPriority w:val="99"/>
     <w:pPr>
       <w:pBdr/>
@@ -31122,9 +30676,9 @@
       </w:tcPr>
     </w:tblStylePr>
   </w:style>
-  <w:style w:type="table" w:styleId="1011">
+  <w:style w:type="table" w:styleId="1019">
     <w:name w:val="Lined - Accent 1"/>
-    <w:basedOn w:val="1091"/>
+    <w:basedOn w:val="1099"/>
     <w:uiPriority w:val="99"/>
     <w:pPr>
       <w:pBdr/>
@@ -31359,9 +30913,9 @@
       </w:tcPr>
     </w:tblStylePr>
   </w:style>
-  <w:style w:type="table" w:styleId="1012">
+  <w:style w:type="table" w:styleId="1020">
     <w:name w:val="Lined - Accent 2"/>
-    <w:basedOn w:val="1091"/>
+    <w:basedOn w:val="1099"/>
     <w:uiPriority w:val="99"/>
     <w:pPr>
       <w:pBdr/>
@@ -31596,9 +31150,9 @@
       </w:tcPr>
     </w:tblStylePr>
   </w:style>
-  <w:style w:type="table" w:styleId="1013">
+  <w:style w:type="table" w:styleId="1021">
     <w:name w:val="Lined - Accent 3"/>
-    <w:basedOn w:val="1091"/>
+    <w:basedOn w:val="1099"/>
     <w:uiPriority w:val="99"/>
     <w:pPr>
       <w:pBdr/>
@@ -31833,9 +31387,9 @@
       </w:tcPr>
     </w:tblStylePr>
   </w:style>
-  <w:style w:type="table" w:styleId="1014">
+  <w:style w:type="table" w:styleId="1022">
     <w:name w:val="Lined - Accent 4"/>
-    <w:basedOn w:val="1091"/>
+    <w:basedOn w:val="1099"/>
     <w:uiPriority w:val="99"/>
     <w:pPr>
       <w:pBdr/>
@@ -32070,9 +31624,9 @@
       </w:tcPr>
     </w:tblStylePr>
   </w:style>
-  <w:style w:type="table" w:styleId="1015">
+  <w:style w:type="table" w:styleId="1023">
     <w:name w:val="Lined - Accent 5"/>
-    <w:basedOn w:val="1091"/>
+    <w:basedOn w:val="1099"/>
     <w:uiPriority w:val="99"/>
     <w:pPr>
       <w:pBdr/>
@@ -32307,9 +31861,9 @@
       </w:tcPr>
     </w:tblStylePr>
   </w:style>
-  <w:style w:type="table" w:styleId="1016">
+  <w:style w:type="table" w:styleId="1024">
     <w:name w:val="Lined - Accent 6"/>
-    <w:basedOn w:val="1091"/>
+    <w:basedOn w:val="1099"/>
     <w:uiPriority w:val="99"/>
     <w:pPr>
       <w:pBdr/>
@@ -32544,9 +32098,9 @@
       </w:tcPr>
     </w:tblStylePr>
   </w:style>
-  <w:style w:type="table" w:styleId="1017">
+  <w:style w:type="table" w:styleId="1025">
     <w:name w:val="Bordered &amp; Lined - Accent"/>
-    <w:basedOn w:val="1091"/>
+    <w:basedOn w:val="1099"/>
     <w:uiPriority w:val="99"/>
     <w:pPr>
       <w:pBdr/>
@@ -32788,9 +32342,9 @@
       </w:tcPr>
     </w:tblStylePr>
   </w:style>
-  <w:style w:type="table" w:styleId="1018">
+  <w:style w:type="table" w:styleId="1026">
     <w:name w:val="Bordered &amp; Lined - Accent 1"/>
-    <w:basedOn w:val="1091"/>
+    <w:basedOn w:val="1099"/>
     <w:uiPriority w:val="99"/>
     <w:pPr>
       <w:pBdr/>
@@ -33032,9 +32586,9 @@
       </w:tcPr>
     </w:tblStylePr>
   </w:style>
-  <w:style w:type="table" w:styleId="1019">
+  <w:style w:type="table" w:styleId="1027">
     <w:name w:val="Bordered &amp; Lined - Accent 2"/>
-    <w:basedOn w:val="1091"/>
+    <w:basedOn w:val="1099"/>
     <w:uiPriority w:val="99"/>
     <w:pPr>
       <w:pBdr/>
@@ -33276,9 +32830,9 @@
       </w:tcPr>
     </w:tblStylePr>
   </w:style>
-  <w:style w:type="table" w:styleId="1020">
+  <w:style w:type="table" w:styleId="1028">
     <w:name w:val="Bordered &amp; Lined - Accent 3"/>
-    <w:basedOn w:val="1091"/>
+    <w:basedOn w:val="1099"/>
     <w:uiPriority w:val="99"/>
     <w:pPr>
       <w:pBdr/>
@@ -33520,9 +33074,9 @@
       </w:tcPr>
     </w:tblStylePr>
   </w:style>
-  <w:style w:type="table" w:styleId="1021">
+  <w:style w:type="table" w:styleId="1029">
     <w:name w:val="Bordered &amp; Lined - Accent 4"/>
-    <w:basedOn w:val="1091"/>
+    <w:basedOn w:val="1099"/>
     <w:uiPriority w:val="99"/>
     <w:pPr>
       <w:pBdr/>
@@ -33764,9 +33318,9 @@
       </w:tcPr>
     </w:tblStylePr>
   </w:style>
-  <w:style w:type="table" w:styleId="1022">
+  <w:style w:type="table" w:styleId="1030">
     <w:name w:val="Bordered &amp; Lined - Accent 5"/>
-    <w:basedOn w:val="1091"/>
+    <w:basedOn w:val="1099"/>
     <w:uiPriority w:val="99"/>
     <w:pPr>
       <w:pBdr/>
@@ -34008,9 +33562,9 @@
       </w:tcPr>
     </w:tblStylePr>
   </w:style>
-  <w:style w:type="table" w:styleId="1023">
+  <w:style w:type="table" w:styleId="1031">
     <w:name w:val="Bordered &amp; Lined - Accent 6"/>
-    <w:basedOn w:val="1091"/>
+    <w:basedOn w:val="1099"/>
     <w:uiPriority w:val="99"/>
     <w:pPr>
       <w:pBdr/>
@@ -34252,9 +33806,9 @@
       </w:tcPr>
     </w:tblStylePr>
   </w:style>
-  <w:style w:type="table" w:styleId="1024">
+  <w:style w:type="table" w:styleId="1032">
     <w:name w:val="Bordered"/>
-    <w:basedOn w:val="1091"/>
+    <w:basedOn w:val="1099"/>
     <w:uiPriority w:val="99"/>
     <w:pPr>
       <w:pBdr/>
@@ -34483,9 +34037,9 @@
       </w:tcPr>
     </w:tblStylePr>
   </w:style>
-  <w:style w:type="table" w:styleId="1025">
+  <w:style w:type="table" w:styleId="1033">
     <w:name w:val="Bordered - Accent 1"/>
-    <w:basedOn w:val="1091"/>
+    <w:basedOn w:val="1099"/>
     <w:uiPriority w:val="99"/>
     <w:pPr>
       <w:pBdr/>
@@ -34714,9 +34268,9 @@
       </w:tcPr>
     </w:tblStylePr>
   </w:style>
-  <w:style w:type="table" w:styleId="1026">
+  <w:style w:type="table" w:styleId="1034">
     <w:name w:val="Bordered - Accent 2"/>
-    <w:basedOn w:val="1091"/>
+    <w:basedOn w:val="1099"/>
     <w:uiPriority w:val="99"/>
     <w:pPr>
       <w:pBdr/>
@@ -34945,9 +34499,9 @@
       </w:tcPr>
     </w:tblStylePr>
   </w:style>
-  <w:style w:type="table" w:styleId="1027">
+  <w:style w:type="table" w:styleId="1035">
     <w:name w:val="Bordered - Accent 3"/>
-    <w:basedOn w:val="1091"/>
+    <w:basedOn w:val="1099"/>
     <w:uiPriority w:val="99"/>
     <w:pPr>
       <w:pBdr/>
@@ -35176,9 +34730,9 @@
       </w:tcPr>
     </w:tblStylePr>
   </w:style>
-  <w:style w:type="table" w:styleId="1028">
+  <w:style w:type="table" w:styleId="1036">
     <w:name w:val="Bordered - Accent 4"/>
-    <w:basedOn w:val="1091"/>
+    <w:basedOn w:val="1099"/>
     <w:uiPriority w:val="99"/>
     <w:pPr>
       <w:pBdr/>
@@ -35407,9 +34961,9 @@
       </w:tcPr>
     </w:tblStylePr>
   </w:style>
-  <w:style w:type="table" w:styleId="1029">
+  <w:style w:type="table" w:styleId="1037">
     <w:name w:val="Bordered - Accent 5"/>
-    <w:basedOn w:val="1091"/>
+    <w:basedOn w:val="1099"/>
     <w:uiPriority w:val="99"/>
     <w:pPr>
       <w:pBdr/>
@@ -35638,9 +35192,9 @@
       </w:tcPr>
     </w:tblStylePr>
   </w:style>
-  <w:style w:type="table" w:styleId="1030">
+  <w:style w:type="table" w:styleId="1038">
     <w:name w:val="Bordered - Accent 6"/>
-    <w:basedOn w:val="1091"/>
+    <w:basedOn w:val="1099"/>
     <w:uiPriority w:val="99"/>
     <w:pPr>
       <w:pBdr/>
@@ -35869,11 +35423,11 @@
       </w:tcPr>
     </w:tblStylePr>
   </w:style>
-  <w:style w:type="paragraph" w:styleId="1031">
+  <w:style w:type="paragraph" w:styleId="1039">
     <w:name w:val="Heading 1"/>
-    <w:basedOn w:val="1090"/>
-    <w:next w:val="1090"/>
-    <w:link w:val="1041"/>
+    <w:basedOn w:val="1098"/>
+    <w:next w:val="1098"/>
+    <w:link w:val="1049"/>
     <w:uiPriority w:val="9"/>
     <w:qFormat/>
     <w:pPr>
@@ -35891,11 +35445,11 @@
       <w:szCs w:val="40"/>
     </w:rPr>
   </w:style>
-  <w:style w:type="paragraph" w:styleId="1032">
+  <w:style w:type="paragraph" w:styleId="1040">
     <w:name w:val="Heading 2"/>
-    <w:basedOn w:val="1090"/>
-    <w:next w:val="1090"/>
-    <w:link w:val="1042"/>
+    <w:basedOn w:val="1098"/>
+    <w:next w:val="1098"/>
+    <w:link w:val="1050"/>
     <w:uiPriority w:val="9"/>
     <w:unhideWhenUsed/>
     <w:qFormat/>
@@ -35914,11 +35468,11 @@
       <w:szCs w:val="32"/>
     </w:rPr>
   </w:style>
-  <w:style w:type="paragraph" w:styleId="1033">
+  <w:style w:type="paragraph" w:styleId="1041">
     <w:name w:val="Heading 3"/>
-    <w:basedOn w:val="1090"/>
-    <w:next w:val="1090"/>
-    <w:link w:val="1043"/>
+    <w:basedOn w:val="1098"/>
+    <w:next w:val="1098"/>
+    <w:link w:val="1051"/>
     <w:uiPriority w:val="9"/>
     <w:unhideWhenUsed/>
     <w:qFormat/>
@@ -35937,11 +35491,11 @@
       <w:szCs w:val="28"/>
     </w:rPr>
   </w:style>
-  <w:style w:type="paragraph" w:styleId="1034">
+  <w:style w:type="paragraph" w:styleId="1042">
     <w:name w:val="Heading 4"/>
-    <w:basedOn w:val="1090"/>
-    <w:next w:val="1090"/>
-    <w:link w:val="1044"/>
+    <w:basedOn w:val="1098"/>
+    <w:next w:val="1098"/>
+    <w:link w:val="1052"/>
     <w:uiPriority w:val="9"/>
     <w:unhideWhenUsed/>
     <w:qFormat/>
@@ -35960,11 +35514,11 @@
       <w:color w:val="0f4761" w:themeColor="accent1" w:themeShade="BF"/>
     </w:rPr>
   </w:style>
-  <w:style w:type="paragraph" w:styleId="1035">
+  <w:style w:type="paragraph" w:styleId="1043">
     <w:name w:val="Heading 5"/>
-    <w:basedOn w:val="1090"/>
-    <w:next w:val="1090"/>
-    <w:link w:val="1045"/>
+    <w:basedOn w:val="1098"/>
+    <w:next w:val="1098"/>
+    <w:link w:val="1053"/>
     <w:uiPriority w:val="9"/>
     <w:unhideWhenUsed/>
     <w:qFormat/>
@@ -35981,11 +35535,11 @@
       <w:color w:val="0f4761" w:themeColor="accent1" w:themeShade="BF"/>
     </w:rPr>
   </w:style>
-  <w:style w:type="paragraph" w:styleId="1036">
+  <w:style w:type="paragraph" w:styleId="1044">
     <w:name w:val="Heading 6"/>
-    <w:basedOn w:val="1090"/>
-    <w:next w:val="1090"/>
-    <w:link w:val="1046"/>
+    <w:basedOn w:val="1098"/>
+    <w:next w:val="1098"/>
+    <w:link w:val="1054"/>
     <w:uiPriority w:val="9"/>
     <w:unhideWhenUsed/>
     <w:qFormat/>
@@ -36004,11 +35558,11 @@
       <w:color w:val="595959" w:themeColor="text1" w:themeTint="A6"/>
     </w:rPr>
   </w:style>
-  <w:style w:type="paragraph" w:styleId="1037">
+  <w:style w:type="paragraph" w:styleId="1045">
     <w:name w:val="Heading 7"/>
-    <w:basedOn w:val="1090"/>
-    <w:next w:val="1090"/>
-    <w:link w:val="1047"/>
+    <w:basedOn w:val="1098"/>
+    <w:next w:val="1098"/>
+    <w:link w:val="1055"/>
     <w:uiPriority w:val="9"/>
     <w:unhideWhenUsed/>
     <w:qFormat/>
@@ -36025,11 +35579,11 @@
       <w:color w:val="595959" w:themeColor="text1" w:themeTint="A6"/>
     </w:rPr>
   </w:style>
-  <w:style w:type="paragraph" w:styleId="1038">
+  <w:style w:type="paragraph" w:styleId="1046">
     <w:name w:val="Heading 8"/>
-    <w:basedOn w:val="1090"/>
-    <w:next w:val="1090"/>
-    <w:link w:val="1048"/>
+    <w:basedOn w:val="1098"/>
+    <w:next w:val="1098"/>
+    <w:link w:val="1056"/>
     <w:uiPriority w:val="9"/>
     <w:unhideWhenUsed/>
     <w:qFormat/>
@@ -36048,11 +35602,11 @@
       <w:color w:val="272727" w:themeColor="text1" w:themeTint="D8"/>
     </w:rPr>
   </w:style>
-  <w:style w:type="paragraph" w:styleId="1039">
+  <w:style w:type="paragraph" w:styleId="1047">
     <w:name w:val="Heading 9"/>
-    <w:basedOn w:val="1090"/>
-    <w:next w:val="1090"/>
-    <w:link w:val="1049"/>
+    <w:basedOn w:val="1098"/>
+    <w:next w:val="1098"/>
+    <w:link w:val="1057"/>
     <w:uiPriority w:val="9"/>
     <w:unhideWhenUsed/>
     <w:qFormat/>
@@ -36071,7 +35625,7 @@
       <w:color w:val="272727" w:themeColor="text1" w:themeTint="D8"/>
     </w:rPr>
   </w:style>
-  <w:style w:type="character" w:styleId="1040" w:default="1">
+  <w:style w:type="character" w:styleId="1048" w:default="1">
     <w:name w:val="Default Paragraph Font"/>
     <w:uiPriority w:val="1"/>
     <w:semiHidden/>
@@ -36082,10 +35636,10 @@
       <w:ind/>
     </w:pPr>
   </w:style>
-  <w:style w:type="character" w:styleId="1041">
+  <w:style w:type="character" w:styleId="1049">
     <w:name w:val="Heading 1 Char"/>
-    <w:basedOn w:val="1040"/>
-    <w:link w:val="1031"/>
+    <w:basedOn w:val="1048"/>
+    <w:link w:val="1039"/>
     <w:uiPriority w:val="9"/>
     <w:pPr>
       <w:pBdr/>
@@ -36099,10 +35653,10 @@
       <w:szCs w:val="40"/>
     </w:rPr>
   </w:style>
-  <w:style w:type="character" w:styleId="1042">
+  <w:style w:type="character" w:styleId="1050">
     <w:name w:val="Heading 2 Char"/>
-    <w:basedOn w:val="1040"/>
-    <w:link w:val="1032"/>
+    <w:basedOn w:val="1048"/>
+    <w:link w:val="1040"/>
     <w:uiPriority w:val="9"/>
     <w:pPr>
       <w:pBdr/>
@@ -36116,10 +35670,10 @@
       <w:szCs w:val="32"/>
     </w:rPr>
   </w:style>
-  <w:style w:type="character" w:styleId="1043">
+  <w:style w:type="character" w:styleId="1051">
     <w:name w:val="Heading 3 Char"/>
-    <w:basedOn w:val="1040"/>
-    <w:link w:val="1033"/>
+    <w:basedOn w:val="1048"/>
+    <w:link w:val="1041"/>
     <w:uiPriority w:val="9"/>
     <w:pPr>
       <w:pBdr/>
@@ -36133,10 +35687,10 @@
       <w:szCs w:val="28"/>
     </w:rPr>
   </w:style>
-  <w:style w:type="character" w:styleId="1044">
+  <w:style w:type="character" w:styleId="1052">
     <w:name w:val="Heading 4 Char"/>
-    <w:basedOn w:val="1040"/>
-    <w:link w:val="1034"/>
+    <w:basedOn w:val="1048"/>
+    <w:link w:val="1042"/>
     <w:uiPriority w:val="9"/>
     <w:pPr>
       <w:pBdr/>
@@ -36150,10 +35704,10 @@
       <w:color w:val="0f4761" w:themeColor="accent1" w:themeShade="BF"/>
     </w:rPr>
   </w:style>
-  <w:style w:type="character" w:styleId="1045">
+  <w:style w:type="character" w:styleId="1053">
     <w:name w:val="Heading 5 Char"/>
-    <w:basedOn w:val="1040"/>
-    <w:link w:val="1035"/>
+    <w:basedOn w:val="1048"/>
+    <w:link w:val="1043"/>
     <w:uiPriority w:val="9"/>
     <w:pPr>
       <w:pBdr/>
@@ -36165,10 +35719,10 @@
       <w:color w:val="0f4761" w:themeColor="accent1" w:themeShade="BF"/>
     </w:rPr>
   </w:style>
-  <w:style w:type="character" w:styleId="1046">
+  <w:style w:type="character" w:styleId="1054">
     <w:name w:val="Heading 6 Char"/>
-    <w:basedOn w:val="1040"/>
-    <w:link w:val="1036"/>
+    <w:basedOn w:val="1048"/>
+    <w:link w:val="1044"/>
     <w:uiPriority w:val="9"/>
     <w:pPr>
       <w:pBdr/>
@@ -36182,10 +35736,10 @@
       <w:color w:val="595959" w:themeColor="text1" w:themeTint="A6"/>
     </w:rPr>
   </w:style>
-  <w:style w:type="character" w:styleId="1047">
+  <w:style w:type="character" w:styleId="1055">
     <w:name w:val="Heading 7 Char"/>
-    <w:basedOn w:val="1040"/>
-    <w:link w:val="1037"/>
+    <w:basedOn w:val="1048"/>
+    <w:link w:val="1045"/>
     <w:uiPriority w:val="9"/>
     <w:pPr>
       <w:pBdr/>
@@ -36197,10 +35751,10 @@
       <w:color w:val="595959" w:themeColor="text1" w:themeTint="A6"/>
     </w:rPr>
   </w:style>
-  <w:style w:type="character" w:styleId="1048">
+  <w:style w:type="character" w:styleId="1056">
     <w:name w:val="Heading 8 Char"/>
-    <w:basedOn w:val="1040"/>
-    <w:link w:val="1038"/>
+    <w:basedOn w:val="1048"/>
+    <w:link w:val="1046"/>
     <w:uiPriority w:val="9"/>
     <w:pPr>
       <w:pBdr/>
@@ -36214,10 +35768,10 @@
       <w:color w:val="272727" w:themeColor="text1" w:themeTint="D8"/>
     </w:rPr>
   </w:style>
-  <w:style w:type="character" w:styleId="1049">
+  <w:style w:type="character" w:styleId="1057">
     <w:name w:val="Heading 9 Char"/>
-    <w:basedOn w:val="1040"/>
-    <w:link w:val="1039"/>
+    <w:basedOn w:val="1048"/>
+    <w:link w:val="1047"/>
     <w:uiPriority w:val="9"/>
     <w:pPr>
       <w:pBdr/>
@@ -36231,11 +35785,11 @@
       <w:color w:val="272727" w:themeColor="text1" w:themeTint="D8"/>
     </w:rPr>
   </w:style>
-  <w:style w:type="paragraph" w:styleId="1050">
+  <w:style w:type="paragraph" w:styleId="1058">
     <w:name w:val="Title"/>
-    <w:basedOn w:val="1090"/>
-    <w:next w:val="1090"/>
-    <w:link w:val="1051"/>
+    <w:basedOn w:val="1098"/>
+    <w:next w:val="1098"/>
+    <w:link w:val="1059"/>
     <w:uiPriority w:val="10"/>
     <w:qFormat/>
     <w:pPr>
@@ -36251,10 +35805,10 @@
       <w:szCs w:val="56"/>
     </w:rPr>
   </w:style>
-  <w:style w:type="character" w:styleId="1051">
+  <w:style w:type="character" w:styleId="1059">
     <w:name w:val="Title Char"/>
-    <w:basedOn w:val="1040"/>
-    <w:link w:val="1050"/>
+    <w:basedOn w:val="1048"/>
+    <w:link w:val="1058"/>
     <w:uiPriority w:val="10"/>
     <w:pPr>
       <w:pBdr/>
@@ -36268,11 +35822,11 @@
       <w:szCs w:val="56"/>
     </w:rPr>
   </w:style>
-  <w:style w:type="paragraph" w:styleId="1052">
+  <w:style w:type="paragraph" w:styleId="1060">
     <w:name w:val="Subtitle"/>
-    <w:basedOn w:val="1090"/>
-    <w:next w:val="1090"/>
-    <w:link w:val="1053"/>
+    <w:basedOn w:val="1098"/>
+    <w:next w:val="1098"/>
+    <w:link w:val="1061"/>
     <w:uiPriority w:val="11"/>
     <w:qFormat/>
     <w:pPr>
@@ -36290,10 +35844,10 @@
       <w:szCs w:val="28"/>
     </w:rPr>
   </w:style>
-  <w:style w:type="character" w:styleId="1053">
+  <w:style w:type="character" w:styleId="1061">
     <w:name w:val="Subtitle Char"/>
-    <w:basedOn w:val="1040"/>
-    <w:link w:val="1052"/>
+    <w:basedOn w:val="1048"/>
+    <w:link w:val="1060"/>
     <w:uiPriority w:val="11"/>
     <w:pPr>
       <w:pBdr/>
@@ -36307,11 +35861,11 @@
       <w:szCs w:val="28"/>
     </w:rPr>
   </w:style>
-  <w:style w:type="paragraph" w:styleId="1054">
+  <w:style w:type="paragraph" w:styleId="1062">
     <w:name w:val="Quote"/>
-    <w:basedOn w:val="1090"/>
-    <w:next w:val="1090"/>
-    <w:link w:val="1055"/>
+    <w:basedOn w:val="1098"/>
+    <w:next w:val="1098"/>
+    <w:link w:val="1063"/>
     <w:uiPriority w:val="29"/>
     <w:qFormat/>
     <w:pPr>
@@ -36326,10 +35880,10 @@
       <w:color w:val="404040" w:themeColor="text1" w:themeTint="BF"/>
     </w:rPr>
   </w:style>
-  <w:style w:type="character" w:styleId="1055">
+  <w:style w:type="character" w:styleId="1063">
     <w:name w:val="Quote Char"/>
-    <w:basedOn w:val="1040"/>
-    <w:link w:val="1054"/>
+    <w:basedOn w:val="1048"/>
+    <w:link w:val="1062"/>
     <w:uiPriority w:val="29"/>
     <w:pPr>
       <w:pBdr/>
@@ -36342,9 +35896,9 @@
       <w:color w:val="404040" w:themeColor="text1" w:themeTint="BF"/>
     </w:rPr>
   </w:style>
-  <w:style w:type="character" w:styleId="1056">
+  <w:style w:type="character" w:styleId="1064">
     <w:name w:val="Intense Emphasis"/>
-    <w:basedOn w:val="1040"/>
+    <w:basedOn w:val="1048"/>
     <w:uiPriority w:val="21"/>
     <w:qFormat/>
     <w:pPr>
@@ -36358,11 +35912,11 @@
       <w:color w:val="0f4761" w:themeColor="accent1" w:themeShade="BF"/>
     </w:rPr>
   </w:style>
-  <w:style w:type="paragraph" w:styleId="1057">
+  <w:style w:type="paragraph" w:styleId="1065">
     <w:name w:val="Intense Quote"/>
-    <w:basedOn w:val="1090"/>
-    <w:next w:val="1090"/>
-    <w:link w:val="1058"/>
+    <w:basedOn w:val="1098"/>
+    <w:next w:val="1098"/>
+    <w:link w:val="1066"/>
     <w:uiPriority w:val="30"/>
     <w:qFormat/>
     <w:pPr>
@@ -36380,10 +35934,10 @@
       <w:color w:val="0f4761" w:themeColor="accent1" w:themeShade="BF"/>
     </w:rPr>
   </w:style>
-  <w:style w:type="character" w:styleId="1058">
+  <w:style w:type="character" w:styleId="1066">
     <w:name w:val="Intense Quote Char"/>
-    <w:basedOn w:val="1040"/>
-    <w:link w:val="1057"/>
+    <w:basedOn w:val="1048"/>
+    <w:link w:val="1065"/>
     <w:uiPriority w:val="30"/>
     <w:pPr>
       <w:pBdr/>
@@ -36396,9 +35950,9 @@
       <w:color w:val="0f4761" w:themeColor="accent1" w:themeShade="BF"/>
     </w:rPr>
   </w:style>
-  <w:style w:type="character" w:styleId="1059">
+  <w:style w:type="character" w:styleId="1067">
     <w:name w:val="Intense Reference"/>
-    <w:basedOn w:val="1040"/>
+    <w:basedOn w:val="1048"/>
     <w:uiPriority w:val="32"/>
     <w:qFormat/>
     <w:pPr>
@@ -36414,9 +35968,9 @@
       <w:spacing w:val="5"/>
     </w:rPr>
   </w:style>
-  <w:style w:type="character" w:styleId="1060">
+  <w:style w:type="character" w:styleId="1068">
     <w:name w:val="Subtle Emphasis"/>
-    <w:basedOn w:val="1040"/>
+    <w:basedOn w:val="1048"/>
     <w:uiPriority w:val="19"/>
     <w:qFormat/>
     <w:pPr>
@@ -36430,9 +35984,9 @@
       <w:color w:val="404040" w:themeColor="text1" w:themeTint="BF"/>
     </w:rPr>
   </w:style>
-  <w:style w:type="character" w:styleId="1061">
+  <w:style w:type="character" w:styleId="1069">
     <w:name w:val="Emphasis"/>
-    <w:basedOn w:val="1040"/>
+    <w:basedOn w:val="1048"/>
     <w:uiPriority w:val="20"/>
     <w:qFormat/>
     <w:pPr>
@@ -36445,9 +35999,9 @@
       <w:iCs/>
     </w:rPr>
   </w:style>
-  <w:style w:type="character" w:styleId="1062">
+  <w:style w:type="character" w:styleId="1070">
     <w:name w:val="Strong"/>
-    <w:basedOn w:val="1040"/>
+    <w:basedOn w:val="1048"/>
     <w:uiPriority w:val="22"/>
     <w:qFormat/>
     <w:pPr>
@@ -36460,9 +36014,9 @@
       <w:bCs/>
     </w:rPr>
   </w:style>
-  <w:style w:type="character" w:styleId="1063">
+  <w:style w:type="character" w:styleId="1071">
     <w:name w:val="Subtle Reference"/>
-    <w:basedOn w:val="1040"/>
+    <w:basedOn w:val="1048"/>
     <w:uiPriority w:val="31"/>
     <w:qFormat/>
     <w:pPr>
@@ -36475,9 +36029,9 @@
       <w:color w:val="5a5a5a" w:themeColor="text1" w:themeTint="A5"/>
     </w:rPr>
   </w:style>
-  <w:style w:type="character" w:styleId="1064">
+  <w:style w:type="character" w:styleId="1072">
     <w:name w:val="Book Title"/>
-    <w:basedOn w:val="1040"/>
+    <w:basedOn w:val="1048"/>
     <w:uiPriority w:val="33"/>
     <w:qFormat/>
     <w:pPr>
@@ -36493,10 +36047,10 @@
       <w:spacing w:val="5"/>
     </w:rPr>
   </w:style>
-  <w:style w:type="paragraph" w:styleId="1065">
+  <w:style w:type="paragraph" w:styleId="1073">
     <w:name w:val="Header"/>
-    <w:basedOn w:val="1090"/>
-    <w:link w:val="1066"/>
+    <w:basedOn w:val="1098"/>
+    <w:link w:val="1074"/>
     <w:uiPriority w:val="99"/>
     <w:unhideWhenUsed/>
     <w:pPr>
@@ -36509,10 +36063,10 @@
       <w:ind/>
     </w:pPr>
   </w:style>
-  <w:style w:type="character" w:styleId="1066">
+  <w:style w:type="character" w:styleId="1074">
     <w:name w:val="Header Char"/>
-    <w:basedOn w:val="1040"/>
-    <w:link w:val="1065"/>
+    <w:basedOn w:val="1048"/>
+    <w:link w:val="1073"/>
     <w:uiPriority w:val="99"/>
     <w:pPr>
       <w:pBdr/>
@@ -36520,10 +36074,10 @@
       <w:ind/>
     </w:pPr>
   </w:style>
-  <w:style w:type="paragraph" w:styleId="1067">
+  <w:style w:type="paragraph" w:styleId="1075">
     <w:name w:val="Footer"/>
-    <w:basedOn w:val="1090"/>
-    <w:link w:val="1068"/>
+    <w:basedOn w:val="1098"/>
+    <w:link w:val="1076"/>
     <w:uiPriority w:val="99"/>
     <w:unhideWhenUsed/>
     <w:pPr>
@@ -36536,10 +36090,10 @@
       <w:ind/>
     </w:pPr>
   </w:style>
-  <w:style w:type="character" w:styleId="1068">
+  <w:style w:type="character" w:styleId="1076">
     <w:name w:val="Footer Char"/>
-    <w:basedOn w:val="1040"/>
-    <w:link w:val="1067"/>
+    <w:basedOn w:val="1048"/>
+    <w:link w:val="1075"/>
     <w:uiPriority w:val="99"/>
     <w:pPr>
       <w:pBdr/>
@@ -36547,10 +36101,10 @@
       <w:ind/>
     </w:pPr>
   </w:style>
-  <w:style w:type="paragraph" w:styleId="1069">
+  <w:style w:type="paragraph" w:styleId="1077">
     <w:name w:val="Caption"/>
-    <w:basedOn w:val="1090"/>
-    <w:next w:val="1090"/>
+    <w:basedOn w:val="1098"/>
+    <w:next w:val="1098"/>
     <w:uiPriority w:val="35"/>
     <w:unhideWhenUsed/>
     <w:qFormat/>
@@ -36567,10 +36121,10 @@
       <w:szCs w:val="18"/>
     </w:rPr>
   </w:style>
-  <w:style w:type="paragraph" w:styleId="1070">
+  <w:style w:type="paragraph" w:styleId="1078">
     <w:name w:val="footnote text"/>
-    <w:basedOn w:val="1090"/>
-    <w:link w:val="1071"/>
+    <w:basedOn w:val="1098"/>
+    <w:link w:val="1079"/>
     <w:uiPriority w:val="99"/>
     <w:semiHidden/>
     <w:unhideWhenUsed/>
@@ -36584,10 +36138,10 @@
       <w:szCs w:val="20"/>
     </w:rPr>
   </w:style>
-  <w:style w:type="character" w:styleId="1071">
+  <w:style w:type="character" w:styleId="1079">
     <w:name w:val="Footnote Text Char"/>
-    <w:basedOn w:val="1040"/>
-    <w:link w:val="1070"/>
+    <w:basedOn w:val="1048"/>
+    <w:link w:val="1078"/>
     <w:uiPriority w:val="99"/>
     <w:semiHidden/>
     <w:pPr>
@@ -36600,9 +36154,9 @@
       <w:szCs w:val="20"/>
     </w:rPr>
   </w:style>
-  <w:style w:type="character" w:styleId="1072">
+  <w:style w:type="character" w:styleId="1080">
     <w:name w:val="footnote reference"/>
-    <w:basedOn w:val="1040"/>
+    <w:basedOn w:val="1048"/>
     <w:uiPriority w:val="99"/>
     <w:semiHidden/>
     <w:unhideWhenUsed/>
@@ -36615,10 +36169,10 @@
       <w:vertAlign w:val="superscript"/>
     </w:rPr>
   </w:style>
-  <w:style w:type="paragraph" w:styleId="1073">
+  <w:style w:type="paragraph" w:styleId="1081">
     <w:name w:val="endnote text"/>
-    <w:basedOn w:val="1090"/>
-    <w:link w:val="1074"/>
+    <w:basedOn w:val="1098"/>
+    <w:link w:val="1082"/>
     <w:uiPriority w:val="99"/>
     <w:semiHidden/>
     <w:unhideWhenUsed/>
@@ -36632,10 +36186,10 @@
       <w:szCs w:val="20"/>
     </w:rPr>
   </w:style>
-  <w:style w:type="character" w:styleId="1074">
+  <w:style w:type="character" w:styleId="1082">
     <w:name w:val="Endnote Text Char"/>
-    <w:basedOn w:val="1040"/>
-    <w:link w:val="1073"/>
+    <w:basedOn w:val="1048"/>
+    <w:link w:val="1081"/>
     <w:uiPriority w:val="99"/>
     <w:semiHidden/>
     <w:pPr>
@@ -36648,9 +36202,9 @@
       <w:szCs w:val="20"/>
     </w:rPr>
   </w:style>
-  <w:style w:type="character" w:styleId="1075">
+  <w:style w:type="character" w:styleId="1083">
     <w:name w:val="endnote reference"/>
-    <w:basedOn w:val="1040"/>
+    <w:basedOn w:val="1048"/>
     <w:uiPriority w:val="99"/>
     <w:semiHidden/>
     <w:unhideWhenUsed/>
@@ -36663,9 +36217,9 @@
       <w:vertAlign w:val="superscript"/>
     </w:rPr>
   </w:style>
-  <w:style w:type="character" w:styleId="1076">
+  <w:style w:type="character" w:styleId="1084">
     <w:name w:val="Hyperlink"/>
-    <w:basedOn w:val="1040"/>
+    <w:basedOn w:val="1048"/>
     <w:uiPriority w:val="99"/>
     <w:unhideWhenUsed/>
     <w:pPr>
@@ -36678,9 +36232,9 @@
       <w:u w:val="single"/>
     </w:rPr>
   </w:style>
-  <w:style w:type="character" w:styleId="1077">
+  <w:style w:type="character" w:styleId="1085">
     <w:name w:val="FollowedHyperlink"/>
-    <w:basedOn w:val="1040"/>
+    <w:basedOn w:val="1048"/>
     <w:uiPriority w:val="99"/>
     <w:semiHidden/>
     <w:unhideWhenUsed/>
@@ -36694,10 +36248,10 @@
       <w:u w:val="single"/>
     </w:rPr>
   </w:style>
-  <w:style w:type="paragraph" w:styleId="1078">
+  <w:style w:type="paragraph" w:styleId="1086">
     <w:name w:val="toc 1"/>
-    <w:basedOn w:val="1090"/>
-    <w:next w:val="1090"/>
+    <w:basedOn w:val="1098"/>
+    <w:next w:val="1098"/>
     <w:uiPriority w:val="39"/>
     <w:unhideWhenUsed/>
     <w:pPr>
@@ -36706,10 +36260,10 @@
       <w:ind/>
     </w:pPr>
   </w:style>
-  <w:style w:type="paragraph" w:styleId="1079">
+  <w:style w:type="paragraph" w:styleId="1087">
     <w:name w:val="toc 2"/>
-    <w:basedOn w:val="1090"/>
-    <w:next w:val="1090"/>
+    <w:basedOn w:val="1098"/>
+    <w:next w:val="1098"/>
     <w:uiPriority w:val="39"/>
     <w:unhideWhenUsed/>
     <w:pPr>
@@ -36718,10 +36272,10 @@
       <w:ind w:left="220"/>
     </w:pPr>
   </w:style>
-  <w:style w:type="paragraph" w:styleId="1080">
+  <w:style w:type="paragraph" w:styleId="1088">
     <w:name w:val="toc 3"/>
-    <w:basedOn w:val="1090"/>
-    <w:next w:val="1090"/>
+    <w:basedOn w:val="1098"/>
+    <w:next w:val="1098"/>
     <w:uiPriority w:val="39"/>
     <w:unhideWhenUsed/>
     <w:pPr>
@@ -36730,10 +36284,10 @@
       <w:ind w:left="440"/>
     </w:pPr>
   </w:style>
-  <w:style w:type="paragraph" w:styleId="1081">
+  <w:style w:type="paragraph" w:styleId="1089">
     <w:name w:val="toc 4"/>
-    <w:basedOn w:val="1090"/>
-    <w:next w:val="1090"/>
+    <w:basedOn w:val="1098"/>
+    <w:next w:val="1098"/>
     <w:uiPriority w:val="39"/>
     <w:unhideWhenUsed/>
     <w:pPr>
@@ -36742,10 +36296,10 @@
       <w:ind w:left="660"/>
     </w:pPr>
   </w:style>
-  <w:style w:type="paragraph" w:styleId="1082">
+  <w:style w:type="paragraph" w:styleId="1090">
     <w:name w:val="toc 5"/>
-    <w:basedOn w:val="1090"/>
-    <w:next w:val="1090"/>
+    <w:basedOn w:val="1098"/>
+    <w:next w:val="1098"/>
     <w:uiPriority w:val="39"/>
     <w:unhideWhenUsed/>
     <w:pPr>
@@ -36754,10 +36308,10 @@
       <w:ind w:left="880"/>
     </w:pPr>
   </w:style>
-  <w:style w:type="paragraph" w:styleId="1083">
+  <w:style w:type="paragraph" w:styleId="1091">
     <w:name w:val="toc 6"/>
-    <w:basedOn w:val="1090"/>
-    <w:next w:val="1090"/>
+    <w:basedOn w:val="1098"/>
+    <w:next w:val="1098"/>
     <w:uiPriority w:val="39"/>
     <w:unhideWhenUsed/>
     <w:pPr>
@@ -36766,10 +36320,10 @@
       <w:ind w:left="1100"/>
     </w:pPr>
   </w:style>
-  <w:style w:type="paragraph" w:styleId="1084">
+  <w:style w:type="paragraph" w:styleId="1092">
     <w:name w:val="toc 7"/>
-    <w:basedOn w:val="1090"/>
-    <w:next w:val="1090"/>
+    <w:basedOn w:val="1098"/>
+    <w:next w:val="1098"/>
     <w:uiPriority w:val="39"/>
     <w:unhideWhenUsed/>
     <w:pPr>
@@ -36778,10 +36332,10 @@
       <w:ind w:left="1320"/>
     </w:pPr>
   </w:style>
-  <w:style w:type="paragraph" w:styleId="1085">
+  <w:style w:type="paragraph" w:styleId="1093">
     <w:name w:val="toc 8"/>
-    <w:basedOn w:val="1090"/>
-    <w:next w:val="1090"/>
+    <w:basedOn w:val="1098"/>
+    <w:next w:val="1098"/>
     <w:uiPriority w:val="39"/>
     <w:unhideWhenUsed/>
     <w:pPr>
@@ -36790,10 +36344,10 @@
       <w:ind w:left="1540"/>
     </w:pPr>
   </w:style>
-  <w:style w:type="paragraph" w:styleId="1086">
+  <w:style w:type="paragraph" w:styleId="1094">
     <w:name w:val="toc 9"/>
-    <w:basedOn w:val="1090"/>
-    <w:next w:val="1090"/>
+    <w:basedOn w:val="1098"/>
+    <w:next w:val="1098"/>
     <w:uiPriority w:val="39"/>
     <w:unhideWhenUsed/>
     <w:pPr>
@@ -36802,9 +36356,9 @@
       <w:ind w:left="1760"/>
     </w:pPr>
   </w:style>
-  <w:style w:type="character" w:styleId="1087">
+  <w:style w:type="character" w:styleId="1095">
     <w:name w:val="Placeholder Text"/>
-    <w:basedOn w:val="1040"/>
+    <w:basedOn w:val="1048"/>
     <w:uiPriority w:val="99"/>
     <w:semiHidden/>
     <w:pPr>
@@ -36816,7 +36370,7 @@
       <w:color w:val="666666"/>
     </w:rPr>
   </w:style>
-  <w:style w:type="paragraph" w:styleId="1088">
+  <w:style w:type="paragraph" w:styleId="1096">
     <w:name w:val="TOC Heading"/>
     <w:uiPriority w:val="39"/>
     <w:unhideWhenUsed/>
@@ -36826,10 +36380,10 @@
       <w:ind/>
     </w:pPr>
   </w:style>
-  <w:style w:type="paragraph" w:styleId="1089">
+  <w:style w:type="paragraph" w:styleId="1097">
     <w:name w:val="table of figures"/>
-    <w:basedOn w:val="1090"/>
-    <w:next w:val="1090"/>
+    <w:basedOn w:val="1098"/>
+    <w:next w:val="1098"/>
     <w:uiPriority w:val="99"/>
     <w:unhideWhenUsed/>
     <w:pPr>
@@ -36838,7 +36392,7 @@
       <w:ind/>
     </w:pPr>
   </w:style>
-  <w:style w:type="paragraph" w:styleId="1090" w:default="1">
+  <w:style w:type="paragraph" w:styleId="1098" w:default="1">
     <w:name w:val="Normal"/>
     <w:qFormat/>
     <w:pPr>
@@ -36847,7 +36401,7 @@
       <w:ind/>
     </w:pPr>
   </w:style>
-  <w:style w:type="table" w:styleId="1091" w:default="1">
+  <w:style w:type="table" w:styleId="1099" w:default="1">
     <w:name w:val="Normal Table"/>
     <w:uiPriority w:val="99"/>
     <w:semiHidden/>
@@ -37040,7 +36594,7 @@
       </w:tcPr>
     </w:tblStylePr>
   </w:style>
-  <w:style w:type="numbering" w:styleId="1092" w:default="1">
+  <w:style w:type="numbering" w:styleId="1100" w:default="1">
     <w:name w:val="No List"/>
     <w:uiPriority w:val="99"/>
     <w:semiHidden/>
@@ -37051,9 +36605,9 @@
       <w:ind/>
     </w:pPr>
   </w:style>
-  <w:style w:type="paragraph" w:styleId="1093">
+  <w:style w:type="paragraph" w:styleId="1101">
     <w:name w:val="No Spacing"/>
-    <w:basedOn w:val="1090"/>
+    <w:basedOn w:val="1098"/>
     <w:uiPriority w:val="1"/>
     <w:qFormat/>
     <w:pPr>
@@ -37062,9 +36616,9 @@
       <w:ind/>
     </w:pPr>
   </w:style>
-  <w:style w:type="paragraph" w:styleId="1094">
+  <w:style w:type="paragraph" w:styleId="1102">
     <w:name w:val="List Paragraph"/>
-    <w:basedOn w:val="1090"/>
+    <w:basedOn w:val="1098"/>
     <w:uiPriority w:val="34"/>
     <w:qFormat/>
     <w:pPr>
